--- a/app/templates/anexo1_template.docx
+++ b/app/templates/anexo1_template.docx
@@ -1,6 +1,6 @@
 
 <file path=word/document.xml><?xml version="1.0" encoding="utf-8"?>
-<w:document xmlns:o="urn:schemas-microsoft-com:office:office" xmlns:r="http://schemas.openxmlformats.org/officeDocument/2006/relationships" xmlns:v="urn:schemas-microsoft-com:vml" xmlns:w="http://schemas.openxmlformats.org/wordprocessingml/2006/main" xmlns:w10="urn:schemas-microsoft-com:office:word" xmlns:wp="http://schemas.openxmlformats.org/drawingml/2006/wordprocessingDrawing" xmlns:pic="http://schemas.openxmlformats.org/drawingml/2006/picture" xmlns:wps="http://schemas.microsoft.com/office/word/2010/wordprocessingShape" xmlns:wpg="http://schemas.microsoft.com/office/word/2010/wordprocessingGroup" xmlns:mc="http://schemas.openxmlformats.org/markup-compatibility/2006" xmlns:wp14="http://schemas.microsoft.com/office/word/2010/wordprocessingDrawing" xmlns:w14="http://schemas.microsoft.com/office/word/2010/wordml" xmlns:w15="http://schemas.microsoft.com/office/word/2012/wordml" mc:Ignorable="w14 wp14 w15">
+<w:document xmlns:wpc="http://schemas.microsoft.com/office/word/2010/wordprocessingCanvas" xmlns:cx="http://schemas.microsoft.com/office/drawing/2014/chartex" xmlns:cx1="http://schemas.microsoft.com/office/drawing/2015/9/8/chartex" xmlns:cx2="http://schemas.microsoft.com/office/drawing/2015/10/21/chartex" xmlns:cx3="http://schemas.microsoft.com/office/drawing/2016/5/9/chartex" xmlns:cx4="http://schemas.microsoft.com/office/drawing/2016/5/10/chartex" xmlns:cx5="http://schemas.microsoft.com/office/drawing/2016/5/11/chartex" xmlns:cx6="http://schemas.microsoft.com/office/drawing/2016/5/12/chartex" xmlns:cx7="http://schemas.microsoft.com/office/drawing/2016/5/13/chartex" xmlns:cx8="http://schemas.microsoft.com/office/drawing/2016/5/14/chartex" xmlns:mc="http://schemas.openxmlformats.org/markup-compatibility/2006" xmlns:aink="http://schemas.microsoft.com/office/drawing/2016/ink" xmlns:am3d="http://schemas.microsoft.com/office/drawing/2017/model3d" xmlns:o="urn:schemas-microsoft-com:office:office" xmlns:oel="http://schemas.microsoft.com/office/2019/extlst" xmlns:r="http://schemas.openxmlformats.org/officeDocument/2006/relationships" xmlns:m="http://schemas.openxmlformats.org/officeDocument/2006/math" xmlns:v="urn:schemas-microsoft-com:vml" xmlns:wp14="http://schemas.microsoft.com/office/word/2010/wordprocessingDrawing" xmlns:wp="http://schemas.openxmlformats.org/drawingml/2006/wordprocessingDrawing" xmlns:w10="urn:schemas-microsoft-com:office:word" xmlns:w="http://schemas.openxmlformats.org/wordprocessingml/2006/main" xmlns:w14="http://schemas.microsoft.com/office/word/2010/wordml" xmlns:w15="http://schemas.microsoft.com/office/word/2012/wordml" xmlns:w16cex="http://schemas.microsoft.com/office/word/2018/wordml/cex" xmlns:w16cid="http://schemas.microsoft.com/office/word/2016/wordml/cid" xmlns:w16="http://schemas.microsoft.com/office/word/2018/wordml" xmlns:w16du="http://schemas.microsoft.com/office/word/2023/wordml/word16du" xmlns:w16sdtdh="http://schemas.microsoft.com/office/word/2020/wordml/sdtdatahash" xmlns:w16sdtfl="http://schemas.microsoft.com/office/word/2024/wordml/sdtformatlock" xmlns:w16se="http://schemas.microsoft.com/office/word/2015/wordml/symex" xmlns:wpg="http://schemas.microsoft.com/office/word/2010/wordprocessingGroup" xmlns:wpi="http://schemas.microsoft.com/office/word/2010/wordprocessingInk" xmlns:wne="http://schemas.microsoft.com/office/word/2006/wordml" xmlns:wps="http://schemas.microsoft.com/office/word/2010/wordprocessingShape" mc:Ignorable="w14 w15 w16se w16cid w16 w16cex w16sdtdh w16sdtfl w16du wp14">
   <w:background w:color="FFFFFF"/>
   <w:body>
     <w:p>
@@ -8,70 +8,44 @@
         <w:pStyle w:val="Standard"/>
         <w:jc w:val="both"/>
         <w:rPr>
-          <w:rFonts w:ascii="Arial" w:hAnsi="Arial" w:eastAsia="Arial" w:cs="Arial"/>
+          <w:rFonts w:ascii="Arial" w:eastAsia="Arial" w:hAnsi="Arial" w:cs="Arial"/>
           <w:color w:val="000000"/>
         </w:rPr>
       </w:pPr>
       <w:r>
         <w:rPr>
-          <w:rFonts w:eastAsia="Arial" w:cs="Arial" w:ascii="Arial" w:hAnsi="Arial"/>
-          <w:color w:val="000000"/>
+          <w:noProof/>
         </w:rPr>
-        <w:drawing>
-          <wp:anchor behindDoc="0" distT="0" distB="0" distL="0" distR="0" simplePos="0" locked="0" layoutInCell="1" allowOverlap="1" relativeHeight="2">
-            <wp:simplePos x="0" y="0"/>
-            <wp:positionH relativeFrom="column">
-              <wp:posOffset>430530</wp:posOffset>
-            </wp:positionH>
-            <wp:positionV relativeFrom="paragraph">
-              <wp:posOffset>88265</wp:posOffset>
-            </wp:positionV>
-            <wp:extent cx="500380" cy="654050"/>
-            <wp:effectExtent l="0" t="0" r="0" b="0"/>
-            <wp:wrapNone/>
-            <wp:docPr id="1" name="Figura1"/>
-            <wp:cNvGraphicFramePr>
-              <a:graphicFrameLocks xmlns:a="http://schemas.openxmlformats.org/drawingml/2006/main" noChangeAspect="1"/>
-            </wp:cNvGraphicFramePr>
-            <a:graphic xmlns:a="http://schemas.openxmlformats.org/drawingml/2006/main">
-              <a:graphicData uri="http://schemas.openxmlformats.org/drawingml/2006/picture">
-                <pic:pic xmlns:pic="http://schemas.openxmlformats.org/drawingml/2006/picture">
-                  <pic:nvPicPr>
-                    <pic:cNvPr id="1" name="Figura1"/>
-                    <pic:cNvPicPr>
-                      <a:picLocks noChangeAspect="1" noChangeArrowheads="1"/>
-                    </pic:cNvPicPr>
-                  </pic:nvPicPr>
-                  <pic:blipFill>
-                    <a:blip r:embed="rId2"/>
-                    <a:stretch>
-                      <a:fillRect/>
-                    </a:stretch>
-                  </pic:blipFill>
-                  <pic:spPr bwMode="auto">
-                    <a:xfrm>
-                      <a:off x="0" y="0"/>
-                      <a:ext cx="500380" cy="654050"/>
-                    </a:xfrm>
-                    <a:prstGeom prst="rect">
-                      <a:avLst/>
-                    </a:prstGeom>
-                    <a:solidFill>
-                      <a:srgbClr val="ffffff"/>
-                    </a:solidFill>
-                  </pic:spPr>
-                </pic:pic>
-              </a:graphicData>
-            </a:graphic>
-          </wp:anchor>
-        </w:drawing>
+        <w:pict w14:anchorId="3C2AFFA5">
+          <v:shapetype id="_x0000_t75" coordsize="21600,21600" o:spt="75" o:preferrelative="t" path="m@4@5l@4@11@9@11@9@5xe" filled="f" stroked="f">
+            <v:stroke joinstyle="miter"/>
+            <v:formulas>
+              <v:f eqn="if lineDrawn pixelLineWidth 0"/>
+              <v:f eqn="sum @0 1 0"/>
+              <v:f eqn="sum 0 0 @1"/>
+              <v:f eqn="prod @2 1 2"/>
+              <v:f eqn="prod @3 21600 pixelWidth"/>
+              <v:f eqn="prod @3 21600 pixelHeight"/>
+              <v:f eqn="sum @0 0 1"/>
+              <v:f eqn="prod @6 1 2"/>
+              <v:f eqn="prod @7 21600 pixelWidth"/>
+              <v:f eqn="sum @8 21600 0"/>
+              <v:f eqn="prod @7 21600 pixelHeight"/>
+              <v:f eqn="sum @10 21600 0"/>
+            </v:formulas>
+            <v:path o:extrusionok="f" gradientshapeok="t" o:connecttype="rect"/>
+            <o:lock v:ext="edit" aspectratio="t"/>
+          </v:shapetype>
+          <v:shape id="Figura1" o:spid="_x0000_s1026" type="#_x0000_t75" style="position:absolute;left:0;text-align:left;margin-left:33.9pt;margin-top:6.95pt;width:39.4pt;height:51.5pt;z-index:1;visibility:visible;mso-wrap-style:square;mso-wrap-distance-left:0;mso-wrap-distance-top:0;mso-wrap-distance-right:0;mso-wrap-distance-bottom:0;mso-position-horizontal:absolute;mso-position-horizontal-relative:text;mso-position-vertical:absolute;mso-position-vertical-relative:text" filled="t">
+            <v:imagedata r:id="rId4" o:title=""/>
+          </v:shape>
+        </w:pict>
       </w:r>
     </w:p>
     <w:p>
       <w:pPr>
         <w:pStyle w:val="Standard"/>
         <w:jc w:val="center"/>
-        <w:rPr/>
       </w:pPr>
       <w:r>
         <w:rPr>
@@ -119,7 +93,6 @@
       <w:pPr>
         <w:pStyle w:val="Standard"/>
         <w:jc w:val="center"/>
-        <w:rPr/>
       </w:pPr>
       <w:r>
         <w:rPr>
@@ -136,7 +109,6 @@
       <w:pPr>
         <w:pStyle w:val="Standard"/>
         <w:jc w:val="center"/>
-        <w:rPr/>
       </w:pPr>
       <w:r>
         <w:rPr>
@@ -164,9 +136,33 @@
           <w:color w:val="000000"/>
         </w:rPr>
         <w:tab/>
+      </w:r>
+      <w:r>
+        <w:rPr>
+          <w:rFonts w:eastAsia="Times New Roman" w:cs="Times New Roman"/>
+          <w:color w:val="000000"/>
+        </w:rPr>
         <w:tab/>
+      </w:r>
+      <w:r>
+        <w:rPr>
+          <w:rFonts w:eastAsia="Times New Roman" w:cs="Times New Roman"/>
+          <w:color w:val="000000"/>
+        </w:rPr>
         <w:tab/>
+      </w:r>
+      <w:r>
+        <w:rPr>
+          <w:rFonts w:eastAsia="Times New Roman" w:cs="Times New Roman"/>
+          <w:color w:val="000000"/>
+        </w:rPr>
         <w:tab/>
+      </w:r>
+      <w:r>
+        <w:rPr>
+          <w:rFonts w:eastAsia="Times New Roman" w:cs="Times New Roman"/>
+          <w:color w:val="000000"/>
+        </w:rPr>
         <w:tab/>
         <w:t xml:space="preserve">     </w:t>
       </w:r>
@@ -196,16 +192,15 @@
       </w:r>
       <w:commentRangeEnd w:id="0"/>
       <w:r>
-        <w:commentReference w:id="0"/>
-      </w:r>
-      <w:r>
         <w:rPr>
+          <w:rStyle w:val="Refdecomentrio"/>
           <w:rFonts w:eastAsia="Times New Roman" w:cs="Times New Roman"/>
           <w:b/>
           <w:color w:val="000000"/>
           <w:sz w:val="32"/>
           <w:szCs w:val="32"/>
         </w:rPr>
+        <w:commentReference w:id="0"/>
       </w:r>
     </w:p>
     <w:p>
@@ -220,29 +215,17 @@
           <w:szCs w:val="32"/>
         </w:rPr>
       </w:pPr>
-      <w:r>
-        <w:rPr>
-          <w:rFonts w:eastAsia="Times New Roman" w:cs="Times New Roman"/>
-          <w:b/>
-          <w:color w:val="000000"/>
-          <w:sz w:val="32"/>
-          <w:szCs w:val="32"/>
-        </w:rPr>
-      </w:r>
     </w:p>
     <w:tbl>
       <w:tblPr>
         <w:tblW w:w="11057" w:type="dxa"/>
-        <w:jc w:val="left"/>
         <w:tblInd w:w="-841" w:type="dxa"/>
         <w:tblLayout w:type="fixed"/>
         <w:tblCellMar>
-          <w:top w:w="0" w:type="dxa"/>
           <w:left w:w="10" w:type="dxa"/>
-          <w:bottom w:w="0" w:type="dxa"/>
           <w:right w:w="10" w:type="dxa"/>
         </w:tblCellMar>
-        <w:tblLook w:val="0000" w:noHBand="0" w:noVBand="0" w:firstColumn="0" w:lastRow="0" w:lastColumn="0" w:firstRow="0"/>
+        <w:tblLook w:val="0000" w:firstRow="0" w:lastRow="0" w:firstColumn="0" w:lastColumn="0" w:noHBand="0" w:noVBand="0"/>
       </w:tblPr>
       <w:tblGrid>
         <w:gridCol w:w="2045"/>
@@ -260,7 +243,7 @@
       </w:tblGrid>
       <w:tr>
         <w:trPr>
-          <w:trHeight w:val="370" w:hRule="atLeast"/>
+          <w:trHeight w:val="370"/>
         </w:trPr>
         <w:tc>
           <w:tcPr>
@@ -272,16 +255,16 @@
               <w:bottom w:val="single" w:sz="2" w:space="0" w:color="000000"/>
               <w:right w:val="single" w:sz="2" w:space="0" w:color="000000"/>
             </w:tcBorders>
-            <w:shd w:color="auto" w:fill="DBE5F1" w:val="clear"/>
-          </w:tcPr>
-          <w:p>
-            <w:pPr>
-              <w:pStyle w:val="Standard"/>
-              <w:snapToGrid w:val="false"/>
-              <w:spacing w:lineRule="auto" w:line="276"/>
-              <w:jc w:val="both"/>
-              <w:rPr>
-                <w:rFonts w:ascii="Calibri" w:hAnsi="Calibri" w:eastAsia="Calibri" w:cs="Calibri"/>
+            <w:shd w:val="clear" w:color="auto" w:fill="DBE5F1"/>
+          </w:tcPr>
+          <w:p>
+            <w:pPr>
+              <w:pStyle w:val="Standard"/>
+              <w:snapToGrid w:val="0"/>
+              <w:spacing w:line="276" w:lineRule="auto"/>
+              <w:jc w:val="both"/>
+              <w:rPr>
+                <w:rFonts w:ascii="Calibri" w:eastAsia="Calibri" w:hAnsi="Calibri" w:cs="Calibri"/>
                 <w:b/>
                 <w:sz w:val="28"/>
                 <w:szCs w:val="28"/>
@@ -302,7 +285,7 @@
       </w:tr>
       <w:tr>
         <w:trPr>
-          <w:trHeight w:val="23" w:hRule="atLeast"/>
+          <w:trHeight w:val="23"/>
         </w:trPr>
         <w:tc>
           <w:tcPr>
@@ -313,24 +296,18 @@
               <w:left w:val="single" w:sz="2" w:space="0" w:color="000000"/>
               <w:bottom w:val="single" w:sz="2" w:space="0" w:color="000000"/>
             </w:tcBorders>
-            <w:shd w:color="auto" w:fill="FFFFFF" w:val="clear"/>
-          </w:tcPr>
-          <w:p>
-            <w:pPr>
-              <w:pStyle w:val="Standard"/>
-              <w:snapToGrid w:val="false"/>
-              <w:spacing w:lineRule="auto" w:line="276"/>
-              <w:jc w:val="both"/>
-              <w:rPr>
-                <w:b w:val="false"/>
-                <w:bCs w:val="false"/>
-              </w:rPr>
-            </w:pPr>
-            <w:r>
-              <w:rPr>
-                <w:rFonts w:eastAsia="Times New Roman" w:cs="Times New Roman"/>
-                <w:b w:val="false"/>
-                <w:bCs w:val="false"/>
+            <w:shd w:val="clear" w:color="auto" w:fill="FFFFFF"/>
+          </w:tcPr>
+          <w:p>
+            <w:pPr>
+              <w:pStyle w:val="Standard"/>
+              <w:snapToGrid w:val="0"/>
+              <w:spacing w:line="276" w:lineRule="auto"/>
+              <w:jc w:val="both"/>
+            </w:pPr>
+            <w:r>
+              <w:rPr>
+                <w:rFonts w:eastAsia="Times New Roman" w:cs="Times New Roman"/>
                 <w:color w:val="000000"/>
               </w:rPr>
               <w:t>Nome completo:</w:t>
@@ -347,46 +324,28 @@
               <w:bottom w:val="single" w:sz="2" w:space="0" w:color="000000"/>
               <w:right w:val="single" w:sz="2" w:space="0" w:color="000000"/>
             </w:tcBorders>
-            <w:shd w:color="auto" w:fill="FFFFFF" w:val="clear"/>
-          </w:tcPr>
-          <w:p>
-            <w:pPr>
-              <w:pStyle w:val="Standard"/>
-              <w:snapToGrid w:val="false"/>
-              <w:spacing w:lineRule="auto" w:line="276"/>
+            <w:shd w:val="clear" w:color="auto" w:fill="FFFFFF"/>
+          </w:tcPr>
+          <w:p>
+            <w:pPr>
+              <w:pStyle w:val="Standard"/>
+              <w:snapToGrid w:val="0"/>
+              <w:spacing w:line="276" w:lineRule="auto"/>
               <w:jc w:val="both"/>
               <w:rPr>
                 <w:rFonts w:eastAsia="Calibri" w:cs="Times New Roman"/>
-                <w:b w:val="false"/>
-                <w:bCs w:val="false"/>
                 <w:vanish/>
               </w:rPr>
             </w:pPr>
-            <w:r>
-              <w:rPr>
-                <w:rFonts w:eastAsia="Calibri" w:cs="Times New Roman"/>
-                <w:b w:val="false"/>
-                <w:bCs w:val="false"/>
-                <w:vanish/>
-              </w:rPr>
-            </w:r>
-          </w:p>
-          <w:p>
-            <w:pPr>
-              <w:pStyle w:val="Standard"/>
-              <w:snapToGrid w:val="false"/>
-              <w:spacing w:lineRule="auto" w:line="276"/>
-              <w:jc w:val="both"/>
-              <w:rPr>
-                <w:b w:val="false"/>
-                <w:bCs w:val="false"/>
-              </w:rPr>
-            </w:pPr>
-            <w:r>
-              <w:rPr>
-                <w:b w:val="false"/>
-                <w:bCs w:val="false"/>
-              </w:rPr>
+          </w:p>
+          <w:p>
+            <w:pPr>
+              <w:pStyle w:val="Standard"/>
+              <w:snapToGrid w:val="0"/>
+              <w:spacing w:line="276" w:lineRule="auto"/>
+              <w:jc w:val="both"/>
+            </w:pPr>
+            <w:r>
               <w:t>{{nome_completo}}</w:t>
             </w:r>
           </w:p>
@@ -394,7 +353,7 @@
       </w:tr>
       <w:tr>
         <w:trPr>
-          <w:trHeight w:val="23" w:hRule="atLeast"/>
+          <w:trHeight w:val="23"/>
         </w:trPr>
         <w:tc>
           <w:tcPr>
@@ -405,24 +364,18 @@
               <w:left w:val="single" w:sz="2" w:space="0" w:color="000000"/>
               <w:bottom w:val="single" w:sz="2" w:space="0" w:color="000000"/>
             </w:tcBorders>
-            <w:shd w:color="auto" w:fill="FFFFFF" w:val="clear"/>
-          </w:tcPr>
-          <w:p>
-            <w:pPr>
-              <w:pStyle w:val="Standard"/>
-              <w:snapToGrid w:val="false"/>
-              <w:spacing w:lineRule="auto" w:line="276"/>
-              <w:jc w:val="both"/>
-              <w:rPr>
-                <w:b w:val="false"/>
-                <w:bCs w:val="false"/>
-              </w:rPr>
-            </w:pPr>
-            <w:r>
-              <w:rPr>
-                <w:rFonts w:eastAsia="Times New Roman" w:cs="Times New Roman"/>
-                <w:b w:val="false"/>
-                <w:bCs w:val="false"/>
+            <w:shd w:val="clear" w:color="auto" w:fill="FFFFFF"/>
+          </w:tcPr>
+          <w:p>
+            <w:pPr>
+              <w:pStyle w:val="Standard"/>
+              <w:snapToGrid w:val="0"/>
+              <w:spacing w:line="276" w:lineRule="auto"/>
+              <w:jc w:val="both"/>
+            </w:pPr>
+            <w:r>
+              <w:rPr>
+                <w:rFonts w:eastAsia="Times New Roman" w:cs="Times New Roman"/>
                 <w:color w:val="000000"/>
               </w:rPr>
               <w:t>Cargo ou Função que Ocupa:</w:t>
@@ -439,46 +392,28 @@
               <w:bottom w:val="single" w:sz="2" w:space="0" w:color="000000"/>
               <w:right w:val="single" w:sz="2" w:space="0" w:color="000000"/>
             </w:tcBorders>
-            <w:shd w:color="auto" w:fill="FFFFFF" w:val="clear"/>
-          </w:tcPr>
-          <w:p>
-            <w:pPr>
-              <w:pStyle w:val="Standard"/>
-              <w:snapToGrid w:val="false"/>
-              <w:spacing w:lineRule="auto" w:line="276"/>
+            <w:shd w:val="clear" w:color="auto" w:fill="FFFFFF"/>
+          </w:tcPr>
+          <w:p>
+            <w:pPr>
+              <w:pStyle w:val="Standard"/>
+              <w:snapToGrid w:val="0"/>
+              <w:spacing w:line="276" w:lineRule="auto"/>
               <w:jc w:val="both"/>
               <w:rPr>
                 <w:rFonts w:eastAsia="Calibri" w:cs="Times New Roman"/>
-                <w:b w:val="false"/>
-                <w:bCs w:val="false"/>
                 <w:vanish/>
               </w:rPr>
             </w:pPr>
-            <w:r>
-              <w:rPr>
-                <w:rFonts w:eastAsia="Calibri" w:cs="Times New Roman"/>
-                <w:b w:val="false"/>
-                <w:bCs w:val="false"/>
-                <w:vanish/>
-              </w:rPr>
-            </w:r>
-          </w:p>
-          <w:p>
-            <w:pPr>
-              <w:pStyle w:val="Standard"/>
-              <w:snapToGrid w:val="false"/>
-              <w:spacing w:lineRule="auto" w:line="276"/>
-              <w:jc w:val="both"/>
-              <w:rPr>
-                <w:b w:val="false"/>
-                <w:bCs w:val="false"/>
-              </w:rPr>
-            </w:pPr>
-            <w:r>
-              <w:rPr>
-                <w:b w:val="false"/>
-                <w:bCs w:val="false"/>
-              </w:rPr>
+          </w:p>
+          <w:p>
+            <w:pPr>
+              <w:pStyle w:val="Standard"/>
+              <w:snapToGrid w:val="0"/>
+              <w:spacing w:line="276" w:lineRule="auto"/>
+              <w:jc w:val="both"/>
+            </w:pPr>
+            <w:r>
               <w:t>{{cargo_funcao}}</w:t>
             </w:r>
           </w:p>
@@ -486,7 +421,7 @@
       </w:tr>
       <w:tr>
         <w:trPr>
-          <w:trHeight w:val="23" w:hRule="atLeast"/>
+          <w:trHeight w:val="23"/>
         </w:trPr>
         <w:tc>
           <w:tcPr>
@@ -498,23 +433,17 @@
               <w:bottom w:val="single" w:sz="2" w:space="0" w:color="000000"/>
               <w:right w:val="single" w:sz="2" w:space="0" w:color="000000"/>
             </w:tcBorders>
-            <w:shd w:color="auto" w:fill="FFFFFF" w:val="clear"/>
-          </w:tcPr>
-          <w:p>
-            <w:pPr>
-              <w:pStyle w:val="Standard"/>
-              <w:snapToGrid w:val="false"/>
-              <w:spacing w:lineRule="auto" w:line="276"/>
-              <w:rPr>
-                <w:b w:val="false"/>
-                <w:bCs w:val="false"/>
-              </w:rPr>
+            <w:shd w:val="clear" w:color="auto" w:fill="FFFFFF"/>
+          </w:tcPr>
+          <w:p>
+            <w:pPr>
+              <w:pStyle w:val="Standard"/>
+              <w:snapToGrid w:val="0"/>
+              <w:spacing w:line="276" w:lineRule="auto"/>
             </w:pPr>
             <w:r>
               <w:rPr>
                 <w:rFonts w:eastAsia="Calibri" w:cs="Times New Roman"/>
-                <w:b w:val="false"/>
-                <w:bCs w:val="false"/>
               </w:rPr>
               <w:t>CPF: {{cpf}}</w:t>
             </w:r>
@@ -530,40 +459,26 @@
               <w:bottom w:val="single" w:sz="2" w:space="0" w:color="000000"/>
               <w:right w:val="single" w:sz="2" w:space="0" w:color="000000"/>
             </w:tcBorders>
-            <w:shd w:color="auto" w:fill="FFFFFF" w:val="clear"/>
-          </w:tcPr>
-          <w:p>
-            <w:pPr>
-              <w:pStyle w:val="Standard"/>
-              <w:snapToGrid w:val="false"/>
-              <w:spacing w:lineRule="auto" w:line="276"/>
-              <w:rPr>
-                <w:b w:val="false"/>
-                <w:bCs w:val="false"/>
-              </w:rPr>
+            <w:shd w:val="clear" w:color="auto" w:fill="FFFFFF"/>
+          </w:tcPr>
+          <w:p>
+            <w:pPr>
+              <w:pStyle w:val="Standard"/>
+              <w:snapToGrid w:val="0"/>
+              <w:spacing w:line="276" w:lineRule="auto"/>
             </w:pPr>
             <w:r>
               <w:rPr>
                 <w:rFonts w:eastAsia="Calibri" w:cs="Times New Roman"/>
-                <w:b w:val="false"/>
-                <w:bCs w:val="false"/>
-              </w:rPr>
-              <w:t xml:space="preserve"> </w:t>
-            </w:r>
-            <w:r>
-              <w:rPr>
-                <w:rFonts w:eastAsia="Calibri" w:cs="Times New Roman"/>
-                <w:b w:val="false"/>
-                <w:bCs w:val="false"/>
-              </w:rPr>
-              <w:t>RG: {{rg}}</w:t>
+              </w:rPr>
+              <w:t xml:space="preserve"> RG: {{rg}}</w:t>
             </w:r>
           </w:p>
         </w:tc>
       </w:tr>
       <w:tr>
         <w:trPr>
-          <w:trHeight w:val="372" w:hRule="atLeast"/>
+          <w:trHeight w:val="372"/>
         </w:trPr>
         <w:tc>
           <w:tcPr>
@@ -574,40 +489,28 @@
               <w:left w:val="single" w:sz="2" w:space="0" w:color="000000"/>
               <w:bottom w:val="single" w:sz="2" w:space="0" w:color="000000"/>
             </w:tcBorders>
-            <w:shd w:color="auto" w:fill="FFFFFF" w:val="clear"/>
-          </w:tcPr>
-          <w:p>
-            <w:pPr>
-              <w:pStyle w:val="Standard"/>
-              <w:snapToGrid w:val="false"/>
-              <w:spacing w:lineRule="auto" w:line="276"/>
-              <w:jc w:val="both"/>
-              <w:rPr>
-                <w:b w:val="false"/>
-                <w:bCs w:val="false"/>
-              </w:rPr>
-            </w:pPr>
-            <w:r>
-              <w:rPr>
-                <w:rFonts w:eastAsia="Times New Roman" w:cs="Times New Roman"/>
-                <w:b w:val="false"/>
-                <w:bCs w:val="false"/>
+            <w:shd w:val="clear" w:color="auto" w:fill="FFFFFF"/>
+          </w:tcPr>
+          <w:p>
+            <w:pPr>
+              <w:pStyle w:val="Standard"/>
+              <w:snapToGrid w:val="0"/>
+              <w:spacing w:line="276" w:lineRule="auto"/>
+              <w:jc w:val="both"/>
+            </w:pPr>
+            <w:r>
+              <w:rPr>
+                <w:rFonts w:eastAsia="Times New Roman" w:cs="Times New Roman"/>
                 <w:color w:val="000000"/>
               </w:rPr>
               <w:t>Data de Nascimento:</w:t>
             </w:r>
             <w:r>
-              <w:rPr>
-                <w:b w:val="false"/>
-                <w:bCs w:val="false"/>
-              </w:rPr>
               <w:t xml:space="preserve"> </w:t>
             </w:r>
             <w:r>
               <w:rPr>
                 <w:rFonts w:eastAsia="Times New Roman" w:cs="Times New Roman"/>
-                <w:b w:val="false"/>
-                <w:bCs w:val="false"/>
                 <w:color w:val="000000"/>
               </w:rPr>
               <w:t>{{data_nascimento}}</w:t>
@@ -624,47 +527,27 @@
               <w:bottom w:val="single" w:sz="2" w:space="0" w:color="000000"/>
               <w:right w:val="single" w:sz="2" w:space="0" w:color="000000"/>
             </w:tcBorders>
-            <w:shd w:color="auto" w:fill="FFFFFF" w:val="clear"/>
-          </w:tcPr>
-          <w:p>
-            <w:pPr>
-              <w:pStyle w:val="Standard"/>
-              <w:snapToGrid w:val="false"/>
-              <w:spacing w:lineRule="auto" w:line="276"/>
-              <w:jc w:val="both"/>
-              <w:rPr>
-                <w:b w:val="false"/>
-                <w:bCs w:val="false"/>
-              </w:rPr>
+            <w:shd w:val="clear" w:color="auto" w:fill="FFFFFF"/>
+          </w:tcPr>
+          <w:p>
+            <w:pPr>
+              <w:pStyle w:val="Standard"/>
+              <w:snapToGrid w:val="0"/>
+              <w:spacing w:line="276" w:lineRule="auto"/>
+              <w:jc w:val="both"/>
             </w:pPr>
             <w:r>
               <w:rPr>
                 <w:rFonts w:eastAsia="Calibri" w:cs="Times New Roman"/>
-                <w:b w:val="false"/>
-                <w:bCs w:val="false"/>
-              </w:rPr>
+              </w:rPr>
+              <w:t xml:space="preserve"> Siape:</w:t>
+            </w:r>
+            <w:r>
               <w:t xml:space="preserve"> </w:t>
             </w:r>
             <w:r>
               <w:rPr>
                 <w:rFonts w:eastAsia="Calibri" w:cs="Times New Roman"/>
-                <w:b w:val="false"/>
-                <w:bCs w:val="false"/>
-              </w:rPr>
-              <w:t>Siape:</w:t>
-            </w:r>
-            <w:r>
-              <w:rPr>
-                <w:b w:val="false"/>
-                <w:bCs w:val="false"/>
-              </w:rPr>
-              <w:t xml:space="preserve"> </w:t>
-            </w:r>
-            <w:r>
-              <w:rPr>
-                <w:rFonts w:eastAsia="Calibri" w:cs="Times New Roman"/>
-                <w:b w:val="false"/>
-                <w:bCs w:val="false"/>
               </w:rPr>
               <w:t>{{siape}}</w:t>
             </w:r>
@@ -673,7 +556,7 @@
       </w:tr>
       <w:tr>
         <w:trPr>
-          <w:trHeight w:val="23" w:hRule="atLeast"/>
+          <w:trHeight w:val="23"/>
         </w:trPr>
         <w:tc>
           <w:tcPr>
@@ -683,24 +566,18 @@
               <w:left w:val="single" w:sz="2" w:space="0" w:color="000000"/>
               <w:bottom w:val="single" w:sz="2" w:space="0" w:color="000000"/>
             </w:tcBorders>
-            <w:shd w:color="auto" w:fill="FFFFFF" w:val="clear"/>
-          </w:tcPr>
-          <w:p>
-            <w:pPr>
-              <w:pStyle w:val="Standard"/>
-              <w:snapToGrid w:val="false"/>
-              <w:spacing w:lineRule="auto" w:line="276"/>
-              <w:jc w:val="both"/>
-              <w:rPr>
-                <w:b w:val="false"/>
-                <w:bCs w:val="false"/>
-              </w:rPr>
-            </w:pPr>
-            <w:r>
-              <w:rPr>
-                <w:rFonts w:eastAsia="Times New Roman" w:cs="Times New Roman"/>
-                <w:b w:val="false"/>
-                <w:bCs w:val="false"/>
+            <w:shd w:val="clear" w:color="auto" w:fill="FFFFFF"/>
+          </w:tcPr>
+          <w:p>
+            <w:pPr>
+              <w:pStyle w:val="Standard"/>
+              <w:snapToGrid w:val="0"/>
+              <w:spacing w:line="276" w:lineRule="auto"/>
+              <w:jc w:val="both"/>
+            </w:pPr>
+            <w:r>
+              <w:rPr>
+                <w:rFonts w:eastAsia="Times New Roman" w:cs="Times New Roman"/>
                 <w:color w:val="000000"/>
               </w:rPr>
               <w:t>Nome da Mãe:</w:t>
@@ -717,46 +594,28 @@
               <w:bottom w:val="single" w:sz="2" w:space="0" w:color="000000"/>
               <w:right w:val="single" w:sz="2" w:space="0" w:color="000000"/>
             </w:tcBorders>
-            <w:shd w:color="auto" w:fill="FFFFFF" w:val="clear"/>
-          </w:tcPr>
-          <w:p>
-            <w:pPr>
-              <w:pStyle w:val="Standard"/>
-              <w:snapToGrid w:val="false"/>
-              <w:spacing w:lineRule="auto" w:line="276"/>
+            <w:shd w:val="clear" w:color="auto" w:fill="FFFFFF"/>
+          </w:tcPr>
+          <w:p>
+            <w:pPr>
+              <w:pStyle w:val="Standard"/>
+              <w:snapToGrid w:val="0"/>
+              <w:spacing w:line="276" w:lineRule="auto"/>
               <w:jc w:val="both"/>
               <w:rPr>
                 <w:rFonts w:eastAsia="Calibri" w:cs="Times New Roman"/>
-                <w:b w:val="false"/>
-                <w:bCs w:val="false"/>
                 <w:vanish/>
               </w:rPr>
             </w:pPr>
-            <w:r>
-              <w:rPr>
-                <w:rFonts w:eastAsia="Calibri" w:cs="Times New Roman"/>
-                <w:b w:val="false"/>
-                <w:bCs w:val="false"/>
-                <w:vanish/>
-              </w:rPr>
-            </w:r>
-          </w:p>
-          <w:p>
-            <w:pPr>
-              <w:pStyle w:val="Standard"/>
-              <w:snapToGrid w:val="false"/>
-              <w:spacing w:lineRule="auto" w:line="276"/>
-              <w:jc w:val="both"/>
-              <w:rPr>
-                <w:b w:val="false"/>
-                <w:bCs w:val="false"/>
-              </w:rPr>
-            </w:pPr>
-            <w:r>
-              <w:rPr>
-                <w:b w:val="false"/>
-                <w:bCs w:val="false"/>
-              </w:rPr>
+          </w:p>
+          <w:p>
+            <w:pPr>
+              <w:pStyle w:val="Standard"/>
+              <w:snapToGrid w:val="0"/>
+              <w:spacing w:line="276" w:lineRule="auto"/>
+              <w:jc w:val="both"/>
+            </w:pPr>
+            <w:r>
               <w:t>{{nome_mae}}</w:t>
             </w:r>
           </w:p>
@@ -764,7 +623,7 @@
       </w:tr>
       <w:tr>
         <w:trPr>
-          <w:trHeight w:val="23" w:hRule="atLeast"/>
+          <w:trHeight w:val="23"/>
         </w:trPr>
         <w:tc>
           <w:tcPr>
@@ -774,24 +633,18 @@
               <w:left w:val="single" w:sz="2" w:space="0" w:color="000000"/>
               <w:bottom w:val="single" w:sz="2" w:space="0" w:color="000000"/>
             </w:tcBorders>
-            <w:shd w:color="auto" w:fill="FFFFFF" w:val="clear"/>
-          </w:tcPr>
-          <w:p>
-            <w:pPr>
-              <w:pStyle w:val="Standard"/>
-              <w:snapToGrid w:val="false"/>
-              <w:spacing w:lineRule="auto" w:line="276"/>
-              <w:jc w:val="both"/>
-              <w:rPr>
-                <w:b w:val="false"/>
-                <w:bCs w:val="false"/>
-              </w:rPr>
-            </w:pPr>
-            <w:r>
-              <w:rPr>
-                <w:rFonts w:eastAsia="Times New Roman" w:cs="Times New Roman"/>
-                <w:b w:val="false"/>
-                <w:bCs w:val="false"/>
+            <w:shd w:val="clear" w:color="auto" w:fill="FFFFFF"/>
+          </w:tcPr>
+          <w:p>
+            <w:pPr>
+              <w:pStyle w:val="Standard"/>
+              <w:snapToGrid w:val="0"/>
+              <w:spacing w:line="276" w:lineRule="auto"/>
+              <w:jc w:val="both"/>
+            </w:pPr>
+            <w:r>
+              <w:rPr>
+                <w:rFonts w:eastAsia="Times New Roman" w:cs="Times New Roman"/>
                 <w:color w:val="000000"/>
               </w:rPr>
               <w:t>Endereço:</w:t>
@@ -808,46 +661,28 @@
               <w:bottom w:val="single" w:sz="2" w:space="0" w:color="000000"/>
               <w:right w:val="single" w:sz="2" w:space="0" w:color="000000"/>
             </w:tcBorders>
-            <w:shd w:color="auto" w:fill="FFFFFF" w:val="clear"/>
-          </w:tcPr>
-          <w:p>
-            <w:pPr>
-              <w:pStyle w:val="Standard"/>
-              <w:snapToGrid w:val="false"/>
-              <w:spacing w:lineRule="auto" w:line="276"/>
+            <w:shd w:val="clear" w:color="auto" w:fill="FFFFFF"/>
+          </w:tcPr>
+          <w:p>
+            <w:pPr>
+              <w:pStyle w:val="Standard"/>
+              <w:snapToGrid w:val="0"/>
+              <w:spacing w:line="276" w:lineRule="auto"/>
               <w:jc w:val="both"/>
               <w:rPr>
                 <w:rFonts w:eastAsia="Calibri" w:cs="Times New Roman"/>
-                <w:b w:val="false"/>
-                <w:bCs w:val="false"/>
                 <w:vanish/>
               </w:rPr>
             </w:pPr>
-            <w:r>
-              <w:rPr>
-                <w:rFonts w:eastAsia="Calibri" w:cs="Times New Roman"/>
-                <w:b w:val="false"/>
-                <w:bCs w:val="false"/>
-                <w:vanish/>
-              </w:rPr>
-            </w:r>
-          </w:p>
-          <w:p>
-            <w:pPr>
-              <w:pStyle w:val="Standard"/>
-              <w:snapToGrid w:val="false"/>
-              <w:spacing w:lineRule="auto" w:line="276"/>
-              <w:jc w:val="both"/>
-              <w:rPr>
-                <w:b w:val="false"/>
-                <w:bCs w:val="false"/>
-              </w:rPr>
-            </w:pPr>
-            <w:r>
-              <w:rPr>
-                <w:b w:val="false"/>
-                <w:bCs w:val="false"/>
-              </w:rPr>
+          </w:p>
+          <w:p>
+            <w:pPr>
+              <w:pStyle w:val="Standard"/>
+              <w:snapToGrid w:val="0"/>
+              <w:spacing w:line="276" w:lineRule="auto"/>
+              <w:jc w:val="both"/>
+            </w:pPr>
+            <w:r>
               <w:t>{{endereco}}</w:t>
             </w:r>
           </w:p>
@@ -855,7 +690,7 @@
       </w:tr>
       <w:tr>
         <w:trPr>
-          <w:trHeight w:val="23" w:hRule="atLeast"/>
+          <w:trHeight w:val="23"/>
         </w:trPr>
         <w:tc>
           <w:tcPr>
@@ -865,24 +700,18 @@
               <w:left w:val="single" w:sz="2" w:space="0" w:color="000000"/>
               <w:bottom w:val="single" w:sz="2" w:space="0" w:color="000000"/>
             </w:tcBorders>
-            <w:shd w:color="auto" w:fill="FFFFFF" w:val="clear"/>
-          </w:tcPr>
-          <w:p>
-            <w:pPr>
-              <w:pStyle w:val="Standard"/>
-              <w:snapToGrid w:val="false"/>
-              <w:spacing w:lineRule="auto" w:line="276"/>
-              <w:jc w:val="both"/>
-              <w:rPr>
-                <w:b w:val="false"/>
-                <w:bCs w:val="false"/>
-              </w:rPr>
-            </w:pPr>
-            <w:r>
-              <w:rPr>
-                <w:rFonts w:eastAsia="Times New Roman" w:cs="Times New Roman"/>
-                <w:b w:val="false"/>
-                <w:bCs w:val="false"/>
+            <w:shd w:val="clear" w:color="auto" w:fill="FFFFFF"/>
+          </w:tcPr>
+          <w:p>
+            <w:pPr>
+              <w:pStyle w:val="Standard"/>
+              <w:snapToGrid w:val="0"/>
+              <w:spacing w:line="276" w:lineRule="auto"/>
+              <w:jc w:val="both"/>
+            </w:pPr>
+            <w:r>
+              <w:rPr>
+                <w:rFonts w:eastAsia="Times New Roman" w:cs="Times New Roman"/>
                 <w:color w:val="000000"/>
               </w:rPr>
               <w:t>Telefone:</w:t>
@@ -899,24 +728,18 @@
               <w:bottom w:val="single" w:sz="2" w:space="0" w:color="000000"/>
               <w:right w:val="single" w:sz="2" w:space="0" w:color="000000"/>
             </w:tcBorders>
-            <w:shd w:color="auto" w:fill="FFFFFF" w:val="clear"/>
-          </w:tcPr>
-          <w:p>
-            <w:pPr>
-              <w:pStyle w:val="Standard"/>
-              <w:snapToGrid w:val="false"/>
-              <w:spacing w:lineRule="auto" w:line="276"/>
-              <w:jc w:val="both"/>
-              <w:rPr>
-                <w:b w:val="false"/>
-                <w:bCs w:val="false"/>
-              </w:rPr>
+            <w:shd w:val="clear" w:color="auto" w:fill="FFFFFF"/>
+          </w:tcPr>
+          <w:p>
+            <w:pPr>
+              <w:pStyle w:val="Standard"/>
+              <w:snapToGrid w:val="0"/>
+              <w:spacing w:line="276" w:lineRule="auto"/>
+              <w:jc w:val="both"/>
             </w:pPr>
             <w:r>
               <w:rPr>
                 <w:rFonts w:eastAsia="Calibri" w:cs="Times New Roman"/>
-                <w:b w:val="false"/>
-                <w:bCs w:val="false"/>
               </w:rPr>
               <w:t>{{telefone}}</w:t>
             </w:r>
@@ -932,33 +755,19 @@
               <w:bottom w:val="single" w:sz="2" w:space="0" w:color="000000"/>
               <w:right w:val="single" w:sz="2" w:space="0" w:color="000000"/>
             </w:tcBorders>
-            <w:shd w:color="auto" w:fill="FFFFFF" w:val="clear"/>
-          </w:tcPr>
-          <w:p>
-            <w:pPr>
-              <w:pStyle w:val="Standard"/>
-              <w:snapToGrid w:val="false"/>
-              <w:spacing w:lineRule="auto" w:line="276"/>
-              <w:rPr>
-                <w:b w:val="false"/>
-                <w:bCs w:val="false"/>
-              </w:rPr>
+            <w:shd w:val="clear" w:color="auto" w:fill="FFFFFF"/>
+          </w:tcPr>
+          <w:p>
+            <w:pPr>
+              <w:pStyle w:val="Standard"/>
+              <w:snapToGrid w:val="0"/>
+              <w:spacing w:line="276" w:lineRule="auto"/>
             </w:pPr>
             <w:r>
               <w:rPr>
                 <w:rFonts w:eastAsia="Calibri" w:cs="Times New Roman"/>
-                <w:b w:val="false"/>
-                <w:bCs w:val="false"/>
-              </w:rPr>
-              <w:t xml:space="preserve">   </w:t>
-            </w:r>
-            <w:r>
-              <w:rPr>
-                <w:rFonts w:eastAsia="Calibri" w:cs="Times New Roman"/>
-                <w:b w:val="false"/>
-                <w:bCs w:val="false"/>
-              </w:rPr>
-              <w:t>Email:</w:t>
+              </w:rPr>
+              <w:t xml:space="preserve">   Email:</w:t>
             </w:r>
           </w:p>
         </w:tc>
@@ -972,24 +781,18 @@
               <w:bottom w:val="single" w:sz="2" w:space="0" w:color="000000"/>
               <w:right w:val="single" w:sz="2" w:space="0" w:color="000000"/>
             </w:tcBorders>
-            <w:shd w:color="auto" w:fill="FFFFFF" w:val="clear"/>
-          </w:tcPr>
-          <w:p>
-            <w:pPr>
-              <w:pStyle w:val="Standard"/>
-              <w:snapToGrid w:val="false"/>
-              <w:spacing w:lineRule="auto" w:line="276"/>
-              <w:jc w:val="both"/>
-              <w:rPr>
-                <w:b w:val="false"/>
-                <w:bCs w:val="false"/>
-              </w:rPr>
+            <w:shd w:val="clear" w:color="auto" w:fill="FFFFFF"/>
+          </w:tcPr>
+          <w:p>
+            <w:pPr>
+              <w:pStyle w:val="Standard"/>
+              <w:snapToGrid w:val="0"/>
+              <w:spacing w:line="276" w:lineRule="auto"/>
+              <w:jc w:val="both"/>
             </w:pPr>
             <w:r>
               <w:rPr>
                 <w:rFonts w:eastAsia="Calibri" w:cs="Times New Roman"/>
-                <w:b w:val="false"/>
-                <w:bCs w:val="false"/>
               </w:rPr>
               <w:t>{{email}}</w:t>
             </w:r>
@@ -998,7 +801,7 @@
       </w:tr>
       <w:tr>
         <w:trPr>
-          <w:trHeight w:val="23" w:hRule="atLeast"/>
+          <w:trHeight w:val="23"/>
         </w:trPr>
         <w:tc>
           <w:tcPr>
@@ -1008,24 +811,18 @@
               <w:left w:val="single" w:sz="2" w:space="0" w:color="000000"/>
               <w:bottom w:val="single" w:sz="2" w:space="0" w:color="000000"/>
             </w:tcBorders>
-            <w:shd w:color="auto" w:fill="FFFFFF" w:val="clear"/>
-          </w:tcPr>
-          <w:p>
-            <w:pPr>
-              <w:pStyle w:val="Standard"/>
-              <w:snapToGrid w:val="false"/>
-              <w:spacing w:lineRule="auto" w:line="276"/>
-              <w:jc w:val="both"/>
-              <w:rPr>
-                <w:b w:val="false"/>
-                <w:bCs w:val="false"/>
-              </w:rPr>
-            </w:pPr>
-            <w:r>
-              <w:rPr>
-                <w:rFonts w:eastAsia="Times New Roman" w:cs="Times New Roman"/>
-                <w:b w:val="false"/>
-                <w:bCs w:val="false"/>
+            <w:shd w:val="clear" w:color="auto" w:fill="FFFFFF"/>
+          </w:tcPr>
+          <w:p>
+            <w:pPr>
+              <w:pStyle w:val="Standard"/>
+              <w:snapToGrid w:val="0"/>
+              <w:spacing w:line="276" w:lineRule="auto"/>
+              <w:jc w:val="both"/>
+            </w:pPr>
+            <w:r>
+              <w:rPr>
+                <w:rFonts w:eastAsia="Times New Roman" w:cs="Times New Roman"/>
                 <w:color w:val="000000"/>
               </w:rPr>
               <w:t>Dados Bancários:</w:t>
@@ -1042,34 +839,20 @@
               <w:bottom w:val="single" w:sz="2" w:space="0" w:color="000000"/>
               <w:right w:val="single" w:sz="2" w:space="0" w:color="000000"/>
             </w:tcBorders>
-            <w:shd w:color="auto" w:fill="FFFFFF" w:val="clear"/>
-          </w:tcPr>
-          <w:p>
-            <w:pPr>
-              <w:pStyle w:val="Standard"/>
-              <w:snapToGrid w:val="false"/>
-              <w:spacing w:lineRule="auto" w:line="276"/>
-              <w:jc w:val="both"/>
-              <w:rPr>
-                <w:b w:val="false"/>
-                <w:bCs w:val="false"/>
-              </w:rPr>
+            <w:shd w:val="clear" w:color="auto" w:fill="FFFFFF"/>
+          </w:tcPr>
+          <w:p>
+            <w:pPr>
+              <w:pStyle w:val="Standard"/>
+              <w:snapToGrid w:val="0"/>
+              <w:spacing w:line="276" w:lineRule="auto"/>
+              <w:jc w:val="both"/>
             </w:pPr>
             <w:r>
               <w:rPr>
                 <w:rFonts w:eastAsia="Calibri" w:cs="Times New Roman"/>
-                <w:b w:val="false"/>
-                <w:bCs w:val="false"/>
-              </w:rPr>
-              <w:t xml:space="preserve"> </w:t>
-            </w:r>
-            <w:r>
-              <w:rPr>
-                <w:rFonts w:eastAsia="Calibri" w:cs="Times New Roman"/>
-                <w:b w:val="false"/>
-                <w:bCs w:val="false"/>
-              </w:rPr>
-              <w:t>Banco: {{banco}}</w:t>
+              </w:rPr>
+              <w:t xml:space="preserve"> Banco: {{banco}}</w:t>
             </w:r>
           </w:p>
         </w:tc>
@@ -1083,24 +866,18 @@
               <w:bottom w:val="single" w:sz="2" w:space="0" w:color="000000"/>
               <w:right w:val="single" w:sz="2" w:space="0" w:color="000000"/>
             </w:tcBorders>
-            <w:shd w:color="auto" w:fill="FFFFFF" w:val="clear"/>
-          </w:tcPr>
-          <w:p>
-            <w:pPr>
-              <w:pStyle w:val="Standard"/>
-              <w:snapToGrid w:val="false"/>
-              <w:spacing w:lineRule="auto" w:line="276"/>
-              <w:jc w:val="both"/>
-              <w:rPr>
-                <w:b w:val="false"/>
-                <w:bCs w:val="false"/>
-              </w:rPr>
+            <w:shd w:val="clear" w:color="auto" w:fill="FFFFFF"/>
+          </w:tcPr>
+          <w:p>
+            <w:pPr>
+              <w:pStyle w:val="Standard"/>
+              <w:snapToGrid w:val="0"/>
+              <w:spacing w:line="276" w:lineRule="auto"/>
+              <w:jc w:val="both"/>
             </w:pPr>
             <w:r>
               <w:rPr>
                 <w:rFonts w:eastAsia="Calibri" w:cs="Times New Roman"/>
-                <w:b w:val="false"/>
-                <w:bCs w:val="false"/>
               </w:rPr>
               <w:t>Agência: {{agencia}}</w:t>
             </w:r>
@@ -1116,24 +893,18 @@
               <w:bottom w:val="single" w:sz="2" w:space="0" w:color="000000"/>
               <w:right w:val="single" w:sz="2" w:space="0" w:color="000000"/>
             </w:tcBorders>
-            <w:shd w:color="auto" w:fill="FFFFFF" w:val="clear"/>
-          </w:tcPr>
-          <w:p>
-            <w:pPr>
-              <w:pStyle w:val="Standard"/>
-              <w:snapToGrid w:val="false"/>
-              <w:spacing w:lineRule="auto" w:line="276"/>
-              <w:jc w:val="both"/>
-              <w:rPr>
-                <w:b w:val="false"/>
-                <w:bCs w:val="false"/>
-              </w:rPr>
+            <w:shd w:val="clear" w:color="auto" w:fill="FFFFFF"/>
+          </w:tcPr>
+          <w:p>
+            <w:pPr>
+              <w:pStyle w:val="Standard"/>
+              <w:snapToGrid w:val="0"/>
+              <w:spacing w:line="276" w:lineRule="auto"/>
+              <w:jc w:val="both"/>
             </w:pPr>
             <w:r>
               <w:rPr>
                 <w:rFonts w:eastAsia="Calibri" w:cs="Times New Roman"/>
-                <w:b w:val="false"/>
-                <w:bCs w:val="false"/>
               </w:rPr>
               <w:t>Conta: {{conta}}</w:t>
             </w:r>
@@ -1142,7 +913,7 @@
       </w:tr>
       <w:tr>
         <w:trPr>
-          <w:trHeight w:val="23" w:hRule="atLeast"/>
+          <w:trHeight w:val="23"/>
         </w:trPr>
         <w:tc>
           <w:tcPr>
@@ -1154,7 +925,7 @@
               <w:bottom w:val="single" w:sz="2" w:space="0" w:color="000000"/>
               <w:right w:val="single" w:sz="2" w:space="0" w:color="000000"/>
             </w:tcBorders>
-            <w:shd w:color="auto" w:fill="DBE5F1" w:val="clear"/>
+            <w:shd w:val="clear" w:color="auto" w:fill="DBE5F1"/>
             <w:tcMar>
               <w:left w:w="108" w:type="dxa"/>
               <w:right w:w="108" w:type="dxa"/>
@@ -1163,8 +934,8 @@
           <w:p>
             <w:pPr>
               <w:pStyle w:val="Standard"/>
-              <w:snapToGrid w:val="false"/>
-              <w:spacing w:lineRule="auto" w:line="276"/>
+              <w:snapToGrid w:val="0"/>
+              <w:spacing w:line="276" w:lineRule="auto"/>
               <w:rPr>
                 <w:rFonts w:eastAsia="Times New Roman" w:cs="Times New Roman"/>
                 <w:b/>
@@ -1197,8 +968,10 @@
               </w:rPr>
               <w:t>VIAGEM</w:t>
             </w:r>
-            <w:r>
-              <w:rPr>
+            <w:commentRangeEnd w:id="1"/>
+            <w:r>
+              <w:rPr>
+                <w:rStyle w:val="Refdecomentrio"/>
                 <w:rFonts w:eastAsia="Times New Roman" w:cs="Times New Roman"/>
                 <w:b/>
                 <w:bCs/>
@@ -1206,9 +979,6 @@
                 <w:sz w:val="28"/>
                 <w:szCs w:val="28"/>
               </w:rPr>
-            </w:r>
-            <w:commentRangeEnd w:id="1"/>
-            <w:r>
               <w:commentReference w:id="1"/>
             </w:r>
             <w:r>
@@ -1227,7 +997,7 @@
       </w:tr>
       <w:tr>
         <w:trPr>
-          <w:trHeight w:val="23" w:hRule="atLeast"/>
+          <w:trHeight w:val="23"/>
         </w:trPr>
         <w:tc>
           <w:tcPr>
@@ -1239,7 +1009,7 @@
               <w:bottom w:val="single" w:sz="2" w:space="0" w:color="000000"/>
               <w:right w:val="single" w:sz="2" w:space="0" w:color="000000"/>
             </w:tcBorders>
-            <w:shd w:color="auto" w:fill="FFFFFF" w:val="clear"/>
+            <w:shd w:val="clear" w:color="auto" w:fill="FFFFFF"/>
             <w:tcMar>
               <w:left w:w="108" w:type="dxa"/>
               <w:right w:w="108" w:type="dxa"/>
@@ -1248,8 +1018,8 @@
           <w:p>
             <w:pPr>
               <w:pStyle w:val="Standard"/>
-              <w:snapToGrid w:val="false"/>
-              <w:spacing w:lineRule="auto" w:line="276"/>
+              <w:snapToGrid w:val="0"/>
+              <w:spacing w:line="276" w:lineRule="auto"/>
               <w:jc w:val="both"/>
               <w:rPr>
                 <w:rFonts w:eastAsia="Times New Roman" w:cs="Times New Roman"/>
@@ -1267,46 +1037,32 @@
           <w:p>
             <w:pPr>
               <w:pStyle w:val="Standard"/>
-              <w:spacing w:lineRule="auto" w:line="276"/>
-              <w:jc w:val="both"/>
-              <w:rPr>
-                <w:rFonts w:ascii="Calibri" w:hAnsi="Calibri" w:eastAsia="Calibri" w:cs="Calibri"/>
+              <w:spacing w:line="276" w:lineRule="auto"/>
+              <w:jc w:val="both"/>
+              <w:rPr>
+                <w:rFonts w:ascii="Calibri" w:eastAsia="Calibri" w:hAnsi="Calibri" w:cs="Calibri"/>
                 <w:sz w:val="22"/>
                 <w:szCs w:val="22"/>
               </w:rPr>
             </w:pPr>
-            <w:r>
-              <w:rPr>
-                <w:rFonts w:eastAsia="Calibri" w:cs="Calibri" w:ascii="Calibri" w:hAnsi="Calibri"/>
+          </w:p>
+          <w:p>
+            <w:pPr>
+              <w:pStyle w:val="Standard"/>
+              <w:spacing w:line="276" w:lineRule="auto"/>
+              <w:jc w:val="both"/>
+              <w:rPr>
+                <w:rFonts w:ascii="Calibri" w:eastAsia="Calibri" w:hAnsi="Calibri" w:cs="Calibri"/>
                 <w:sz w:val="22"/>
                 <w:szCs w:val="22"/>
               </w:rPr>
-            </w:r>
-          </w:p>
-          <w:p>
-            <w:pPr>
-              <w:pStyle w:val="Standard"/>
-              <w:spacing w:lineRule="auto" w:line="276"/>
-              <w:jc w:val="both"/>
-              <w:rPr>
-                <w:rFonts w:ascii="Calibri" w:hAnsi="Calibri" w:eastAsia="Calibri" w:cs="Calibri"/>
-                <w:sz w:val="22"/>
-                <w:szCs w:val="22"/>
-              </w:rPr>
-            </w:pPr>
-            <w:r>
-              <w:rPr>
-                <w:rFonts w:eastAsia="Calibri" w:cs="Calibri" w:ascii="Calibri" w:hAnsi="Calibri"/>
-                <w:sz w:val="22"/>
-                <w:szCs w:val="22"/>
-              </w:rPr>
-            </w:r>
+            </w:pPr>
           </w:p>
         </w:tc>
       </w:tr>
       <w:tr>
         <w:trPr>
-          <w:trHeight w:val="345" w:hRule="atLeast"/>
+          <w:trHeight w:val="345"/>
         </w:trPr>
         <w:tc>
           <w:tcPr>
@@ -1318,7 +1074,7 @@
               <w:bottom w:val="single" w:sz="2" w:space="0" w:color="000000"/>
               <w:right w:val="single" w:sz="2" w:space="0" w:color="000000"/>
             </w:tcBorders>
-            <w:shd w:color="auto" w:fill="DBE5F1" w:val="clear"/>
+            <w:shd w:val="clear" w:color="auto" w:fill="DBE5F1"/>
             <w:tcMar>
               <w:left w:w="108" w:type="dxa"/>
               <w:right w:w="108" w:type="dxa"/>
@@ -1328,7 +1084,7 @@
             <w:pPr>
               <w:pStyle w:val="Standard"/>
               <w:shd w:val="clear" w:color="auto" w:fill="DBE5F1"/>
-              <w:spacing w:lineRule="auto" w:line="276"/>
+              <w:spacing w:line="276" w:lineRule="auto"/>
               <w:jc w:val="both"/>
               <w:rPr>
                 <w:rFonts w:eastAsia="Times New Roman" w:cs="Times New Roman"/>
@@ -1362,8 +1118,10 @@
               </w:rPr>
               <w:t>Ida</w:t>
             </w:r>
-            <w:r>
-              <w:rPr>
+            <w:commentRangeEnd w:id="2"/>
+            <w:r>
+              <w:rPr>
+                <w:rStyle w:val="Refdecomentrio"/>
                 <w:rFonts w:eastAsia="Times New Roman" w:cs="Times New Roman"/>
                 <w:b/>
                 <w:bCs/>
@@ -1371,9 +1129,6 @@
                 <w:sz w:val="28"/>
                 <w:szCs w:val="28"/>
               </w:rPr>
-            </w:r>
-            <w:commentRangeEnd w:id="2"/>
-            <w:r>
               <w:commentReference w:id="2"/>
             </w:r>
             <w:r>
@@ -1392,7 +1147,7 @@
       </w:tr>
       <w:tr>
         <w:trPr>
-          <w:trHeight w:val="144" w:hRule="atLeast"/>
+          <w:trHeight w:val="144"/>
         </w:trPr>
         <w:tc>
           <w:tcPr>
@@ -1404,7 +1159,7 @@
               <w:bottom w:val="single" w:sz="2" w:space="0" w:color="000000"/>
               <w:right w:val="single" w:sz="2" w:space="0" w:color="000000"/>
             </w:tcBorders>
-            <w:shd w:color="auto" w:fill="FFFFFF" w:val="clear"/>
+            <w:shd w:val="clear" w:color="auto" w:fill="FFFFFF"/>
             <w:tcMar>
               <w:left w:w="108" w:type="dxa"/>
               <w:right w:w="108" w:type="dxa"/>
@@ -1413,18 +1168,12 @@
           <w:p>
             <w:pPr>
               <w:pStyle w:val="Standard"/>
-              <w:spacing w:lineRule="auto" w:line="276"/>
+              <w:spacing w:line="276" w:lineRule="auto"/>
               <w:jc w:val="center"/>
-              <w:rPr>
-                <w:b w:val="false"/>
-                <w:bCs w:val="false"/>
-              </w:rPr>
-            </w:pPr>
-            <w:r>
-              <w:rPr>
-                <w:rFonts w:eastAsia="Times New Roman" w:cs="Times New Roman"/>
-                <w:b w:val="false"/>
-                <w:bCs w:val="false"/>
+            </w:pPr>
+            <w:r>
+              <w:rPr>
+                <w:rFonts w:eastAsia="Times New Roman" w:cs="Times New Roman"/>
                 <w:color w:val="000000"/>
               </w:rPr>
               <w:t>Local de Origem:</w:t>
@@ -1442,46 +1191,27 @@
               <w:bottom w:val="single" w:sz="2" w:space="0" w:color="000000"/>
               <w:right w:val="single" w:sz="2" w:space="0" w:color="000000"/>
             </w:tcBorders>
-            <w:shd w:color="auto" w:fill="FFFFFF" w:val="clear"/>
-          </w:tcPr>
-          <w:p>
-            <w:pPr>
-              <w:pStyle w:val="Standard"/>
-              <w:spacing w:lineRule="auto" w:line="276"/>
+            <w:shd w:val="clear" w:color="auto" w:fill="FFFFFF"/>
+          </w:tcPr>
+          <w:p>
+            <w:pPr>
+              <w:pStyle w:val="Standard"/>
+              <w:spacing w:line="276" w:lineRule="auto"/>
               <w:jc w:val="center"/>
               <w:rPr>
                 <w:rFonts w:eastAsia="Times New Roman" w:cs="Times New Roman"/>
-                <w:b w:val="false"/>
-                <w:bCs w:val="false"/>
                 <w:vanish/>
                 <w:color w:val="000000"/>
               </w:rPr>
             </w:pPr>
-            <w:r>
-              <w:rPr>
-                <w:rFonts w:eastAsia="Times New Roman" w:cs="Times New Roman"/>
-                <w:b w:val="false"/>
-                <w:bCs w:val="false"/>
-                <w:vanish/>
-                <w:color w:val="000000"/>
-              </w:rPr>
-            </w:r>
-          </w:p>
-          <w:p>
-            <w:pPr>
-              <w:pStyle w:val="Standard"/>
-              <w:spacing w:lineRule="auto" w:line="276"/>
+          </w:p>
+          <w:p>
+            <w:pPr>
+              <w:pStyle w:val="Standard"/>
+              <w:spacing w:line="276" w:lineRule="auto"/>
               <w:jc w:val="center"/>
-              <w:rPr>
-                <w:b w:val="false"/>
-                <w:bCs w:val="false"/>
-              </w:rPr>
-            </w:pPr>
-            <w:r>
-              <w:rPr>
-                <w:b w:val="false"/>
-                <w:bCs w:val="false"/>
-              </w:rPr>
+            </w:pPr>
+            <w:r>
               <w:t>{{ida_origem}}</w:t>
             </w:r>
           </w:p>
@@ -1497,23 +1227,17 @@
               <w:bottom w:val="single" w:sz="2" w:space="0" w:color="000000"/>
               <w:right w:val="single" w:sz="2" w:space="0" w:color="000000"/>
             </w:tcBorders>
-            <w:shd w:color="auto" w:fill="FFFFFF" w:val="clear"/>
-          </w:tcPr>
-          <w:p>
-            <w:pPr>
-              <w:pStyle w:val="Standard"/>
-              <w:spacing w:lineRule="auto" w:line="276"/>
+            <w:shd w:val="clear" w:color="auto" w:fill="FFFFFF"/>
+          </w:tcPr>
+          <w:p>
+            <w:pPr>
+              <w:pStyle w:val="Standard"/>
+              <w:spacing w:line="276" w:lineRule="auto"/>
               <w:jc w:val="center"/>
-              <w:rPr>
-                <w:b w:val="false"/>
-                <w:bCs w:val="false"/>
-              </w:rPr>
-            </w:pPr>
-            <w:r>
-              <w:rPr>
-                <w:rFonts w:eastAsia="Times New Roman" w:cs="Times New Roman"/>
-                <w:b w:val="false"/>
-                <w:bCs w:val="false"/>
+            </w:pPr>
+            <w:r>
+              <w:rPr>
+                <w:rFonts w:eastAsia="Times New Roman" w:cs="Times New Roman"/>
                 <w:color w:val="000000"/>
               </w:rPr>
               <w:t>Local de Destino:</w:t>
@@ -1531,23 +1255,17 @@
               <w:bottom w:val="single" w:sz="2" w:space="0" w:color="000000"/>
               <w:right w:val="single" w:sz="2" w:space="0" w:color="000000"/>
             </w:tcBorders>
-            <w:shd w:color="auto" w:fill="FFFFFF" w:val="clear"/>
-          </w:tcPr>
-          <w:p>
-            <w:pPr>
-              <w:pStyle w:val="Standard"/>
-              <w:spacing w:lineRule="auto" w:line="276"/>
+            <w:shd w:val="clear" w:color="auto" w:fill="FFFFFF"/>
+          </w:tcPr>
+          <w:p>
+            <w:pPr>
+              <w:pStyle w:val="Standard"/>
+              <w:spacing w:line="276" w:lineRule="auto"/>
               <w:jc w:val="center"/>
-              <w:rPr>
-                <w:b w:val="false"/>
-                <w:bCs w:val="false"/>
-              </w:rPr>
-            </w:pPr>
-            <w:r>
-              <w:rPr>
-                <w:rFonts w:eastAsia="Times New Roman" w:cs="Times New Roman"/>
-                <w:b w:val="false"/>
-                <w:bCs w:val="false"/>
+            </w:pPr>
+            <w:r>
+              <w:rPr>
+                <w:rFonts w:eastAsia="Times New Roman" w:cs="Times New Roman"/>
                 <w:color w:val="000000"/>
               </w:rPr>
               <w:t>{{ida_destino}}</w:t>
@@ -1563,23 +1281,17 @@
               <w:bottom w:val="single" w:sz="2" w:space="0" w:color="000000"/>
               <w:right w:val="single" w:sz="2" w:space="0" w:color="000000"/>
             </w:tcBorders>
-            <w:shd w:color="auto" w:fill="FFFFFF" w:val="clear"/>
-          </w:tcPr>
-          <w:p>
-            <w:pPr>
-              <w:pStyle w:val="Standard"/>
-              <w:spacing w:lineRule="auto" w:line="276"/>
+            <w:shd w:val="clear" w:color="auto" w:fill="FFFFFF"/>
+          </w:tcPr>
+          <w:p>
+            <w:pPr>
+              <w:pStyle w:val="Standard"/>
+              <w:spacing w:line="276" w:lineRule="auto"/>
               <w:jc w:val="center"/>
-              <w:rPr>
-                <w:b w:val="false"/>
-                <w:bCs w:val="false"/>
-              </w:rPr>
-            </w:pPr>
-            <w:r>
-              <w:rPr>
-                <w:rFonts w:eastAsia="Times New Roman" w:cs="Times New Roman"/>
-                <w:b w:val="false"/>
-                <w:bCs w:val="false"/>
+            </w:pPr>
+            <w:r>
+              <w:rPr>
+                <w:rFonts w:eastAsia="Times New Roman" w:cs="Times New Roman"/>
                 <w:color w:val="000000"/>
               </w:rPr>
               <w:t>Data/Hora:</w:t>
@@ -1589,18 +1301,18 @@
       </w:tr>
       <w:tr>
         <w:trPr>
-          <w:trHeight w:val="144" w:hRule="atLeast"/>
+          <w:trHeight w:val="144"/>
         </w:trPr>
         <w:tc>
           <w:tcPr>
             <w:tcW w:w="2045" w:type="dxa"/>
-            <w:vMerge w:val="continue"/>
-            <w:tcBorders>
-              <w:left w:val="single" w:sz="2" w:space="0" w:color="000000"/>
-              <w:bottom w:val="single" w:sz="2" w:space="0" w:color="000000"/>
-              <w:right w:val="single" w:sz="2" w:space="0" w:color="000000"/>
-            </w:tcBorders>
-            <w:shd w:color="auto" w:fill="FFFFFF" w:val="clear"/>
+            <w:vMerge/>
+            <w:tcBorders>
+              <w:left w:val="single" w:sz="2" w:space="0" w:color="000000"/>
+              <w:bottom w:val="single" w:sz="2" w:space="0" w:color="000000"/>
+              <w:right w:val="single" w:sz="2" w:space="0" w:color="000000"/>
+            </w:tcBorders>
+            <w:shd w:val="clear" w:color="auto" w:fill="FFFFFF"/>
             <w:tcMar>
               <w:left w:w="108" w:type="dxa"/>
               <w:right w:w="108" w:type="dxa"/>
@@ -1609,36 +1321,26 @@
           <w:p>
             <w:pPr>
               <w:pStyle w:val="Standard"/>
-              <w:spacing w:lineRule="auto" w:line="276"/>
+              <w:spacing w:line="276" w:lineRule="auto"/>
               <w:jc w:val="center"/>
               <w:rPr>
                 <w:rFonts w:eastAsia="Times New Roman" w:cs="Times New Roman"/>
-                <w:b w:val="false"/>
-                <w:bCs w:val="false"/>
-                <w:color w:val="000000"/>
-              </w:rPr>
-            </w:pPr>
-            <w:r>
-              <w:rPr>
-                <w:rFonts w:eastAsia="Times New Roman" w:cs="Times New Roman"/>
-                <w:b w:val="false"/>
-                <w:bCs w:val="false"/>
-                <w:color w:val="000000"/>
-              </w:rPr>
-            </w:r>
+                <w:color w:val="000000"/>
+              </w:rPr>
+            </w:pPr>
           </w:p>
         </w:tc>
         <w:tc>
           <w:tcPr>
             <w:tcW w:w="2175" w:type="dxa"/>
             <w:gridSpan w:val="2"/>
-            <w:vMerge w:val="continue"/>
-            <w:tcBorders>
-              <w:left w:val="single" w:sz="2" w:space="0" w:color="000000"/>
-              <w:bottom w:val="single" w:sz="2" w:space="0" w:color="000000"/>
-              <w:right w:val="single" w:sz="2" w:space="0" w:color="000000"/>
-            </w:tcBorders>
-            <w:shd w:color="auto" w:fill="FFFFFF" w:val="clear"/>
+            <w:vMerge/>
+            <w:tcBorders>
+              <w:left w:val="single" w:sz="2" w:space="0" w:color="000000"/>
+              <w:bottom w:val="single" w:sz="2" w:space="0" w:color="000000"/>
+              <w:right w:val="single" w:sz="2" w:space="0" w:color="000000"/>
+            </w:tcBorders>
+            <w:shd w:val="clear" w:color="auto" w:fill="FFFFFF"/>
             <w:tcMar>
               <w:left w:w="108" w:type="dxa"/>
               <w:right w:w="108" w:type="dxa"/>
@@ -1647,36 +1349,26 @@
           <w:p>
             <w:pPr>
               <w:pStyle w:val="Standard"/>
-              <w:spacing w:lineRule="auto" w:line="276"/>
+              <w:spacing w:line="276" w:lineRule="auto"/>
               <w:jc w:val="center"/>
               <w:rPr>
                 <w:rFonts w:eastAsia="Times New Roman" w:cs="Times New Roman"/>
-                <w:b w:val="false"/>
-                <w:bCs w:val="false"/>
-                <w:color w:val="000000"/>
-              </w:rPr>
-            </w:pPr>
-            <w:r>
-              <w:rPr>
-                <w:rFonts w:eastAsia="Times New Roman" w:cs="Times New Roman"/>
-                <w:b w:val="false"/>
-                <w:bCs w:val="false"/>
-                <w:color w:val="000000"/>
-              </w:rPr>
-            </w:r>
+                <w:color w:val="000000"/>
+              </w:rPr>
+            </w:pPr>
           </w:p>
         </w:tc>
         <w:tc>
           <w:tcPr>
             <w:tcW w:w="2017" w:type="dxa"/>
             <w:gridSpan w:val="6"/>
-            <w:vMerge w:val="continue"/>
-            <w:tcBorders>
-              <w:left w:val="single" w:sz="2" w:space="0" w:color="000000"/>
-              <w:bottom w:val="single" w:sz="2" w:space="0" w:color="000000"/>
-              <w:right w:val="single" w:sz="2" w:space="0" w:color="000000"/>
-            </w:tcBorders>
-            <w:shd w:color="auto" w:fill="FFFFFF" w:val="clear"/>
+            <w:vMerge/>
+            <w:tcBorders>
+              <w:left w:val="single" w:sz="2" w:space="0" w:color="000000"/>
+              <w:bottom w:val="single" w:sz="2" w:space="0" w:color="000000"/>
+              <w:right w:val="single" w:sz="2" w:space="0" w:color="000000"/>
+            </w:tcBorders>
+            <w:shd w:val="clear" w:color="auto" w:fill="FFFFFF"/>
             <w:tcMar>
               <w:left w:w="108" w:type="dxa"/>
               <w:right w:w="108" w:type="dxa"/>
@@ -1685,36 +1377,26 @@
           <w:p>
             <w:pPr>
               <w:pStyle w:val="Standard"/>
-              <w:spacing w:lineRule="auto" w:line="276"/>
+              <w:spacing w:line="276" w:lineRule="auto"/>
               <w:jc w:val="center"/>
               <w:rPr>
                 <w:rFonts w:eastAsia="Times New Roman" w:cs="Times New Roman"/>
-                <w:b w:val="false"/>
-                <w:bCs w:val="false"/>
-                <w:color w:val="000000"/>
-              </w:rPr>
-            </w:pPr>
-            <w:r>
-              <w:rPr>
-                <w:rFonts w:eastAsia="Times New Roman" w:cs="Times New Roman"/>
-                <w:b w:val="false"/>
-                <w:bCs w:val="false"/>
-                <w:color w:val="000000"/>
-              </w:rPr>
-            </w:r>
+                <w:color w:val="000000"/>
+              </w:rPr>
+            </w:pPr>
           </w:p>
         </w:tc>
         <w:tc>
           <w:tcPr>
             <w:tcW w:w="2269" w:type="dxa"/>
             <w:gridSpan w:val="2"/>
-            <w:vMerge w:val="continue"/>
-            <w:tcBorders>
-              <w:left w:val="single" w:sz="2" w:space="0" w:color="000000"/>
-              <w:bottom w:val="single" w:sz="2" w:space="0" w:color="000000"/>
-              <w:right w:val="single" w:sz="2" w:space="0" w:color="000000"/>
-            </w:tcBorders>
-            <w:shd w:color="auto" w:fill="FFFFFF" w:val="clear"/>
+            <w:vMerge/>
+            <w:tcBorders>
+              <w:left w:val="single" w:sz="2" w:space="0" w:color="000000"/>
+              <w:bottom w:val="single" w:sz="2" w:space="0" w:color="000000"/>
+              <w:right w:val="single" w:sz="2" w:space="0" w:color="000000"/>
+            </w:tcBorders>
+            <w:shd w:val="clear" w:color="auto" w:fill="FFFFFF"/>
             <w:tcMar>
               <w:left w:w="108" w:type="dxa"/>
               <w:right w:w="108" w:type="dxa"/>
@@ -1723,23 +1405,13 @@
           <w:p>
             <w:pPr>
               <w:pStyle w:val="Standard"/>
-              <w:spacing w:lineRule="auto" w:line="276"/>
+              <w:spacing w:line="276" w:lineRule="auto"/>
               <w:jc w:val="center"/>
               <w:rPr>
                 <w:rFonts w:eastAsia="Times New Roman" w:cs="Times New Roman"/>
-                <w:b w:val="false"/>
-                <w:bCs w:val="false"/>
-                <w:color w:val="000000"/>
-              </w:rPr>
-            </w:pPr>
-            <w:r>
-              <w:rPr>
-                <w:rFonts w:eastAsia="Times New Roman" w:cs="Times New Roman"/>
-                <w:b w:val="false"/>
-                <w:bCs w:val="false"/>
-                <w:color w:val="000000"/>
-              </w:rPr>
-            </w:r>
+                <w:color w:val="000000"/>
+              </w:rPr>
+            </w:pPr>
           </w:p>
         </w:tc>
         <w:tc>
@@ -1751,7 +1423,7 @@
               <w:bottom w:val="single" w:sz="2" w:space="0" w:color="000000"/>
               <w:right w:val="single" w:sz="2" w:space="0" w:color="000000"/>
             </w:tcBorders>
-            <w:shd w:color="auto" w:fill="FFFFFF" w:val="clear"/>
+            <w:shd w:val="clear" w:color="auto" w:fill="FFFFFF"/>
             <w:tcMar>
               <w:left w:w="108" w:type="dxa"/>
               <w:right w:w="108" w:type="dxa"/>
@@ -1760,18 +1432,12 @@
           <w:p>
             <w:pPr>
               <w:pStyle w:val="Standard"/>
-              <w:spacing w:lineRule="auto" w:line="276"/>
+              <w:spacing w:line="276" w:lineRule="auto"/>
               <w:jc w:val="center"/>
-              <w:rPr>
-                <w:b w:val="false"/>
-                <w:bCs w:val="false"/>
-              </w:rPr>
-            </w:pPr>
-            <w:r>
-              <w:rPr>
-                <w:rFonts w:eastAsia="Times New Roman" w:cs="Times New Roman"/>
-                <w:b w:val="false"/>
-                <w:bCs w:val="false"/>
+            </w:pPr>
+            <w:r>
+              <w:rPr>
+                <w:rFonts w:eastAsia="Times New Roman" w:cs="Times New Roman"/>
                 <w:color w:val="000000"/>
               </w:rPr>
               <w:t>{{ida_data_hora}}</w:t>
@@ -1781,7 +1447,7 @@
       </w:tr>
       <w:tr>
         <w:trPr>
-          <w:trHeight w:val="344" w:hRule="atLeast"/>
+          <w:trHeight w:val="344"/>
         </w:trPr>
         <w:tc>
           <w:tcPr>
@@ -1793,7 +1459,7 @@
               <w:bottom w:val="single" w:sz="2" w:space="0" w:color="000000"/>
               <w:right w:val="single" w:sz="2" w:space="0" w:color="000000"/>
             </w:tcBorders>
-            <w:shd w:color="auto" w:fill="DBE5F1" w:val="clear"/>
+            <w:shd w:val="clear" w:color="auto" w:fill="DBE5F1"/>
             <w:tcMar>
               <w:left w:w="108" w:type="dxa"/>
               <w:right w:w="108" w:type="dxa"/>
@@ -1802,7 +1468,7 @@
           <w:p>
             <w:pPr>
               <w:pStyle w:val="Standard"/>
-              <w:spacing w:lineRule="auto" w:line="276"/>
+              <w:spacing w:line="276" w:lineRule="auto"/>
               <w:jc w:val="both"/>
               <w:rPr>
                 <w:rFonts w:eastAsia="Times New Roman" w:cs="Times New Roman"/>
@@ -1836,8 +1502,10 @@
               </w:rPr>
               <w:t>Retorno</w:t>
             </w:r>
-            <w:r>
-              <w:rPr>
+            <w:commentRangeEnd w:id="3"/>
+            <w:r>
+              <w:rPr>
+                <w:rStyle w:val="Refdecomentrio"/>
                 <w:rFonts w:eastAsia="Times New Roman" w:cs="Times New Roman"/>
                 <w:b/>
                 <w:bCs/>
@@ -1845,9 +1513,6 @@
                 <w:sz w:val="28"/>
                 <w:szCs w:val="28"/>
               </w:rPr>
-            </w:r>
-            <w:commentRangeEnd w:id="3"/>
-            <w:r>
               <w:commentReference w:id="3"/>
             </w:r>
             <w:r>
@@ -1866,7 +1531,7 @@
       </w:tr>
       <w:tr>
         <w:trPr>
-          <w:trHeight w:val="144" w:hRule="atLeast"/>
+          <w:trHeight w:val="144"/>
         </w:trPr>
         <w:tc>
           <w:tcPr>
@@ -1878,7 +1543,7 @@
               <w:bottom w:val="single" w:sz="2" w:space="0" w:color="000000"/>
               <w:right w:val="single" w:sz="2" w:space="0" w:color="000000"/>
             </w:tcBorders>
-            <w:shd w:color="auto" w:fill="FFFFFF" w:val="clear"/>
+            <w:shd w:val="clear" w:color="auto" w:fill="FFFFFF"/>
             <w:tcMar>
               <w:left w:w="108" w:type="dxa"/>
               <w:right w:w="108" w:type="dxa"/>
@@ -1887,18 +1552,12 @@
           <w:p>
             <w:pPr>
               <w:pStyle w:val="Standard"/>
-              <w:spacing w:lineRule="auto" w:line="276"/>
+              <w:spacing w:line="276" w:lineRule="auto"/>
               <w:jc w:val="center"/>
-              <w:rPr>
-                <w:b w:val="false"/>
-                <w:bCs w:val="false"/>
-              </w:rPr>
-            </w:pPr>
-            <w:r>
-              <w:rPr>
-                <w:rFonts w:eastAsia="Times New Roman" w:cs="Times New Roman"/>
-                <w:b w:val="false"/>
-                <w:bCs w:val="false"/>
+            </w:pPr>
+            <w:r>
+              <w:rPr>
+                <w:rFonts w:eastAsia="Times New Roman" w:cs="Times New Roman"/>
                 <w:color w:val="000000"/>
               </w:rPr>
               <w:t>Local de Origem:</w:t>
@@ -1916,7 +1575,7 @@
               <w:bottom w:val="single" w:sz="2" w:space="0" w:color="000000"/>
               <w:right w:val="single" w:sz="2" w:space="0" w:color="000000"/>
             </w:tcBorders>
-            <w:shd w:color="auto" w:fill="FFFFFF" w:val="clear"/>
+            <w:shd w:val="clear" w:color="auto" w:fill="FFFFFF"/>
             <w:tcMar>
               <w:left w:w="108" w:type="dxa"/>
               <w:right w:w="108" w:type="dxa"/>
@@ -1925,18 +1584,12 @@
           <w:p>
             <w:pPr>
               <w:pStyle w:val="Standard"/>
-              <w:spacing w:lineRule="auto" w:line="276"/>
+              <w:spacing w:line="276" w:lineRule="auto"/>
               <w:jc w:val="center"/>
-              <w:rPr>
-                <w:b w:val="false"/>
-                <w:bCs w:val="false"/>
-              </w:rPr>
-            </w:pPr>
-            <w:r>
-              <w:rPr>
-                <w:rFonts w:eastAsia="Times New Roman" w:cs="Times New Roman"/>
-                <w:b w:val="false"/>
-                <w:bCs w:val="false"/>
+            </w:pPr>
+            <w:r>
+              <w:rPr>
+                <w:rFonts w:eastAsia="Times New Roman" w:cs="Times New Roman"/>
                 <w:color w:val="000000"/>
               </w:rPr>
               <w:t>{{retorno_origem}}</w:t>
@@ -1954,7 +1607,7 @@
               <w:bottom w:val="single" w:sz="2" w:space="0" w:color="000000"/>
               <w:right w:val="single" w:sz="2" w:space="0" w:color="000000"/>
             </w:tcBorders>
-            <w:shd w:color="auto" w:fill="FFFFFF" w:val="clear"/>
+            <w:shd w:val="clear" w:color="auto" w:fill="FFFFFF"/>
             <w:tcMar>
               <w:left w:w="108" w:type="dxa"/>
               <w:right w:w="108" w:type="dxa"/>
@@ -1963,18 +1616,12 @@
           <w:p>
             <w:pPr>
               <w:pStyle w:val="Standard"/>
-              <w:spacing w:lineRule="auto" w:line="276"/>
+              <w:spacing w:line="276" w:lineRule="auto"/>
               <w:jc w:val="center"/>
-              <w:rPr>
-                <w:b w:val="false"/>
-                <w:bCs w:val="false"/>
-              </w:rPr>
-            </w:pPr>
-            <w:r>
-              <w:rPr>
-                <w:rFonts w:eastAsia="Times New Roman" w:cs="Times New Roman"/>
-                <w:b w:val="false"/>
-                <w:bCs w:val="false"/>
+            </w:pPr>
+            <w:r>
+              <w:rPr>
+                <w:rFonts w:eastAsia="Times New Roman" w:cs="Times New Roman"/>
                 <w:color w:val="000000"/>
               </w:rPr>
               <w:t>Local de Destino:</w:t>
@@ -1992,7 +1639,7 @@
               <w:bottom w:val="single" w:sz="2" w:space="0" w:color="000000"/>
               <w:right w:val="single" w:sz="2" w:space="0" w:color="000000"/>
             </w:tcBorders>
-            <w:shd w:color="auto" w:fill="FFFFFF" w:val="clear"/>
+            <w:shd w:val="clear" w:color="auto" w:fill="FFFFFF"/>
             <w:tcMar>
               <w:left w:w="108" w:type="dxa"/>
               <w:right w:w="108" w:type="dxa"/>
@@ -2001,18 +1648,12 @@
           <w:p>
             <w:pPr>
               <w:pStyle w:val="Standard"/>
-              <w:spacing w:lineRule="auto" w:line="276"/>
+              <w:spacing w:line="276" w:lineRule="auto"/>
               <w:jc w:val="center"/>
-              <w:rPr>
-                <w:b w:val="false"/>
-                <w:bCs w:val="false"/>
-              </w:rPr>
-            </w:pPr>
-            <w:r>
-              <w:rPr>
-                <w:rFonts w:eastAsia="Times New Roman" w:cs="Times New Roman"/>
-                <w:b w:val="false"/>
-                <w:bCs w:val="false"/>
+            </w:pPr>
+            <w:r>
+              <w:rPr>
+                <w:rFonts w:eastAsia="Times New Roman" w:cs="Times New Roman"/>
                 <w:color w:val="000000"/>
               </w:rPr>
               <w:t>{{retorno_destino}}</w:t>
@@ -2028,7 +1669,7 @@
               <w:bottom w:val="single" w:sz="2" w:space="0" w:color="000000"/>
               <w:right w:val="single" w:sz="2" w:space="0" w:color="000000"/>
             </w:tcBorders>
-            <w:shd w:color="auto" w:fill="FFFFFF" w:val="clear"/>
+            <w:shd w:val="clear" w:color="auto" w:fill="FFFFFF"/>
             <w:tcMar>
               <w:left w:w="108" w:type="dxa"/>
               <w:right w:w="108" w:type="dxa"/>
@@ -2037,18 +1678,12 @@
           <w:p>
             <w:pPr>
               <w:pStyle w:val="Standard"/>
-              <w:spacing w:lineRule="auto" w:line="276"/>
+              <w:spacing w:line="276" w:lineRule="auto"/>
               <w:jc w:val="center"/>
-              <w:rPr>
-                <w:b w:val="false"/>
-                <w:bCs w:val="false"/>
-              </w:rPr>
-            </w:pPr>
-            <w:r>
-              <w:rPr>
-                <w:rFonts w:eastAsia="Times New Roman" w:cs="Times New Roman"/>
-                <w:b w:val="false"/>
-                <w:bCs w:val="false"/>
+            </w:pPr>
+            <w:r>
+              <w:rPr>
+                <w:rFonts w:eastAsia="Times New Roman" w:cs="Times New Roman"/>
                 <w:color w:val="000000"/>
               </w:rPr>
               <w:t>Data/Hora:</w:t>
@@ -2058,18 +1693,18 @@
       </w:tr>
       <w:tr>
         <w:trPr>
-          <w:trHeight w:val="144" w:hRule="atLeast"/>
+          <w:trHeight w:val="144"/>
         </w:trPr>
         <w:tc>
           <w:tcPr>
             <w:tcW w:w="2045" w:type="dxa"/>
-            <w:vMerge w:val="continue"/>
-            <w:tcBorders>
-              <w:left w:val="single" w:sz="2" w:space="0" w:color="000000"/>
-              <w:bottom w:val="single" w:sz="2" w:space="0" w:color="000000"/>
-              <w:right w:val="single" w:sz="2" w:space="0" w:color="000000"/>
-            </w:tcBorders>
-            <w:shd w:color="auto" w:fill="FFFFFF" w:val="clear"/>
+            <w:vMerge/>
+            <w:tcBorders>
+              <w:left w:val="single" w:sz="2" w:space="0" w:color="000000"/>
+              <w:bottom w:val="single" w:sz="2" w:space="0" w:color="000000"/>
+              <w:right w:val="single" w:sz="2" w:space="0" w:color="000000"/>
+            </w:tcBorders>
+            <w:shd w:val="clear" w:color="auto" w:fill="FFFFFF"/>
             <w:tcMar>
               <w:left w:w="108" w:type="dxa"/>
               <w:right w:w="108" w:type="dxa"/>
@@ -2078,36 +1713,26 @@
           <w:p>
             <w:pPr>
               <w:pStyle w:val="Standard"/>
-              <w:spacing w:lineRule="auto" w:line="276"/>
-              <w:jc w:val="both"/>
-              <w:rPr>
-                <w:rFonts w:eastAsia="Times New Roman" w:cs="Times New Roman"/>
-                <w:b w:val="false"/>
-                <w:bCs w:val="false"/>
-                <w:color w:val="000000"/>
-              </w:rPr>
-            </w:pPr>
-            <w:r>
-              <w:rPr>
-                <w:rFonts w:eastAsia="Times New Roman" w:cs="Times New Roman"/>
-                <w:b w:val="false"/>
-                <w:bCs w:val="false"/>
-                <w:color w:val="000000"/>
-              </w:rPr>
-            </w:r>
+              <w:spacing w:line="276" w:lineRule="auto"/>
+              <w:jc w:val="both"/>
+              <w:rPr>
+                <w:rFonts w:eastAsia="Times New Roman" w:cs="Times New Roman"/>
+                <w:color w:val="000000"/>
+              </w:rPr>
+            </w:pPr>
           </w:p>
         </w:tc>
         <w:tc>
           <w:tcPr>
             <w:tcW w:w="2175" w:type="dxa"/>
             <w:gridSpan w:val="2"/>
-            <w:vMerge w:val="continue"/>
-            <w:tcBorders>
-              <w:left w:val="single" w:sz="2" w:space="0" w:color="000000"/>
-              <w:bottom w:val="single" w:sz="2" w:space="0" w:color="000000"/>
-              <w:right w:val="single" w:sz="2" w:space="0" w:color="000000"/>
-            </w:tcBorders>
-            <w:shd w:color="auto" w:fill="FFFFFF" w:val="clear"/>
+            <w:vMerge/>
+            <w:tcBorders>
+              <w:left w:val="single" w:sz="2" w:space="0" w:color="000000"/>
+              <w:bottom w:val="single" w:sz="2" w:space="0" w:color="000000"/>
+              <w:right w:val="single" w:sz="2" w:space="0" w:color="000000"/>
+            </w:tcBorders>
+            <w:shd w:val="clear" w:color="auto" w:fill="FFFFFF"/>
             <w:tcMar>
               <w:left w:w="108" w:type="dxa"/>
               <w:right w:w="108" w:type="dxa"/>
@@ -2116,36 +1741,26 @@
           <w:p>
             <w:pPr>
               <w:pStyle w:val="Standard"/>
-              <w:spacing w:lineRule="auto" w:line="276"/>
-              <w:jc w:val="both"/>
-              <w:rPr>
-                <w:rFonts w:eastAsia="Times New Roman" w:cs="Times New Roman"/>
-                <w:b w:val="false"/>
-                <w:bCs w:val="false"/>
-                <w:color w:val="000000"/>
-              </w:rPr>
-            </w:pPr>
-            <w:r>
-              <w:rPr>
-                <w:rFonts w:eastAsia="Times New Roman" w:cs="Times New Roman"/>
-                <w:b w:val="false"/>
-                <w:bCs w:val="false"/>
-                <w:color w:val="000000"/>
-              </w:rPr>
-            </w:r>
+              <w:spacing w:line="276" w:lineRule="auto"/>
+              <w:jc w:val="both"/>
+              <w:rPr>
+                <w:rFonts w:eastAsia="Times New Roman" w:cs="Times New Roman"/>
+                <w:color w:val="000000"/>
+              </w:rPr>
+            </w:pPr>
           </w:p>
         </w:tc>
         <w:tc>
           <w:tcPr>
             <w:tcW w:w="2017" w:type="dxa"/>
             <w:gridSpan w:val="6"/>
-            <w:vMerge w:val="continue"/>
-            <w:tcBorders>
-              <w:left w:val="single" w:sz="2" w:space="0" w:color="000000"/>
-              <w:bottom w:val="single" w:sz="2" w:space="0" w:color="000000"/>
-              <w:right w:val="single" w:sz="2" w:space="0" w:color="000000"/>
-            </w:tcBorders>
-            <w:shd w:color="auto" w:fill="FFFFFF" w:val="clear"/>
+            <w:vMerge/>
+            <w:tcBorders>
+              <w:left w:val="single" w:sz="2" w:space="0" w:color="000000"/>
+              <w:bottom w:val="single" w:sz="2" w:space="0" w:color="000000"/>
+              <w:right w:val="single" w:sz="2" w:space="0" w:color="000000"/>
+            </w:tcBorders>
+            <w:shd w:val="clear" w:color="auto" w:fill="FFFFFF"/>
             <w:tcMar>
               <w:left w:w="108" w:type="dxa"/>
               <w:right w:w="108" w:type="dxa"/>
@@ -2154,36 +1769,26 @@
           <w:p>
             <w:pPr>
               <w:pStyle w:val="Standard"/>
-              <w:spacing w:lineRule="auto" w:line="276"/>
-              <w:jc w:val="both"/>
-              <w:rPr>
-                <w:rFonts w:eastAsia="Times New Roman" w:cs="Times New Roman"/>
-                <w:b w:val="false"/>
-                <w:bCs w:val="false"/>
-                <w:color w:val="000000"/>
-              </w:rPr>
-            </w:pPr>
-            <w:r>
-              <w:rPr>
-                <w:rFonts w:eastAsia="Times New Roman" w:cs="Times New Roman"/>
-                <w:b w:val="false"/>
-                <w:bCs w:val="false"/>
-                <w:color w:val="000000"/>
-              </w:rPr>
-            </w:r>
+              <w:spacing w:line="276" w:lineRule="auto"/>
+              <w:jc w:val="both"/>
+              <w:rPr>
+                <w:rFonts w:eastAsia="Times New Roman" w:cs="Times New Roman"/>
+                <w:color w:val="000000"/>
+              </w:rPr>
+            </w:pPr>
           </w:p>
         </w:tc>
         <w:tc>
           <w:tcPr>
             <w:tcW w:w="2269" w:type="dxa"/>
             <w:gridSpan w:val="2"/>
-            <w:vMerge w:val="continue"/>
-            <w:tcBorders>
-              <w:left w:val="single" w:sz="2" w:space="0" w:color="000000"/>
-              <w:bottom w:val="single" w:sz="2" w:space="0" w:color="000000"/>
-              <w:right w:val="single" w:sz="2" w:space="0" w:color="000000"/>
-            </w:tcBorders>
-            <w:shd w:color="auto" w:fill="FFFFFF" w:val="clear"/>
+            <w:vMerge/>
+            <w:tcBorders>
+              <w:left w:val="single" w:sz="2" w:space="0" w:color="000000"/>
+              <w:bottom w:val="single" w:sz="2" w:space="0" w:color="000000"/>
+              <w:right w:val="single" w:sz="2" w:space="0" w:color="000000"/>
+            </w:tcBorders>
+            <w:shd w:val="clear" w:color="auto" w:fill="FFFFFF"/>
             <w:tcMar>
               <w:left w:w="108" w:type="dxa"/>
               <w:right w:w="108" w:type="dxa"/>
@@ -2192,23 +1797,13 @@
           <w:p>
             <w:pPr>
               <w:pStyle w:val="Standard"/>
-              <w:spacing w:lineRule="auto" w:line="276"/>
-              <w:jc w:val="both"/>
-              <w:rPr>
-                <w:rFonts w:eastAsia="Times New Roman" w:cs="Times New Roman"/>
-                <w:b w:val="false"/>
-                <w:bCs w:val="false"/>
-                <w:color w:val="000000"/>
-              </w:rPr>
-            </w:pPr>
-            <w:r>
-              <w:rPr>
-                <w:rFonts w:eastAsia="Times New Roman" w:cs="Times New Roman"/>
-                <w:b w:val="false"/>
-                <w:bCs w:val="false"/>
-                <w:color w:val="000000"/>
-              </w:rPr>
-            </w:r>
+              <w:spacing w:line="276" w:lineRule="auto"/>
+              <w:jc w:val="both"/>
+              <w:rPr>
+                <w:rFonts w:eastAsia="Times New Roman" w:cs="Times New Roman"/>
+                <w:color w:val="000000"/>
+              </w:rPr>
+            </w:pPr>
           </w:p>
         </w:tc>
         <w:tc>
@@ -2220,7 +1815,7 @@
               <w:bottom w:val="single" w:sz="2" w:space="0" w:color="000000"/>
               <w:right w:val="single" w:sz="2" w:space="0" w:color="000000"/>
             </w:tcBorders>
-            <w:shd w:color="auto" w:fill="FFFFFF" w:val="clear"/>
+            <w:shd w:val="clear" w:color="auto" w:fill="FFFFFF"/>
             <w:tcMar>
               <w:left w:w="108" w:type="dxa"/>
               <w:right w:w="108" w:type="dxa"/>
@@ -2229,18 +1824,12 @@
           <w:p>
             <w:pPr>
               <w:pStyle w:val="Standard"/>
-              <w:spacing w:lineRule="auto" w:line="276"/>
+              <w:spacing w:line="276" w:lineRule="auto"/>
               <w:jc w:val="center"/>
-              <w:rPr>
-                <w:b w:val="false"/>
-                <w:bCs w:val="false"/>
-              </w:rPr>
-            </w:pPr>
-            <w:r>
-              <w:rPr>
-                <w:rFonts w:eastAsia="Times New Roman" w:cs="Times New Roman"/>
-                <w:b w:val="false"/>
-                <w:bCs w:val="false"/>
+            </w:pPr>
+            <w:r>
+              <w:rPr>
+                <w:rFonts w:eastAsia="Times New Roman" w:cs="Times New Roman"/>
                 <w:color w:val="000000"/>
               </w:rPr>
               <w:t>{{retorno_data_hora}}</w:t>
@@ -2250,7 +1839,7 @@
       </w:tr>
       <w:tr>
         <w:trPr>
-          <w:trHeight w:val="344" w:hRule="atLeast"/>
+          <w:trHeight w:val="344"/>
         </w:trPr>
         <w:tc>
           <w:tcPr>
@@ -2262,7 +1851,7 @@
               <w:bottom w:val="single" w:sz="2" w:space="0" w:color="000000"/>
               <w:right w:val="single" w:sz="2" w:space="0" w:color="000000"/>
             </w:tcBorders>
-            <w:shd w:color="auto" w:fill="DBE5F1" w:val="clear"/>
+            <w:shd w:val="clear" w:color="auto" w:fill="DBE5F1"/>
             <w:tcMar>
               <w:left w:w="108" w:type="dxa"/>
               <w:right w:w="108" w:type="dxa"/>
@@ -2271,7 +1860,7 @@
           <w:p>
             <w:pPr>
               <w:pStyle w:val="Standard"/>
-              <w:spacing w:lineRule="auto" w:line="276"/>
+              <w:spacing w:line="276" w:lineRule="auto"/>
               <w:jc w:val="both"/>
               <w:rPr>
                 <w:rFonts w:eastAsia="Times New Roman" w:cs="Times New Roman"/>
@@ -2305,8 +1894,10 @@
               </w:rPr>
               <w:t>MISSÃO</w:t>
             </w:r>
-            <w:r>
-              <w:rPr>
+            <w:commentRangeEnd w:id="4"/>
+            <w:r>
+              <w:rPr>
+                <w:rStyle w:val="Refdecomentrio"/>
                 <w:rFonts w:eastAsia="Times New Roman" w:cs="Times New Roman"/>
                 <w:b/>
                 <w:bCs/>
@@ -2314,9 +1905,6 @@
                 <w:sz w:val="28"/>
                 <w:szCs w:val="28"/>
               </w:rPr>
-            </w:r>
-            <w:commentRangeEnd w:id="4"/>
-            <w:r>
               <w:commentReference w:id="4"/>
             </w:r>
             <w:r>
@@ -2335,7 +1923,7 @@
       </w:tr>
       <w:tr>
         <w:trPr>
-          <w:trHeight w:val="344" w:hRule="atLeast"/>
+          <w:trHeight w:val="344"/>
         </w:trPr>
         <w:tc>
           <w:tcPr>
@@ -2347,7 +1935,7 @@
               <w:bottom w:val="single" w:sz="2" w:space="0" w:color="000000"/>
               <w:right w:val="single" w:sz="2" w:space="0" w:color="000000"/>
             </w:tcBorders>
-            <w:shd w:color="auto" w:fill="FFFFFF" w:val="clear"/>
+            <w:shd w:val="clear" w:color="auto" w:fill="FFFFFF"/>
             <w:tcMar>
               <w:left w:w="108" w:type="dxa"/>
               <w:right w:w="108" w:type="dxa"/>
@@ -2356,18 +1944,12 @@
           <w:p>
             <w:pPr>
               <w:pStyle w:val="Standard"/>
-              <w:spacing w:lineRule="auto" w:line="276"/>
-              <w:jc w:val="both"/>
-              <w:rPr>
-                <w:b w:val="false"/>
-                <w:bCs w:val="false"/>
-              </w:rPr>
-            </w:pPr>
-            <w:r>
-              <w:rPr>
-                <w:rFonts w:eastAsia="Times New Roman" w:cs="Times New Roman"/>
-                <w:b w:val="false"/>
-                <w:bCs w:val="false"/>
+              <w:spacing w:line="276" w:lineRule="auto"/>
+              <w:jc w:val="both"/>
+            </w:pPr>
+            <w:r>
+              <w:rPr>
+                <w:rFonts w:eastAsia="Times New Roman" w:cs="Times New Roman"/>
                 <w:color w:val="000000"/>
                 <w:sz w:val="28"/>
                 <w:szCs w:val="28"/>
@@ -2375,17 +1957,11 @@
               <w:t>Data/Hora Início:</w:t>
             </w:r>
             <w:r>
-              <w:rPr>
-                <w:b w:val="false"/>
-                <w:bCs w:val="false"/>
-              </w:rPr>
               <w:t xml:space="preserve"> </w:t>
             </w:r>
             <w:r>
               <w:rPr>
                 <w:rFonts w:eastAsia="Times New Roman" w:cs="Times New Roman"/>
-                <w:b w:val="false"/>
-                <w:bCs w:val="false"/>
                 <w:color w:val="000000"/>
                 <w:sz w:val="28"/>
                 <w:szCs w:val="28"/>
@@ -2404,7 +1980,7 @@
               <w:bottom w:val="single" w:sz="2" w:space="0" w:color="000000"/>
               <w:right w:val="single" w:sz="2" w:space="0" w:color="000000"/>
             </w:tcBorders>
-            <w:shd w:color="auto" w:fill="FFFFFF" w:val="clear"/>
+            <w:shd w:val="clear" w:color="auto" w:fill="FFFFFF"/>
             <w:tcMar>
               <w:left w:w="108" w:type="dxa"/>
               <w:right w:w="108" w:type="dxa"/>
@@ -2413,18 +1989,12 @@
           <w:p>
             <w:pPr>
               <w:pStyle w:val="Standard"/>
-              <w:spacing w:lineRule="auto" w:line="276"/>
-              <w:jc w:val="both"/>
-              <w:rPr>
-                <w:b w:val="false"/>
-                <w:bCs w:val="false"/>
-              </w:rPr>
-            </w:pPr>
-            <w:r>
-              <w:rPr>
-                <w:rFonts w:eastAsia="Times New Roman" w:cs="Times New Roman"/>
-                <w:b w:val="false"/>
-                <w:bCs w:val="false"/>
+              <w:spacing w:line="276" w:lineRule="auto"/>
+              <w:jc w:val="both"/>
+            </w:pPr>
+            <w:r>
+              <w:rPr>
+                <w:rFonts w:eastAsia="Times New Roman" w:cs="Times New Roman"/>
                 <w:color w:val="000000"/>
                 <w:sz w:val="28"/>
                 <w:szCs w:val="28"/>
@@ -2435,33 +2005,21 @@
           <w:p>
             <w:pPr>
               <w:pStyle w:val="Standard"/>
-              <w:spacing w:lineRule="auto" w:line="276"/>
-              <w:jc w:val="both"/>
-              <w:rPr>
-                <w:rFonts w:eastAsia="Times New Roman" w:cs="Times New Roman"/>
-                <w:b w:val="false"/>
-                <w:bCs w:val="false"/>
+              <w:spacing w:line="276" w:lineRule="auto"/>
+              <w:jc w:val="both"/>
+              <w:rPr>
+                <w:rFonts w:eastAsia="Times New Roman" w:cs="Times New Roman"/>
                 <w:color w:val="000000"/>
                 <w:sz w:val="28"/>
                 <w:szCs w:val="28"/>
               </w:rPr>
             </w:pPr>
-            <w:r>
-              <w:rPr>
-                <w:rFonts w:eastAsia="Times New Roman" w:cs="Times New Roman"/>
-                <w:b w:val="false"/>
-                <w:bCs w:val="false"/>
-                <w:color w:val="000000"/>
-                <w:sz w:val="28"/>
-                <w:szCs w:val="28"/>
-              </w:rPr>
-            </w:r>
           </w:p>
         </w:tc>
       </w:tr>
       <w:tr>
         <w:trPr>
-          <w:trHeight w:val="23" w:hRule="atLeast"/>
+          <w:trHeight w:val="23"/>
         </w:trPr>
         <w:tc>
           <w:tcPr>
@@ -2473,7 +2031,7 @@
               <w:bottom w:val="single" w:sz="2" w:space="0" w:color="000000"/>
               <w:right w:val="single" w:sz="2" w:space="0" w:color="000000"/>
             </w:tcBorders>
-            <w:shd w:color="auto" w:fill="DBE5F1" w:val="clear"/>
+            <w:shd w:val="clear" w:color="auto" w:fill="DBE5F1"/>
             <w:tcMar>
               <w:left w:w="108" w:type="dxa"/>
               <w:right w:w="108" w:type="dxa"/>
@@ -2482,8 +2040,8 @@
           <w:p>
             <w:pPr>
               <w:pStyle w:val="Standard"/>
-              <w:snapToGrid w:val="false"/>
-              <w:spacing w:lineRule="auto" w:line="276"/>
+              <w:snapToGrid w:val="0"/>
+              <w:spacing w:line="276" w:lineRule="auto"/>
               <w:jc w:val="both"/>
               <w:rPr>
                 <w:rFonts w:eastAsia="Times New Roman" w:cs="Times New Roman"/>
@@ -2510,7 +2068,7 @@
       </w:tr>
       <w:tr>
         <w:trPr>
-          <w:trHeight w:val="23" w:hRule="atLeast"/>
+          <w:trHeight w:val="23"/>
         </w:trPr>
         <w:tc>
           <w:tcPr>
@@ -2522,7 +2080,7 @@
               <w:bottom w:val="single" w:sz="2" w:space="0" w:color="000000"/>
               <w:right w:val="single" w:sz="2" w:space="0" w:color="000000"/>
             </w:tcBorders>
-            <w:shd w:color="auto" w:fill="FFFFFF" w:val="clear"/>
+            <w:shd w:val="clear" w:color="auto" w:fill="FFFFFF"/>
             <w:tcMar>
               <w:left w:w="108" w:type="dxa"/>
               <w:right w:w="108" w:type="dxa"/>
@@ -2531,19 +2089,13 @@
           <w:p>
             <w:pPr>
               <w:pStyle w:val="Standard"/>
-              <w:snapToGrid w:val="false"/>
-              <w:spacing w:lineRule="auto" w:line="276"/>
-              <w:jc w:val="both"/>
-              <w:rPr>
-                <w:b w:val="false"/>
-                <w:bCs w:val="false"/>
-              </w:rPr>
-            </w:pPr>
-            <w:r>
-              <w:rPr>
-                <w:rFonts w:eastAsia="Times New Roman" w:cs="Times New Roman"/>
-                <w:b w:val="false"/>
-                <w:bCs w:val="false"/>
+              <w:snapToGrid w:val="0"/>
+              <w:spacing w:line="276" w:lineRule="auto"/>
+              <w:jc w:val="both"/>
+            </w:pPr>
+            <w:r>
+              <w:rPr>
+                <w:rFonts w:eastAsia="Times New Roman" w:cs="Times New Roman"/>
                 <w:color w:val="000000"/>
               </w:rPr>
               <w:t>({{chk_recurso_cchsa}}) CCHSA</w:t>
@@ -2552,19 +2104,13 @@
           <w:p>
             <w:pPr>
               <w:pStyle w:val="Standard"/>
-              <w:snapToGrid w:val="false"/>
-              <w:spacing w:lineRule="auto" w:line="276"/>
-              <w:jc w:val="both"/>
-              <w:rPr>
-                <w:b w:val="false"/>
-                <w:bCs w:val="false"/>
-              </w:rPr>
-            </w:pPr>
-            <w:r>
-              <w:rPr>
-                <w:rFonts w:eastAsia="Times New Roman" w:cs="Times New Roman"/>
-                <w:b w:val="false"/>
-                <w:bCs w:val="false"/>
+              <w:snapToGrid w:val="0"/>
+              <w:spacing w:line="276" w:lineRule="auto"/>
+              <w:jc w:val="both"/>
+            </w:pPr>
+            <w:r>
+              <w:rPr>
+                <w:rFonts w:eastAsia="Times New Roman" w:cs="Times New Roman"/>
                 <w:color w:val="000000"/>
               </w:rPr>
               <w:t>({{chk_recurso_cavn}}) CAVN</w:t>
@@ -2573,19 +2119,13 @@
           <w:p>
             <w:pPr>
               <w:pStyle w:val="Standard"/>
-              <w:snapToGrid w:val="false"/>
-              <w:spacing w:lineRule="auto" w:line="276"/>
-              <w:jc w:val="both"/>
-              <w:rPr>
-                <w:b w:val="false"/>
-                <w:bCs w:val="false"/>
-              </w:rPr>
-            </w:pPr>
-            <w:r>
-              <w:rPr>
-                <w:rFonts w:eastAsia="Times New Roman" w:cs="Times New Roman"/>
-                <w:b w:val="false"/>
-                <w:bCs w:val="false"/>
+              <w:snapToGrid w:val="0"/>
+              <w:spacing w:line="276" w:lineRule="auto"/>
+              <w:jc w:val="both"/>
+            </w:pPr>
+            <w:r>
+              <w:rPr>
+                <w:rFonts w:eastAsia="Times New Roman" w:cs="Times New Roman"/>
                 <w:color w:val="000000"/>
               </w:rPr>
               <w:t>({{chk_recurso_projeto}}) PROJETO: {{recurso_projeto}}</w:t>
@@ -2594,19 +2134,13 @@
           <w:p>
             <w:pPr>
               <w:pStyle w:val="Standard"/>
-              <w:snapToGrid w:val="false"/>
-              <w:spacing w:lineRule="auto" w:line="276"/>
-              <w:jc w:val="both"/>
-              <w:rPr>
-                <w:b w:val="false"/>
-                <w:bCs w:val="false"/>
-              </w:rPr>
-            </w:pPr>
-            <w:r>
-              <w:rPr>
-                <w:rFonts w:eastAsia="Times New Roman" w:cs="Times New Roman"/>
-                <w:b w:val="false"/>
-                <w:bCs w:val="false"/>
+              <w:snapToGrid w:val="0"/>
+              <w:spacing w:line="276" w:lineRule="auto"/>
+              <w:jc w:val="both"/>
+            </w:pPr>
+            <w:r>
+              <w:rPr>
+                <w:rFonts w:eastAsia="Times New Roman" w:cs="Times New Roman"/>
                 <w:color w:val="000000"/>
               </w:rPr>
               <w:t>({{chk_recurso_outros}}) Outros: {{recurso_outros}}</w:t>
@@ -2616,7 +2150,7 @@
       </w:tr>
       <w:tr>
         <w:trPr>
-          <w:trHeight w:val="23" w:hRule="atLeast"/>
+          <w:trHeight w:val="23"/>
         </w:trPr>
         <w:tc>
           <w:tcPr>
@@ -2628,7 +2162,7 @@
               <w:bottom w:val="single" w:sz="2" w:space="0" w:color="000000"/>
               <w:right w:val="single" w:sz="2" w:space="0" w:color="000000"/>
             </w:tcBorders>
-            <w:shd w:color="auto" w:fill="DBE5F1" w:val="clear"/>
+            <w:shd w:val="clear" w:color="auto" w:fill="DBE5F1"/>
             <w:tcMar>
               <w:left w:w="108" w:type="dxa"/>
               <w:right w:w="108" w:type="dxa"/>
@@ -2637,8 +2171,8 @@
           <w:p>
             <w:pPr>
               <w:pStyle w:val="Standard"/>
-              <w:snapToGrid w:val="false"/>
-              <w:spacing w:lineRule="auto" w:line="276"/>
+              <w:snapToGrid w:val="0"/>
+              <w:spacing w:line="276" w:lineRule="auto"/>
               <w:jc w:val="both"/>
               <w:rPr>
                 <w:rFonts w:eastAsia="Times New Roman" w:cs="Times New Roman"/>
@@ -2680,17 +2214,16 @@
               </w:rPr>
               <w:t>evento</w:t>
             </w:r>
-            <w:r>
-              <w:rPr>
+            <w:commentRangeEnd w:id="5"/>
+            <w:r>
+              <w:rPr>
+                <w:rStyle w:val="Refdecomentrio"/>
                 <w:rFonts w:eastAsia="Times New Roman" w:cs="Times New Roman"/>
                 <w:bCs/>
                 <w:color w:val="000000"/>
                 <w:sz w:val="28"/>
                 <w:szCs w:val="28"/>
               </w:rPr>
-            </w:r>
-            <w:commentRangeEnd w:id="5"/>
-            <w:r>
               <w:commentReference w:id="5"/>
             </w:r>
             <w:r>
@@ -2708,7 +2241,7 @@
       </w:tr>
       <w:tr>
         <w:trPr>
-          <w:trHeight w:val="23" w:hRule="atLeast"/>
+          <w:trHeight w:val="23"/>
         </w:trPr>
         <w:tc>
           <w:tcPr>
@@ -2720,7 +2253,7 @@
               <w:bottom w:val="single" w:sz="2" w:space="0" w:color="000000"/>
               <w:right w:val="single" w:sz="2" w:space="0" w:color="000000"/>
             </w:tcBorders>
-            <w:shd w:color="auto" w:fill="FFFFFF" w:val="clear"/>
+            <w:shd w:val="clear" w:color="auto" w:fill="FFFFFF"/>
             <w:tcMar>
               <w:left w:w="108" w:type="dxa"/>
               <w:right w:w="108" w:type="dxa"/>
@@ -2729,19 +2262,13 @@
           <w:p>
             <w:pPr>
               <w:pStyle w:val="Standard"/>
-              <w:snapToGrid w:val="false"/>
-              <w:spacing w:lineRule="auto" w:line="276"/>
-              <w:jc w:val="both"/>
-              <w:rPr>
-                <w:b w:val="false"/>
-                <w:bCs w:val="false"/>
-              </w:rPr>
-            </w:pPr>
-            <w:r>
-              <w:rPr>
-                <w:rFonts w:eastAsia="Times New Roman" w:cs="Times New Roman"/>
-                <w:b w:val="false"/>
-                <w:bCs w:val="false"/>
+              <w:snapToGrid w:val="0"/>
+              <w:spacing w:line="276" w:lineRule="auto"/>
+              <w:jc w:val="both"/>
+            </w:pPr>
+            <w:r>
+              <w:rPr>
+                <w:rFonts w:eastAsia="Times New Roman" w:cs="Times New Roman"/>
                 <w:color w:val="000000"/>
                 <w:sz w:val="28"/>
                 <w:szCs w:val="28"/>
@@ -2752,8 +2279,8 @@
           <w:p>
             <w:pPr>
               <w:pStyle w:val="Standard"/>
-              <w:snapToGrid w:val="false"/>
-              <w:spacing w:lineRule="auto" w:line="276"/>
+              <w:snapToGrid w:val="0"/>
+              <w:spacing w:line="276" w:lineRule="auto"/>
               <w:jc w:val="both"/>
               <w:rPr>
                 <w:rFonts w:eastAsia="Times New Roman" w:cs="Times New Roman"/>
@@ -2764,22 +2291,12 @@
                 <w:szCs w:val="28"/>
               </w:rPr>
             </w:pPr>
-            <w:r>
-              <w:rPr>
-                <w:rFonts w:eastAsia="Times New Roman" w:cs="Times New Roman"/>
-                <w:b/>
-                <w:bCs/>
-                <w:color w:val="000000"/>
-                <w:sz w:val="28"/>
-                <w:szCs w:val="28"/>
-              </w:rPr>
-            </w:r>
           </w:p>
         </w:tc>
       </w:tr>
       <w:tr>
         <w:trPr>
-          <w:trHeight w:val="23" w:hRule="atLeast"/>
+          <w:trHeight w:val="23"/>
         </w:trPr>
         <w:tc>
           <w:tcPr>
@@ -2791,7 +2308,7 @@
               <w:bottom w:val="single" w:sz="2" w:space="0" w:color="000000"/>
               <w:right w:val="single" w:sz="2" w:space="0" w:color="000000"/>
             </w:tcBorders>
-            <w:shd w:color="auto" w:fill="DBE5F1" w:val="clear"/>
+            <w:shd w:val="clear" w:color="auto" w:fill="DBE5F1"/>
             <w:tcMar>
               <w:left w:w="108" w:type="dxa"/>
               <w:right w:w="108" w:type="dxa"/>
@@ -2800,8 +2317,8 @@
           <w:p>
             <w:pPr>
               <w:pStyle w:val="Standard"/>
-              <w:snapToGrid w:val="false"/>
-              <w:spacing w:lineRule="auto" w:line="276"/>
+              <w:snapToGrid w:val="0"/>
+              <w:spacing w:line="276" w:lineRule="auto"/>
               <w:jc w:val="both"/>
               <w:rPr>
                 <w:rFonts w:eastAsia="Times New Roman" w:cs="Times New Roman"/>
@@ -2828,7 +2345,7 @@
       </w:tr>
       <w:tr>
         <w:trPr>
-          <w:trHeight w:val="23" w:hRule="atLeast"/>
+          <w:trHeight w:val="23"/>
         </w:trPr>
         <w:tc>
           <w:tcPr>
@@ -2840,7 +2357,7 @@
               <w:bottom w:val="single" w:sz="2" w:space="0" w:color="000000"/>
               <w:right w:val="single" w:sz="2" w:space="0" w:color="000000"/>
             </w:tcBorders>
-            <w:shd w:color="auto" w:fill="FFFFFF" w:val="clear"/>
+            <w:shd w:val="clear" w:color="auto" w:fill="FFFFFF"/>
             <w:tcMar>
               <w:left w:w="108" w:type="dxa"/>
               <w:right w:w="108" w:type="dxa"/>
@@ -2849,21 +2366,13 @@
           <w:p>
             <w:pPr>
               <w:pStyle w:val="Standard"/>
-              <w:spacing w:lineRule="auto" w:line="276"/>
-              <w:jc w:val="both"/>
-              <w:rPr>
-                <w:b w:val="false"/>
-                <w:bCs w:val="false"/>
-              </w:rPr>
-            </w:pPr>
-            <w:r>
-              <w:rPr>
-                <w:rFonts w:eastAsia="Times New Roman" w:cs="Times New Roman"/>
-                <w:b w:val="false"/>
-                <w:bCs w:val="false"/>
-                <w:color w:val="000000"/>
-                <w:sz w:val="24"/>
-                <w:szCs w:val="24"/>
+              <w:spacing w:line="276" w:lineRule="auto"/>
+              <w:jc w:val="both"/>
+            </w:pPr>
+            <w:r>
+              <w:rPr>
+                <w:rFonts w:eastAsia="Times New Roman" w:cs="Times New Roman"/>
+                <w:color w:val="000000"/>
               </w:rPr>
               <w:t>({{chk_transporte_veiculo_oficial}}) Veículo Oficial</w:t>
             </w:r>
@@ -2871,21 +2380,13 @@
           <w:p>
             <w:pPr>
               <w:pStyle w:val="Standard"/>
-              <w:spacing w:lineRule="auto" w:line="276"/>
-              <w:jc w:val="both"/>
-              <w:rPr>
-                <w:b w:val="false"/>
-                <w:bCs w:val="false"/>
-              </w:rPr>
-            </w:pPr>
-            <w:r>
-              <w:rPr>
-                <w:rFonts w:eastAsia="Times New Roman" w:cs="Times New Roman"/>
-                <w:b w:val="false"/>
-                <w:bCs w:val="false"/>
-                <w:color w:val="000000"/>
-                <w:sz w:val="24"/>
-                <w:szCs w:val="24"/>
+              <w:spacing w:line="276" w:lineRule="auto"/>
+              <w:jc w:val="both"/>
+            </w:pPr>
+            <w:r>
+              <w:rPr>
+                <w:rFonts w:eastAsia="Times New Roman" w:cs="Times New Roman"/>
+                <w:color w:val="000000"/>
               </w:rPr>
               <w:t>({{chk_transporte_empresa_terrestre}}) Empresa Terrestre</w:t>
             </w:r>
@@ -2893,21 +2394,13 @@
           <w:p>
             <w:pPr>
               <w:pStyle w:val="Standard"/>
-              <w:spacing w:lineRule="auto" w:line="276"/>
-              <w:jc w:val="both"/>
-              <w:rPr>
-                <w:b w:val="false"/>
-                <w:bCs w:val="false"/>
-              </w:rPr>
-            </w:pPr>
-            <w:r>
-              <w:rPr>
-                <w:rFonts w:eastAsia="Times New Roman" w:cs="Times New Roman"/>
-                <w:b w:val="false"/>
-                <w:bCs w:val="false"/>
-                <w:color w:val="000000"/>
-                <w:sz w:val="24"/>
-                <w:szCs w:val="24"/>
+              <w:spacing w:line="276" w:lineRule="auto"/>
+              <w:jc w:val="both"/>
+            </w:pPr>
+            <w:r>
+              <w:rPr>
+                <w:rFonts w:eastAsia="Times New Roman" w:cs="Times New Roman"/>
+                <w:color w:val="000000"/>
               </w:rPr>
               <w:t>({{chk_transporte_empresa_aerea}}) Empresa Aérea</w:t>
             </w:r>
@@ -2915,21 +2408,13 @@
           <w:p>
             <w:pPr>
               <w:pStyle w:val="Standard"/>
-              <w:spacing w:lineRule="auto" w:line="276"/>
-              <w:jc w:val="both"/>
-              <w:rPr>
-                <w:b w:val="false"/>
-                <w:bCs w:val="false"/>
-              </w:rPr>
-            </w:pPr>
-            <w:r>
-              <w:rPr>
-                <w:rFonts w:eastAsia="Times New Roman" w:cs="Times New Roman"/>
-                <w:b w:val="false"/>
-                <w:bCs w:val="false"/>
-                <w:color w:val="000000"/>
-                <w:sz w:val="24"/>
-                <w:szCs w:val="24"/>
+              <w:spacing w:line="276" w:lineRule="auto"/>
+              <w:jc w:val="both"/>
+            </w:pPr>
+            <w:r>
+              <w:rPr>
+                <w:rFonts w:eastAsia="Times New Roman" w:cs="Times New Roman"/>
+                <w:color w:val="000000"/>
               </w:rPr>
               <w:t>({{chk_transporte_veiculo_proprio}}) Veículo Próprio</w:t>
             </w:r>
@@ -2937,168 +2422,54 @@
           <w:p>
             <w:pPr>
               <w:pStyle w:val="Standard"/>
-              <w:spacing w:lineRule="auto" w:line="276"/>
+              <w:spacing w:line="276" w:lineRule="auto"/>
               <w:jc w:val="both"/>
               <w:rPr>
                 <w:rFonts w:eastAsia="Times New Roman" w:cs="Times New Roman"/>
                 <w:b/>
                 <w:bCs/>
                 <w:color w:val="FF0000"/>
-                <w:sz w:val="24"/>
-                <w:szCs w:val="24"/>
-              </w:rPr>
-            </w:pPr>
-            <w:r>
+              </w:rPr>
+            </w:pPr>
+          </w:p>
+          <w:p>
+            <w:pPr>
+              <w:pStyle w:val="Standard"/>
+              <w:spacing w:line="276" w:lineRule="auto"/>
+              <w:jc w:val="both"/>
               <w:rPr>
                 <w:rFonts w:eastAsia="Times New Roman" w:cs="Times New Roman"/>
                 <w:b/>
                 <w:bCs/>
                 <w:color w:val="FF0000"/>
-                <w:sz w:val="24"/>
-                <w:szCs w:val="24"/>
-              </w:rPr>
-            </w:r>
-          </w:p>
-          <w:p>
-            <w:pPr>
-              <w:pStyle w:val="Standard"/>
-              <w:spacing w:lineRule="auto" w:line="276"/>
+              </w:rPr>
+            </w:pPr>
+          </w:p>
+          <w:p>
+            <w:pPr>
+              <w:pStyle w:val="Standard"/>
+              <w:spacing w:line="276" w:lineRule="auto"/>
               <w:jc w:val="both"/>
               <w:rPr>
                 <w:rFonts w:eastAsia="Times New Roman" w:cs="Times New Roman"/>
                 <w:b/>
                 <w:bCs/>
                 <w:color w:val="FF0000"/>
-                <w:sz w:val="24"/>
-                <w:szCs w:val="24"/>
-              </w:rPr>
-            </w:pPr>
-            <w:r>
-              <w:rPr>
-                <w:rFonts w:eastAsia="Times New Roman" w:cs="Times New Roman"/>
-                <w:b/>
-                <w:bCs/>
-                <w:color w:val="FF0000"/>
-                <w:sz w:val="24"/>
-                <w:szCs w:val="24"/>
-              </w:rPr>
-            </w:r>
-          </w:p>
-          <w:p>
-            <w:pPr>
-              <w:pStyle w:val="Standard"/>
-              <w:spacing w:lineRule="auto" w:line="276"/>
-              <w:jc w:val="both"/>
-              <w:rPr>
-                <w:rFonts w:eastAsia="Times New Roman" w:cs="Times New Roman"/>
-                <w:b/>
-                <w:bCs/>
-                <w:color w:val="FF0000"/>
-                <w:sz w:val="24"/>
-                <w:szCs w:val="24"/>
-              </w:rPr>
-            </w:pPr>
-            <w:r>
-              <w:rPr>
-                <w:rFonts w:eastAsia="Times New Roman" w:cs="Times New Roman"/>
-                <w:b/>
-                <w:bCs/>
-                <w:color w:val="FF0000"/>
-                <w:sz w:val="24"/>
-                <w:szCs w:val="24"/>
-              </w:rPr>
-            </w:r>
-          </w:p>
-          <w:p>
-            <w:pPr>
-              <w:pStyle w:val="Standard"/>
-              <w:spacing w:lineRule="auto" w:line="276"/>
-              <w:jc w:val="both"/>
-              <w:rPr>
-                <w:rFonts w:eastAsia="Times New Roman" w:cs="Times New Roman"/>
-                <w:b/>
-                <w:bCs/>
-                <w:color w:val="FF0000"/>
-                <w:sz w:val="24"/>
-                <w:szCs w:val="24"/>
-              </w:rPr>
-            </w:pPr>
-            <w:r>
-              <w:rPr>
-                <w:rFonts w:eastAsia="Times New Roman" w:cs="Times New Roman"/>
-                <w:b/>
-                <w:bCs/>
-                <w:color w:val="FF0000"/>
-                <w:sz w:val="24"/>
-                <w:szCs w:val="24"/>
-              </w:rPr>
-              <w:t>Em caso de veículo Oficial a solicitação deverá ocorrer diretamente com o setor de transportes em formulário específico;</w:t>
-            </w:r>
-          </w:p>
-          <w:p>
-            <w:pPr>
-              <w:pStyle w:val="Standard"/>
-              <w:spacing w:lineRule="auto" w:line="276"/>
-              <w:jc w:val="both"/>
-              <w:rPr>
-                <w:sz w:val="24"/>
-                <w:szCs w:val="24"/>
-              </w:rPr>
-            </w:pPr>
-            <w:r>
-              <w:rPr>
-                <w:rFonts w:eastAsia="Times New Roman" w:cs="Times New Roman"/>
-                <w:b/>
-                <w:bCs/>
-                <w:color w:val="FF0000"/>
-                <w:sz w:val="24"/>
-                <w:szCs w:val="24"/>
-              </w:rPr>
-              <w:t xml:space="preserve">Em caso de Veículo Próprio, Anexar a este processo o TERMO DE OPÇÃO – FORMULÁRIO VEÍCULO </w:t>
-            </w:r>
-            <w:commentRangeStart w:id="6"/>
-            <w:r>
-              <w:rPr>
-                <w:rFonts w:eastAsia="Times New Roman" w:cs="Times New Roman"/>
-                <w:b/>
-                <w:bCs/>
-                <w:color w:val="FF0000"/>
-                <w:sz w:val="24"/>
-                <w:szCs w:val="24"/>
-              </w:rPr>
-              <w:t>PRÓPRIO</w:t>
-            </w:r>
-            <w:r>
-              <w:rPr>
-                <w:rFonts w:eastAsia="Times New Roman" w:cs="Times New Roman"/>
-                <w:b/>
-                <w:bCs/>
-                <w:color w:val="FF0000"/>
-                <w:sz w:val="24"/>
-                <w:szCs w:val="24"/>
-              </w:rPr>
-            </w:r>
-            <w:commentRangeEnd w:id="6"/>
-            <w:r>
-              <w:commentReference w:id="6"/>
-            </w:r>
-            <w:r>
-              <w:rPr>
-                <w:rFonts w:eastAsia="Times New Roman" w:cs="Times New Roman"/>
-                <w:b/>
-                <w:bCs/>
-                <w:color w:val="000000"/>
-                <w:sz w:val="24"/>
-                <w:szCs w:val="24"/>
-              </w:rPr>
-              <w:t>.</w:t>
-            </w:r>
+              </w:rPr>
+            </w:pPr>
+          </w:p>
+          <w:p>
+            <w:pPr>
+              <w:pStyle w:val="Standard"/>
+              <w:spacing w:line="276" w:lineRule="auto"/>
+              <w:jc w:val="both"/>
+            </w:pPr>
           </w:p>
         </w:tc>
       </w:tr>
       <w:tr>
         <w:trPr>
-          <w:trHeight w:val="23" w:hRule="atLeast"/>
+          <w:trHeight w:val="23"/>
         </w:trPr>
         <w:tc>
           <w:tcPr>
@@ -3110,7 +2481,7 @@
               <w:bottom w:val="single" w:sz="2" w:space="0" w:color="000000"/>
               <w:right w:val="single" w:sz="2" w:space="0" w:color="000000"/>
             </w:tcBorders>
-            <w:shd w:color="auto" w:fill="DBE5F1" w:val="clear"/>
+            <w:shd w:val="clear" w:color="auto" w:fill="DBE5F1"/>
             <w:tcMar>
               <w:left w:w="108" w:type="dxa"/>
               <w:right w:w="108" w:type="dxa"/>
@@ -3119,8 +2490,8 @@
           <w:p>
             <w:pPr>
               <w:pStyle w:val="Standard"/>
-              <w:snapToGrid w:val="false"/>
-              <w:spacing w:lineRule="auto" w:line="276"/>
+              <w:snapToGrid w:val="0"/>
+              <w:spacing w:line="276" w:lineRule="auto"/>
               <w:jc w:val="both"/>
               <w:rPr>
                 <w:rFonts w:eastAsia="Times New Roman" w:cs="Times New Roman"/>
@@ -3135,6 +2506,7 @@
                 <w:bCs/>
                 <w:color w:val="000000"/>
               </w:rPr>
+              <w:lastRenderedPageBreak/>
               <w:t xml:space="preserve">JUSTIFICATIVA </w:t>
             </w:r>
             <w:r>
@@ -3145,7 +2517,7 @@
               </w:rPr>
               <w:t xml:space="preserve">para entrega da solicitação fora do prazo de 10 dias antecedentes a data da viagem (viagens nacionais SEM passagens), 30 dias antecedentes a data da viagem (viagens nacionais COM </w:t>
             </w:r>
-            <w:commentRangeStart w:id="7"/>
+            <w:commentRangeStart w:id="6"/>
             <w:r>
               <w:rPr>
                 <w:rFonts w:eastAsia="Times New Roman" w:cs="Times New Roman"/>
@@ -3154,16 +2526,17 @@
               </w:rPr>
               <w:t>passagens</w:t>
             </w:r>
-            <w:r>
-              <w:rPr>
-                <w:rFonts w:eastAsia="Times New Roman" w:cs="Times New Roman"/>
-                <w:bCs/>
-                <w:color w:val="000000"/>
-              </w:rPr>
-            </w:r>
-            <w:commentRangeEnd w:id="7"/>
-            <w:r>
-              <w:commentReference w:id="7"/>
+            <w:commentRangeEnd w:id="6"/>
+            <w:r>
+              <w:rPr>
+                <w:rStyle w:val="Refdecomentrio"/>
+                <w:rFonts w:eastAsia="Times New Roman" w:cs="Times New Roman"/>
+                <w:bCs/>
+                <w:color w:val="000000"/>
+                <w:sz w:val="24"/>
+                <w:szCs w:val="24"/>
+              </w:rPr>
+              <w:commentReference w:id="6"/>
             </w:r>
             <w:r>
               <w:rPr>
@@ -3178,7 +2551,7 @@
       </w:tr>
       <w:tr>
         <w:trPr>
-          <w:trHeight w:val="23" w:hRule="atLeast"/>
+          <w:trHeight w:val="23"/>
         </w:trPr>
         <w:tc>
           <w:tcPr>
@@ -3190,7 +2563,7 @@
               <w:bottom w:val="single" w:sz="2" w:space="0" w:color="000000"/>
               <w:right w:val="single" w:sz="2" w:space="0" w:color="000000"/>
             </w:tcBorders>
-            <w:shd w:color="auto" w:fill="FFFFFF" w:val="clear"/>
+            <w:shd w:val="clear" w:color="auto" w:fill="FFFFFF"/>
             <w:tcMar>
               <w:left w:w="108" w:type="dxa"/>
               <w:right w:w="108" w:type="dxa"/>
@@ -3199,19 +2572,13 @@
           <w:p>
             <w:pPr>
               <w:pStyle w:val="Standard"/>
-              <w:snapToGrid w:val="false"/>
-              <w:spacing w:lineRule="auto" w:line="276"/>
-              <w:jc w:val="both"/>
-              <w:rPr>
-                <w:b w:val="false"/>
-                <w:bCs w:val="false"/>
-              </w:rPr>
-            </w:pPr>
-            <w:r>
-              <w:rPr>
-                <w:rFonts w:eastAsia="Times New Roman" w:cs="Times New Roman"/>
-                <w:b w:val="false"/>
-                <w:bCs w:val="false"/>
+              <w:snapToGrid w:val="0"/>
+              <w:spacing w:line="276" w:lineRule="auto"/>
+              <w:jc w:val="both"/>
+            </w:pPr>
+            <w:r>
+              <w:rPr>
+                <w:rFonts w:eastAsia="Times New Roman" w:cs="Times New Roman"/>
                 <w:color w:val="000000"/>
                 <w:sz w:val="28"/>
                 <w:szCs w:val="28"/>
@@ -3222,8 +2589,8 @@
           <w:p>
             <w:pPr>
               <w:pStyle w:val="Standard"/>
-              <w:snapToGrid w:val="false"/>
-              <w:spacing w:lineRule="auto" w:line="276"/>
+              <w:snapToGrid w:val="0"/>
+              <w:spacing w:line="276" w:lineRule="auto"/>
               <w:jc w:val="both"/>
               <w:rPr>
                 <w:rFonts w:eastAsia="Times New Roman" w:cs="Times New Roman"/>
@@ -3232,36 +2599,20 @@
                 <w:color w:val="000000"/>
               </w:rPr>
             </w:pPr>
-            <w:r>
+          </w:p>
+          <w:p>
+            <w:pPr>
+              <w:pStyle w:val="Standard"/>
+              <w:snapToGrid w:val="0"/>
+              <w:spacing w:line="276" w:lineRule="auto"/>
+              <w:jc w:val="both"/>
               <w:rPr>
                 <w:rFonts w:eastAsia="Times New Roman" w:cs="Times New Roman"/>
                 <w:b/>
                 <w:bCs/>
                 <w:color w:val="000000"/>
               </w:rPr>
-            </w:r>
-          </w:p>
-          <w:p>
-            <w:pPr>
-              <w:pStyle w:val="Standard"/>
-              <w:snapToGrid w:val="false"/>
-              <w:spacing w:lineRule="auto" w:line="276"/>
-              <w:jc w:val="both"/>
-              <w:rPr>
-                <w:rFonts w:eastAsia="Times New Roman" w:cs="Times New Roman"/>
-                <w:b/>
-                <w:bCs/>
-                <w:color w:val="000000"/>
-              </w:rPr>
-            </w:pPr>
-            <w:r>
-              <w:rPr>
-                <w:rFonts w:eastAsia="Times New Roman" w:cs="Times New Roman"/>
-                <w:b/>
-                <w:bCs/>
-                <w:color w:val="000000"/>
-              </w:rPr>
-            </w:r>
+            </w:pPr>
           </w:p>
         </w:tc>
       </w:tr>
@@ -3269,7 +2620,7 @@
     <w:p>
       <w:pPr>
         <w:pStyle w:val="Standard"/>
-        <w:spacing w:lineRule="auto" w:line="276" w:before="0" w:after="200"/>
+        <w:spacing w:after="200" w:line="276" w:lineRule="auto"/>
         <w:rPr>
           <w:rFonts w:eastAsia="Times New Roman" w:cs="Times New Roman"/>
           <w:i/>
@@ -3291,16 +2642,10 @@
       <w:pPr>
         <w:pStyle w:val="Standard"/>
         <w:jc w:val="both"/>
-        <w:rPr>
-          <w:b w:val="false"/>
-          <w:bCs w:val="false"/>
-        </w:rPr>
       </w:pPr>
       <w:r>
         <w:rPr>
           <w:rFonts w:eastAsia="Times New Roman" w:cs="Times New Roman"/>
-          <w:b w:val="false"/>
-          <w:bCs w:val="false"/>
           <w:color w:val="000000"/>
         </w:rPr>
         <w:t>Data: {{data_solicitacao}}</w:t>
@@ -3309,16 +2654,10 @@
     <w:p>
       <w:pPr>
         <w:pStyle w:val="Standard"/>
-        <w:rPr>
-          <w:b w:val="false"/>
-          <w:bCs w:val="false"/>
-        </w:rPr>
       </w:pPr>
       <w:r>
         <w:rPr>
           <w:rFonts w:eastAsia="Times New Roman" w:cs="Times New Roman"/>
-          <w:b w:val="false"/>
-          <w:bCs w:val="false"/>
           <w:color w:val="000000"/>
         </w:rPr>
         <w:tab/>
@@ -3328,64 +2667,50 @@
       <w:pPr>
         <w:pStyle w:val="Standard"/>
         <w:jc w:val="center"/>
-        <w:rPr>
-          <w:b w:val="false"/>
-          <w:bCs w:val="false"/>
-        </w:rPr>
       </w:pPr>
-      <w:commentRangeStart w:id="8"/>
+      <w:commentRangeStart w:id="7"/>
       <w:r>
         <w:rPr>
           <w:rFonts w:eastAsia="Times New Roman" w:cs="Times New Roman"/>
-          <w:b w:val="false"/>
-          <w:bCs w:val="false"/>
           <w:color w:val="000000"/>
         </w:rPr>
         <w:t>Solicitante                                                                        Chefe Imediato</w:t>
       </w:r>
-      <w:commentRangeEnd w:id="8"/>
-      <w:r>
-        <w:commentReference w:id="8"/>
-      </w:r>
+      <w:commentRangeEnd w:id="7"/>
       <w:r>
         <w:rPr>
-          <w:rFonts w:eastAsia="Times New Roman" w:cs="Times New Roman"/>
-          <w:b w:val="false"/>
-          <w:bCs w:val="false"/>
-          <w:color w:val="000000"/>
+          <w:rStyle w:val="Refdecomentrio"/>
+          <w:sz w:val="24"/>
+          <w:szCs w:val="24"/>
         </w:rPr>
+        <w:commentReference w:id="7"/>
       </w:r>
     </w:p>
     <w:sectPr>
-      <w:type w:val="nextPage"/>
       <w:pgSz w:w="11906" w:h="16838"/>
-      <w:pgMar w:left="1134" w:right="1134" w:gutter="0" w:header="0" w:top="284" w:footer="0" w:bottom="284"/>
-      <w:pgNumType w:fmt="decimal"/>
-      <w:formProt w:val="false"/>
-      <w:textDirection w:val="lrTb"/>
-      <w:docGrid w:type="default" w:linePitch="360" w:charSpace="0"/>
+      <w:pgMar w:top="284" w:right="1134" w:bottom="284" w:left="1134" w:header="0" w:footer="0" w:gutter="0"/>
+      <w:cols w:space="720"/>
+      <w:formProt w:val="0"/>
+      <w:docGrid w:linePitch="360"/>
     </w:sectPr>
   </w:body>
 </w:document>
 </file>
 
 <file path=word/comments.xml><?xml version="1.0" encoding="utf-8"?>
-<w:comments xmlns:o="urn:schemas-microsoft-com:office:office" xmlns:r="http://schemas.openxmlformats.org/officeDocument/2006/relationships" xmlns:v="urn:schemas-microsoft-com:vml" xmlns:w="http://schemas.openxmlformats.org/wordprocessingml/2006/main" xmlns:w10="urn:schemas-microsoft-com:office:word" xmlns:wp="http://schemas.openxmlformats.org/drawingml/2006/wordprocessingDrawing" xmlns:pic="http://schemas.openxmlformats.org/drawingml/2006/picture" xmlns:wps="http://schemas.microsoft.com/office/word/2010/wordprocessingShape" xmlns:wpg="http://schemas.microsoft.com/office/word/2010/wordprocessingGroup" xmlns:mc="http://schemas.openxmlformats.org/markup-compatibility/2006" xmlns:wp14="http://schemas.microsoft.com/office/word/2010/wordprocessingDrawing" xmlns:w14="http://schemas.microsoft.com/office/word/2010/wordml" xmlns:w15="http://schemas.microsoft.com/office/word/2012/wordml" mc:Ignorable="w14 wp14 w15">
+<w:comments xmlns:wpc="http://schemas.microsoft.com/office/word/2010/wordprocessingCanvas" xmlns:cx="http://schemas.microsoft.com/office/drawing/2014/chartex" xmlns:cx1="http://schemas.microsoft.com/office/drawing/2015/9/8/chartex" xmlns:cx2="http://schemas.microsoft.com/office/drawing/2015/10/21/chartex" xmlns:cx3="http://schemas.microsoft.com/office/drawing/2016/5/9/chartex" xmlns:cx4="http://schemas.microsoft.com/office/drawing/2016/5/10/chartex" xmlns:cx5="http://schemas.microsoft.com/office/drawing/2016/5/11/chartex" xmlns:cx6="http://schemas.microsoft.com/office/drawing/2016/5/12/chartex" xmlns:cx7="http://schemas.microsoft.com/office/drawing/2016/5/13/chartex" xmlns:cx8="http://schemas.microsoft.com/office/drawing/2016/5/14/chartex" xmlns:mc="http://schemas.openxmlformats.org/markup-compatibility/2006" xmlns:aink="http://schemas.microsoft.com/office/drawing/2016/ink" xmlns:am3d="http://schemas.microsoft.com/office/drawing/2017/model3d" xmlns:o="urn:schemas-microsoft-com:office:office" xmlns:oel="http://schemas.microsoft.com/office/2019/extlst" xmlns:r="http://schemas.openxmlformats.org/officeDocument/2006/relationships" xmlns:m="http://schemas.openxmlformats.org/officeDocument/2006/math" xmlns:v="urn:schemas-microsoft-com:vml" xmlns:wp14="http://schemas.microsoft.com/office/word/2010/wordprocessingDrawing" xmlns:wp="http://schemas.openxmlformats.org/drawingml/2006/wordprocessingDrawing" xmlns:w10="urn:schemas-microsoft-com:office:word" xmlns:w="http://schemas.openxmlformats.org/wordprocessingml/2006/main" xmlns:w14="http://schemas.microsoft.com/office/word/2010/wordml" xmlns:w15="http://schemas.microsoft.com/office/word/2012/wordml" xmlns:w16cex="http://schemas.microsoft.com/office/word/2018/wordml/cex" xmlns:w16cid="http://schemas.microsoft.com/office/word/2016/wordml/cid" xmlns:w16="http://schemas.microsoft.com/office/word/2018/wordml" xmlns:w16du="http://schemas.microsoft.com/office/word/2023/wordml/word16du" xmlns:w16sdtdh="http://schemas.microsoft.com/office/word/2020/wordml/sdtdatahash" xmlns:w16sdtfl="http://schemas.microsoft.com/office/word/2024/wordml/sdtformatlock" xmlns:w16se="http://schemas.microsoft.com/office/word/2015/wordml/symex" xmlns:wpg="http://schemas.microsoft.com/office/word/2010/wordprocessingGroup" xmlns:wpi="http://schemas.microsoft.com/office/word/2010/wordprocessingInk" xmlns:wne="http://schemas.microsoft.com/office/word/2006/wordml" xmlns:wps="http://schemas.microsoft.com/office/word/2010/wordprocessingShape" mc:Ignorable="w14 w15 w16se w16cid w16 w16cex w16sdtdh w16sdtfl w16du wp14">
   <w:comment w:id="0" w:author="Usuário" w:date="2023-01-26T15:13:00Z" w:initials="U">
     <w:p>
       <w:pPr>
-        <w:overflowPunct w:val="false"/>
-        <w:rPr/>
+        <w:overflowPunct w:val="0"/>
       </w:pPr>
       <w:r>
         <w:annotationRef/>
       </w:r>
       <w:r>
         <w:rPr>
-          <w:rFonts w:eastAsia="DejaVu Sans" w:cs="DejaVu Sans" w:ascii="Liberation Serif" w:hAnsi="Liberation Serif"/>
+          <w:rFonts w:ascii="Liberation Serif" w:eastAsia="DejaVu Sans" w:hAnsi="Liberation Serif" w:cs="DejaVu Sans"/>
           <w:kern w:val="0"/>
-          <w:sz w:val="24"/>
-          <w:szCs w:val="24"/>
           <w:lang w:val="en-US" w:eastAsia="en-US" w:bidi="en-US"/>
         </w:rPr>
         <w:t xml:space="preserve">Devem ser marcados de acordo com a solicitação, se diárias ou diárias e Passagens. Quando houver passagens, deverá ser anexada junto ao formulário de requisição, proposta com sugestão de vôos. </w:t>
@@ -3395,15 +2720,14 @@
   <w:comment w:id="1" w:author="Usuário" w:date="2023-01-26T14:46:00Z" w:initials="U">
     <w:p>
       <w:pPr>
-        <w:overflowPunct w:val="false"/>
-        <w:rPr/>
+        <w:overflowPunct w:val="0"/>
       </w:pPr>
       <w:r>
         <w:annotationRef/>
       </w:r>
       <w:r>
         <w:rPr>
-          <w:rFonts w:eastAsia="DejaVu Sans" w:cs="DejaVu Sans" w:ascii="Liberation Serif" w:hAnsi="Liberation Serif"/>
+          <w:rFonts w:ascii="Liberation Serif" w:eastAsia="DejaVu Sans" w:hAnsi="Liberation Serif" w:cs="DejaVu Sans"/>
           <w:kern w:val="0"/>
           <w:lang w:val="en-US" w:eastAsia="en-US" w:bidi="en-US"/>
         </w:rPr>
@@ -3414,15 +2738,14 @@
   <w:comment w:id="2" w:author="Usuário" w:date="2023-01-31T13:44:00Z" w:initials="U">
     <w:p>
       <w:pPr>
-        <w:overflowPunct w:val="false"/>
-        <w:rPr/>
+        <w:overflowPunct w:val="0"/>
       </w:pPr>
       <w:r>
         <w:annotationRef/>
       </w:r>
       <w:r>
         <w:rPr>
-          <w:rFonts w:eastAsia="DejaVu Sans" w:cs="DejaVu Sans" w:ascii="Liberation Serif" w:hAnsi="Liberation Serif"/>
+          <w:rFonts w:ascii="Liberation Serif" w:eastAsia="DejaVu Sans" w:hAnsi="Liberation Serif" w:cs="DejaVu Sans"/>
           <w:kern w:val="0"/>
           <w:lang w:val="en-US" w:eastAsia="en-US" w:bidi="en-US"/>
         </w:rPr>
@@ -3431,30 +2754,21 @@
     </w:p>
     <w:p>
       <w:pPr>
-        <w:overflowPunct w:val="false"/>
-        <w:rPr/>
+        <w:overflowPunct w:val="0"/>
       </w:pPr>
-      <w:r>
-        <w:rPr>
-          <w:rFonts w:cs="DejaVu Sans" w:ascii="Liberation Serif" w:hAnsi="Liberation Serif" w:eastAsia="DejaVu Sans"/>
-          <w:kern w:val="0"/>
-          <w:lang w:bidi="en-US" w:val="en-US" w:eastAsia="en-US"/>
-        </w:rPr>
-      </w:r>
     </w:p>
   </w:comment>
   <w:comment w:id="3" w:author="Usuário" w:date="2023-01-31T13:44:00Z" w:initials="U">
     <w:p>
       <w:pPr>
-        <w:overflowPunct w:val="false"/>
-        <w:rPr/>
+        <w:overflowPunct w:val="0"/>
       </w:pPr>
       <w:r>
         <w:annotationRef/>
       </w:r>
       <w:r>
         <w:rPr>
-          <w:rFonts w:eastAsia="DejaVu Sans" w:cs="DejaVu Sans" w:ascii="Liberation Serif" w:hAnsi="Liberation Serif"/>
+          <w:rFonts w:ascii="Liberation Serif" w:eastAsia="DejaVu Sans" w:hAnsi="Liberation Serif" w:cs="DejaVu Sans"/>
           <w:kern w:val="0"/>
           <w:lang w:val="en-US" w:eastAsia="en-US" w:bidi="en-US"/>
         </w:rPr>
@@ -3465,15 +2779,14 @@
   <w:comment w:id="4" w:author="Usuário" w:date="2023-01-31T13:46:00Z" w:initials="U">
     <w:p>
       <w:pPr>
-        <w:overflowPunct w:val="false"/>
-        <w:rPr/>
+        <w:overflowPunct w:val="0"/>
       </w:pPr>
       <w:r>
         <w:annotationRef/>
       </w:r>
       <w:r>
         <w:rPr>
-          <w:rFonts w:eastAsia="DejaVu Sans" w:cs="DejaVu Sans" w:ascii="Liberation Serif" w:hAnsi="Liberation Serif"/>
+          <w:rFonts w:ascii="Liberation Serif" w:eastAsia="DejaVu Sans" w:hAnsi="Liberation Serif" w:cs="DejaVu Sans"/>
           <w:kern w:val="0"/>
           <w:lang w:val="en-US" w:eastAsia="en-US" w:bidi="en-US"/>
         </w:rPr>
@@ -3484,15 +2797,14 @@
   <w:comment w:id="5" w:author="Usuário" w:date="2023-01-26T15:01:00Z" w:initials="U">
     <w:p>
       <w:pPr>
-        <w:overflowPunct w:val="false"/>
-        <w:rPr/>
+        <w:overflowPunct w:val="0"/>
       </w:pPr>
       <w:r>
         <w:annotationRef/>
       </w:r>
       <w:r>
         <w:rPr>
-          <w:rFonts w:eastAsia="DejaVu Sans" w:cs="DejaVu Sans" w:ascii="Liberation Serif" w:hAnsi="Liberation Serif"/>
+          <w:rFonts w:ascii="Liberation Serif" w:eastAsia="DejaVu Sans" w:hAnsi="Liberation Serif" w:cs="DejaVu Sans"/>
           <w:kern w:val="0"/>
           <w:lang w:val="en-US" w:eastAsia="en-US" w:bidi="en-US"/>
         </w:rPr>
@@ -3500,37 +2812,17 @@
       </w:r>
     </w:p>
   </w:comment>
-  <w:comment w:id="6" w:author="Usuário" w:date="2023-01-26T15:03:00Z" w:initials="U">
+  <w:comment w:id="6" w:author="Usuário" w:date="2023-01-26T15:06:00Z" w:initials="U">
     <w:p>
       <w:pPr>
-        <w:overflowPunct w:val="false"/>
-        <w:rPr/>
+        <w:overflowPunct w:val="0"/>
       </w:pPr>
       <w:r>
         <w:annotationRef/>
       </w:r>
       <w:r>
         <w:rPr>
-          <w:rFonts w:eastAsia="DejaVu Sans" w:cs="DejaVu Sans" w:ascii="Liberation Serif" w:hAnsi="Liberation Serif"/>
-          <w:kern w:val="0"/>
-          <w:lang w:val="en-US" w:eastAsia="en-US" w:bidi="en-US"/>
-        </w:rPr>
-        <w:t>Devem ser marcados de acordo com os meios de transportes que serão utilizados durante a viagem. Em caso de OUTROS, especificar.</w:t>
-      </w:r>
-    </w:p>
-  </w:comment>
-  <w:comment w:id="7" w:author="Usuário" w:date="2023-01-26T15:06:00Z" w:initials="U">
-    <w:p>
-      <w:pPr>
-        <w:overflowPunct w:val="false"/>
-        <w:rPr/>
-      </w:pPr>
-      <w:r>
-        <w:annotationRef/>
-      </w:r>
-      <w:r>
-        <w:rPr>
-          <w:rFonts w:eastAsia="DejaVu Sans" w:cs="DejaVu Sans" w:ascii="Liberation Serif" w:hAnsi="Liberation Serif"/>
+          <w:rFonts w:ascii="Liberation Serif" w:eastAsia="DejaVu Sans" w:hAnsi="Liberation Serif" w:cs="DejaVu Sans"/>
           <w:kern w:val="0"/>
           <w:lang w:val="en-US" w:eastAsia="en-US" w:bidi="en-US"/>
         </w:rPr>
@@ -3538,18 +2830,17 @@
       </w:r>
     </w:p>
   </w:comment>
-  <w:comment w:id="8" w:author="Usuário" w:date="2023-10-10T16:58:00Z" w:initials="U">
+  <w:comment w:id="7" w:author="Usuário" w:date="2023-10-10T16:58:00Z" w:initials="U">
     <w:p>
       <w:pPr>
-        <w:overflowPunct w:val="false"/>
-        <w:rPr/>
+        <w:overflowPunct w:val="0"/>
       </w:pPr>
       <w:r>
         <w:annotationRef/>
       </w:r>
       <w:r>
         <w:rPr>
-          <w:rFonts w:eastAsia="DejaVu Sans" w:cs="DejaVu Sans" w:ascii="Liberation Serif" w:hAnsi="Liberation Serif"/>
+          <w:rFonts w:ascii="Liberation Serif" w:eastAsia="DejaVu Sans" w:hAnsi="Liberation Serif" w:cs="DejaVu Sans"/>
           <w:kern w:val="0"/>
           <w:lang w:val="en-US" w:eastAsia="en-US" w:bidi="en-US"/>
         </w:rPr>
@@ -3560,32 +2851,54 @@
 </w:comments>
 </file>
 
+<file path=word/commentsExtended.xml><?xml version="1.0" encoding="utf-8"?>
+<w15:commentsEx xmlns:wpc="http://schemas.microsoft.com/office/word/2010/wordprocessingCanvas" xmlns:cx="http://schemas.microsoft.com/office/drawing/2014/chartex" xmlns:cx1="http://schemas.microsoft.com/office/drawing/2015/9/8/chartex" xmlns:cx2="http://schemas.microsoft.com/office/drawing/2015/10/21/chartex" xmlns:cx3="http://schemas.microsoft.com/office/drawing/2016/5/9/chartex" xmlns:cx4="http://schemas.microsoft.com/office/drawing/2016/5/10/chartex" xmlns:cx5="http://schemas.microsoft.com/office/drawing/2016/5/11/chartex" xmlns:cx6="http://schemas.microsoft.com/office/drawing/2016/5/12/chartex" xmlns:cx7="http://schemas.microsoft.com/office/drawing/2016/5/13/chartex" xmlns:cx8="http://schemas.microsoft.com/office/drawing/2016/5/14/chartex" xmlns:mc="http://schemas.openxmlformats.org/markup-compatibility/2006" xmlns:aink="http://schemas.microsoft.com/office/drawing/2016/ink" xmlns:am3d="http://schemas.microsoft.com/office/drawing/2017/model3d" xmlns:o="urn:schemas-microsoft-com:office:office" xmlns:oel="http://schemas.microsoft.com/office/2019/extlst" xmlns:r="http://schemas.openxmlformats.org/officeDocument/2006/relationships" xmlns:m="http://schemas.openxmlformats.org/officeDocument/2006/math" xmlns:v="urn:schemas-microsoft-com:vml" xmlns:wp14="http://schemas.microsoft.com/office/word/2010/wordprocessingDrawing" xmlns:wp="http://schemas.openxmlformats.org/drawingml/2006/wordprocessingDrawing" xmlns:w10="urn:schemas-microsoft-com:office:word" xmlns:w="http://schemas.openxmlformats.org/wordprocessingml/2006/main" xmlns:w14="http://schemas.microsoft.com/office/word/2010/wordml" xmlns:w15="http://schemas.microsoft.com/office/word/2012/wordml" xmlns:w16cex="http://schemas.microsoft.com/office/word/2018/wordml/cex" xmlns:w16cid="http://schemas.microsoft.com/office/word/2016/wordml/cid" xmlns:w16="http://schemas.microsoft.com/office/word/2018/wordml" xmlns:w16du="http://schemas.microsoft.com/office/word/2023/wordml/word16du" xmlns:w16sdtdh="http://schemas.microsoft.com/office/word/2020/wordml/sdtdatahash" xmlns:w16sdtfl="http://schemas.microsoft.com/office/word/2024/wordml/sdtformatlock" xmlns:w16se="http://schemas.microsoft.com/office/word/2015/wordml/symex" xmlns:wpg="http://schemas.microsoft.com/office/word/2010/wordprocessingGroup" xmlns:wpi="http://schemas.microsoft.com/office/word/2010/wordprocessingInk" xmlns:wne="http://schemas.microsoft.com/office/word/2006/wordml" xmlns:wps="http://schemas.microsoft.com/office/word/2010/wordprocessingShape" mc:Ignorable="w14 w15 w16se w16cid w16 w16cex w16sdtdh w16sdtfl w16du wp14">
+  <w15:commentEx w15:paraId="37564C6E" w15:done="0"/>
+  <w15:commentEx w15:paraId="04BEF5A0" w15:done="0"/>
+  <w15:commentEx w15:paraId="693ED841" w15:done="0"/>
+  <w15:commentEx w15:paraId="2AFB16F2" w15:done="0"/>
+  <w15:commentEx w15:paraId="7DAC19E0" w15:done="0"/>
+  <w15:commentEx w15:paraId="4E69B005" w15:done="0"/>
+  <w15:commentEx w15:paraId="59DA992C" w15:done="0"/>
+  <w15:commentEx w15:paraId="3232FFEE" w15:done="0"/>
+</w15:commentsEx>
+</file>
+
+<file path=word/commentsIds.xml><?xml version="1.0" encoding="utf-8"?>
+<w16cid:commentsIds xmlns:wpc="http://schemas.microsoft.com/office/word/2010/wordprocessingCanvas" xmlns:cx="http://schemas.microsoft.com/office/drawing/2014/chartex" xmlns:cx1="http://schemas.microsoft.com/office/drawing/2015/9/8/chartex" xmlns:cx2="http://schemas.microsoft.com/office/drawing/2015/10/21/chartex" xmlns:cx3="http://schemas.microsoft.com/office/drawing/2016/5/9/chartex" xmlns:cx4="http://schemas.microsoft.com/office/drawing/2016/5/10/chartex" xmlns:cx5="http://schemas.microsoft.com/office/drawing/2016/5/11/chartex" xmlns:cx6="http://schemas.microsoft.com/office/drawing/2016/5/12/chartex" xmlns:cx7="http://schemas.microsoft.com/office/drawing/2016/5/13/chartex" xmlns:cx8="http://schemas.microsoft.com/office/drawing/2016/5/14/chartex" xmlns:mc="http://schemas.openxmlformats.org/markup-compatibility/2006" xmlns:aink="http://schemas.microsoft.com/office/drawing/2016/ink" xmlns:am3d="http://schemas.microsoft.com/office/drawing/2017/model3d" xmlns:o="urn:schemas-microsoft-com:office:office" xmlns:oel="http://schemas.microsoft.com/office/2019/extlst" xmlns:r="http://schemas.openxmlformats.org/officeDocument/2006/relationships" xmlns:m="http://schemas.openxmlformats.org/officeDocument/2006/math" xmlns:v="urn:schemas-microsoft-com:vml" xmlns:wp14="http://schemas.microsoft.com/office/word/2010/wordprocessingDrawing" xmlns:wp="http://schemas.openxmlformats.org/drawingml/2006/wordprocessingDrawing" xmlns:w10="urn:schemas-microsoft-com:office:word" xmlns:w="http://schemas.openxmlformats.org/wordprocessingml/2006/main" xmlns:w14="http://schemas.microsoft.com/office/word/2010/wordml" xmlns:w15="http://schemas.microsoft.com/office/word/2012/wordml" xmlns:w16cex="http://schemas.microsoft.com/office/word/2018/wordml/cex" xmlns:w16cid="http://schemas.microsoft.com/office/word/2016/wordml/cid" xmlns:w16="http://schemas.microsoft.com/office/word/2018/wordml" xmlns:w16du="http://schemas.microsoft.com/office/word/2023/wordml/word16du" xmlns:w16sdtdh="http://schemas.microsoft.com/office/word/2020/wordml/sdtdatahash" xmlns:w16sdtfl="http://schemas.microsoft.com/office/word/2024/wordml/sdtformatlock" xmlns:w16se="http://schemas.microsoft.com/office/word/2015/wordml/symex" xmlns:wpg="http://schemas.microsoft.com/office/word/2010/wordprocessingGroup" xmlns:wpi="http://schemas.microsoft.com/office/word/2010/wordprocessingInk" xmlns:wne="http://schemas.microsoft.com/office/word/2006/wordml" xmlns:wps="http://schemas.microsoft.com/office/word/2010/wordprocessingShape" mc:Ignorable="w14 w15 w16se w16cid w16 w16cex w16sdtdh w16sdtfl w16du wp14">
+  <w16cid:commentId w16cid:paraId="37564C6E" w16cid:durableId="11DC68DB"/>
+  <w16cid:commentId w16cid:paraId="04BEF5A0" w16cid:durableId="3EF13B04"/>
+  <w16cid:commentId w16cid:paraId="693ED841" w16cid:durableId="55EECBFB"/>
+  <w16cid:commentId w16cid:paraId="2AFB16F2" w16cid:durableId="2BAF062E"/>
+  <w16cid:commentId w16cid:paraId="7DAC19E0" w16cid:durableId="4749CDFD"/>
+  <w16cid:commentId w16cid:paraId="4E69B005" w16cid:durableId="10393841"/>
+  <w16cid:commentId w16cid:paraId="59DA992C" w16cid:durableId="39168165"/>
+  <w16cid:commentId w16cid:paraId="3232FFEE" w16cid:durableId="1F700A15"/>
+</w16cid:commentsIds>
+</file>
+
 <file path=word/styles.xml><?xml version="1.0" encoding="utf-8"?>
-<w:styles xmlns:w="http://schemas.openxmlformats.org/wordprocessingml/2006/main" xmlns:w14="http://schemas.microsoft.com/office/word/2010/wordml" xmlns:mc="http://schemas.openxmlformats.org/markup-compatibility/2006" mc:Ignorable="w14">
+<w:styles xmlns:mc="http://schemas.openxmlformats.org/markup-compatibility/2006" xmlns:r="http://schemas.openxmlformats.org/officeDocument/2006/relationships" xmlns:w="http://schemas.openxmlformats.org/wordprocessingml/2006/main" xmlns:w14="http://schemas.microsoft.com/office/word/2010/wordml" xmlns:w15="http://schemas.microsoft.com/office/word/2012/wordml" xmlns:w16cex="http://schemas.microsoft.com/office/word/2018/wordml/cex" xmlns:w16cid="http://schemas.microsoft.com/office/word/2016/wordml/cid" xmlns:w16="http://schemas.microsoft.com/office/word/2018/wordml" xmlns:w16du="http://schemas.microsoft.com/office/word/2023/wordml/word16du" xmlns:w16sdtdh="http://schemas.microsoft.com/office/word/2020/wordml/sdtdatahash" xmlns:w16sdtfl="http://schemas.microsoft.com/office/word/2024/wordml/sdtformatlock" xmlns:w16se="http://schemas.microsoft.com/office/word/2015/wordml/symex" mc:Ignorable="w14 w15 w16se w16cid w16 w16cex w16sdtdh w16sdtfl w16du">
   <w:docDefaults>
     <w:rPrDefault>
       <w:rPr>
-        <w:rFonts w:ascii="Times New Roman" w:hAnsi="Times New Roman" w:eastAsia="Times New Roman" w:cs="Times New Roman"/>
+        <w:rFonts w:ascii="Times New Roman" w:eastAsia="Times New Roman" w:hAnsi="Times New Roman" w:cs="Times New Roman"/>
         <w:lang w:val="pt-BR" w:eastAsia="pt-BR" w:bidi="ar-SA"/>
       </w:rPr>
     </w:rPrDefault>
-    <w:pPrDefault>
-      <w:pPr>
-        <w:suppressAutoHyphens w:val="true"/>
-      </w:pPr>
-    </w:pPrDefault>
+    <w:pPrDefault/>
   </w:docDefaults>
   <w:latentStyles w:defLockedState="0" w:defUIPriority="99" w:defSemiHidden="0" w:defUnhideWhenUsed="0" w:defQFormat="0" w:count="376">
     <w:lsdException w:name="Normal" w:uiPriority="0" w:qFormat="1"/>
     <w:lsdException w:name="heading 1" w:uiPriority="9" w:qFormat="1"/>
-    <w:lsdException w:name="heading 2" w:uiPriority="9" w:semiHidden="1" w:unhideWhenUsed="1" w:qFormat="1"/>
-    <w:lsdException w:name="heading 3" w:uiPriority="9" w:semiHidden="1" w:unhideWhenUsed="1" w:qFormat="1"/>
-    <w:lsdException w:name="heading 4" w:uiPriority="9" w:semiHidden="1" w:unhideWhenUsed="1" w:qFormat="1"/>
-    <w:lsdException w:name="heading 5" w:uiPriority="9" w:semiHidden="1" w:unhideWhenUsed="1" w:qFormat="1"/>
-    <w:lsdException w:name="heading 6" w:uiPriority="9" w:semiHidden="1" w:unhideWhenUsed="1" w:qFormat="1"/>
-    <w:lsdException w:name="heading 7" w:uiPriority="9" w:semiHidden="1" w:unhideWhenUsed="1" w:qFormat="1"/>
-    <w:lsdException w:name="heading 8" w:uiPriority="9" w:semiHidden="1" w:unhideWhenUsed="1" w:qFormat="1"/>
-    <w:lsdException w:name="heading 9" w:uiPriority="9" w:semiHidden="1" w:unhideWhenUsed="1" w:qFormat="1"/>
+    <w:lsdException w:name="heading 2" w:semiHidden="1" w:uiPriority="9" w:unhideWhenUsed="1" w:qFormat="1"/>
+    <w:lsdException w:name="heading 3" w:semiHidden="1" w:uiPriority="9" w:unhideWhenUsed="1" w:qFormat="1"/>
+    <w:lsdException w:name="heading 4" w:semiHidden="1" w:uiPriority="9" w:unhideWhenUsed="1" w:qFormat="1"/>
+    <w:lsdException w:name="heading 5" w:semiHidden="1" w:uiPriority="9" w:unhideWhenUsed="1" w:qFormat="1"/>
+    <w:lsdException w:name="heading 6" w:semiHidden="1" w:uiPriority="9" w:unhideWhenUsed="1" w:qFormat="1"/>
+    <w:lsdException w:name="heading 7" w:semiHidden="1" w:uiPriority="9" w:unhideWhenUsed="1" w:qFormat="1"/>
+    <w:lsdException w:name="heading 8" w:semiHidden="1" w:uiPriority="9" w:unhideWhenUsed="1" w:qFormat="1"/>
+    <w:lsdException w:name="heading 9" w:semiHidden="1" w:uiPriority="9" w:unhideWhenUsed="1" w:qFormat="1"/>
     <w:lsdException w:name="index 1" w:semiHidden="1" w:unhideWhenUsed="1"/>
     <w:lsdException w:name="index 2" w:semiHidden="1" w:unhideWhenUsed="1"/>
     <w:lsdException w:name="index 3" w:semiHidden="1" w:unhideWhenUsed="1"/>
@@ -3595,22 +2908,22 @@
     <w:lsdException w:name="index 7" w:semiHidden="1" w:unhideWhenUsed="1"/>
     <w:lsdException w:name="index 8" w:semiHidden="1" w:unhideWhenUsed="1"/>
     <w:lsdException w:name="index 9" w:semiHidden="1" w:unhideWhenUsed="1"/>
-    <w:lsdException w:name="toc 1" w:uiPriority="39" w:semiHidden="1" w:unhideWhenUsed="1"/>
-    <w:lsdException w:name="toc 2" w:uiPriority="39" w:semiHidden="1" w:unhideWhenUsed="1"/>
-    <w:lsdException w:name="toc 3" w:uiPriority="39" w:semiHidden="1" w:unhideWhenUsed="1"/>
-    <w:lsdException w:name="toc 4" w:uiPriority="39" w:semiHidden="1" w:unhideWhenUsed="1"/>
-    <w:lsdException w:name="toc 5" w:uiPriority="39" w:semiHidden="1" w:unhideWhenUsed="1"/>
-    <w:lsdException w:name="toc 6" w:uiPriority="39" w:semiHidden="1" w:unhideWhenUsed="1"/>
-    <w:lsdException w:name="toc 7" w:uiPriority="39" w:semiHidden="1" w:unhideWhenUsed="1"/>
-    <w:lsdException w:name="toc 8" w:uiPriority="39" w:semiHidden="1" w:unhideWhenUsed="1"/>
-    <w:lsdException w:name="toc 9" w:uiPriority="39" w:semiHidden="1" w:unhideWhenUsed="1"/>
+    <w:lsdException w:name="toc 1" w:semiHidden="1" w:uiPriority="39" w:unhideWhenUsed="1"/>
+    <w:lsdException w:name="toc 2" w:semiHidden="1" w:uiPriority="39" w:unhideWhenUsed="1"/>
+    <w:lsdException w:name="toc 3" w:semiHidden="1" w:uiPriority="39" w:unhideWhenUsed="1"/>
+    <w:lsdException w:name="toc 4" w:semiHidden="1" w:uiPriority="39" w:unhideWhenUsed="1"/>
+    <w:lsdException w:name="toc 5" w:semiHidden="1" w:uiPriority="39" w:unhideWhenUsed="1"/>
+    <w:lsdException w:name="toc 6" w:semiHidden="1" w:uiPriority="39" w:unhideWhenUsed="1"/>
+    <w:lsdException w:name="toc 7" w:semiHidden="1" w:uiPriority="39" w:unhideWhenUsed="1"/>
+    <w:lsdException w:name="toc 8" w:semiHidden="1" w:uiPriority="39" w:unhideWhenUsed="1"/>
+    <w:lsdException w:name="toc 9" w:semiHidden="1" w:uiPriority="39" w:unhideWhenUsed="1"/>
     <w:lsdException w:name="Normal Indent" w:semiHidden="1" w:unhideWhenUsed="1"/>
     <w:lsdException w:name="footnote text" w:semiHidden="1" w:unhideWhenUsed="1"/>
     <w:lsdException w:name="annotation text" w:semiHidden="1" w:unhideWhenUsed="1"/>
     <w:lsdException w:name="header" w:semiHidden="1" w:unhideWhenUsed="1"/>
     <w:lsdException w:name="footer" w:semiHidden="1" w:unhideWhenUsed="1"/>
     <w:lsdException w:name="index heading" w:semiHidden="1" w:unhideWhenUsed="1"/>
-    <w:lsdException w:name="caption" w:uiPriority="35" w:semiHidden="1" w:unhideWhenUsed="1" w:qFormat="1"/>
+    <w:lsdException w:name="caption" w:semiHidden="1" w:uiPriority="35" w:unhideWhenUsed="1" w:qFormat="1"/>
     <w:lsdException w:name="table of figures" w:semiHidden="1" w:unhideWhenUsed="1"/>
     <w:lsdException w:name="envelope address" w:semiHidden="1" w:unhideWhenUsed="1"/>
     <w:lsdException w:name="envelope return" w:semiHidden="1" w:unhideWhenUsed="1"/>
@@ -3641,7 +2954,7 @@
     <w:lsdException w:name="Title" w:uiPriority="10" w:qFormat="1"/>
     <w:lsdException w:name="Closing" w:semiHidden="1" w:unhideWhenUsed="1"/>
     <w:lsdException w:name="Signature" w:semiHidden="1" w:unhideWhenUsed="1"/>
-    <w:lsdException w:name="Default Paragraph Font" w:uiPriority="1" w:semiHidden="1" w:unhideWhenUsed="1"/>
+    <w:lsdException w:name="Default Paragraph Font" w:semiHidden="1" w:uiPriority="1" w:unhideWhenUsed="1"/>
     <w:lsdException w:name="Body Text" w:semiHidden="1" w:unhideWhenUsed="1"/>
     <w:lsdException w:name="Body Text Indent" w:semiHidden="1" w:unhideWhenUsed="1"/>
     <w:lsdException w:name="List Continue" w:semiHidden="1" w:unhideWhenUsed="1"/>
@@ -3841,8 +3154,8 @@
     <w:lsdException w:name="Subtle Reference" w:uiPriority="31" w:qFormat="1"/>
     <w:lsdException w:name="Intense Reference" w:uiPriority="32" w:qFormat="1"/>
     <w:lsdException w:name="Book Title" w:uiPriority="33" w:qFormat="1"/>
-    <w:lsdException w:name="Bibliography" w:uiPriority="37" w:semiHidden="1" w:unhideWhenUsed="1"/>
-    <w:lsdException w:name="TOC Heading" w:uiPriority="39" w:semiHidden="1" w:unhideWhenUsed="1" w:qFormat="1"/>
+    <w:lsdException w:name="Bibliography" w:semiHidden="1" w:uiPriority="37" w:unhideWhenUsed="1"/>
+    <w:lsdException w:name="TOC Heading" w:semiHidden="1" w:uiPriority="39" w:unhideWhenUsed="1" w:qFormat="1"/>
     <w:lsdException w:name="Plain Table 1" w:uiPriority="41"/>
     <w:lsdException w:name="Plain Table 2" w:uiPriority="42"/>
     <w:lsdException w:name="Plain Table 3" w:uiPriority="43"/>
@@ -3953,60 +3266,70 @@
     <w:lsdException w:name="Unresolved Mention" w:semiHidden="1" w:unhideWhenUsed="1"/>
     <w:lsdException w:name="Smart Link" w:semiHidden="1" w:unhideWhenUsed="1"/>
   </w:latentStyles>
-  <w:style w:type="paragraph" w:styleId="Normal" w:default="1">
+  <w:style w:type="paragraph" w:default="1" w:styleId="Normal">
     <w:name w:val="Normal"/>
     <w:qFormat/>
     <w:pPr>
-      <w:widowControl w:val="false"/>
-      <w:suppressAutoHyphens w:val="true"/>
-      <w:bidi w:val="0"/>
-      <w:spacing w:before="0" w:after="0"/>
-      <w:jc w:val="left"/>
+      <w:widowControl w:val="0"/>
+      <w:suppressAutoHyphens/>
       <w:textAlignment w:val="baseline"/>
     </w:pPr>
     <w:rPr>
-      <w:rFonts w:ascii="Times New Roman" w:hAnsi="Times New Roman" w:eastAsia="SimSun" w:cs="Mangal"/>
-      <w:color w:val="auto"/>
+      <w:rFonts w:eastAsia="SimSun" w:cs="Mangal"/>
       <w:kern w:val="2"/>
       <w:sz w:val="24"/>
       <w:szCs w:val="24"/>
-      <w:lang w:val="pt-BR" w:eastAsia="hi-IN" w:bidi="hi-IN"/>
+      <w:lang w:eastAsia="hi-IN" w:bidi="hi-IN"/>
     </w:rPr>
   </w:style>
-  <w:style w:type="character" w:styleId="DefaultParagraphFont" w:default="1">
+  <w:style w:type="character" w:default="1" w:styleId="Fontepargpadro">
     <w:name w:val="Default Paragraph Font"/>
     <w:uiPriority w:val="1"/>
     <w:semiHidden/>
     <w:unhideWhenUsed/>
-    <w:qFormat/>
-    <w:rPr/>
-  </w:style>
-  <w:style w:type="character" w:styleId="Fontepargpadro2" w:customStyle="1">
+  </w:style>
+  <w:style w:type="table" w:default="1" w:styleId="Tabelanormal">
+    <w:name w:val="Normal Table"/>
+    <w:uiPriority w:val="99"/>
+    <w:semiHidden/>
+    <w:unhideWhenUsed/>
+    <w:tblPr>
+      <w:tblInd w:w="0" w:type="dxa"/>
+      <w:tblCellMar>
+        <w:top w:w="0" w:type="dxa"/>
+        <w:left w:w="108" w:type="dxa"/>
+        <w:bottom w:w="0" w:type="dxa"/>
+        <w:right w:w="108" w:type="dxa"/>
+      </w:tblCellMar>
+    </w:tblPr>
+  </w:style>
+  <w:style w:type="numbering" w:default="1" w:styleId="Semlista">
+    <w:name w:val="No List"/>
+    <w:uiPriority w:val="99"/>
+    <w:semiHidden/>
+    <w:unhideWhenUsed/>
+  </w:style>
+  <w:style w:type="character" w:customStyle="1" w:styleId="Fontepargpadro2">
     <w:name w:val="Fonte parág. padrão2"/>
     <w:qFormat/>
-    <w:rPr/>
-  </w:style>
-  <w:style w:type="character" w:styleId="Absatz-Standardschriftart" w:customStyle="1">
+  </w:style>
+  <w:style w:type="character" w:customStyle="1" w:styleId="Absatz-Standardschriftart">
     <w:name w:val="Absatz-Standardschriftart"/>
     <w:qFormat/>
-    <w:rPr/>
-  </w:style>
-  <w:style w:type="character" w:styleId="WW-Absatz-Standardschriftart" w:customStyle="1">
+  </w:style>
+  <w:style w:type="character" w:customStyle="1" w:styleId="WW-Absatz-Standardschriftart">
     <w:name w:val="WW-Absatz-Standardschriftart"/>
     <w:qFormat/>
-    <w:rPr/>
-  </w:style>
-  <w:style w:type="character" w:styleId="WW-Absatz-Standardschriftart1" w:customStyle="1">
+  </w:style>
+  <w:style w:type="character" w:customStyle="1" w:styleId="WW-Absatz-Standardschriftart1">
     <w:name w:val="WW-Absatz-Standardschriftart1"/>
     <w:qFormat/>
-    <w:rPr/>
-  </w:style>
-  <w:style w:type="character" w:styleId="Fontepargpadro1" w:customStyle="1">
+  </w:style>
+  <w:style w:type="character" w:customStyle="1" w:styleId="Fontepargpadro1">
     <w:name w:val="Fonte parág. padrão1"/>
     <w:qFormat/>
-    <w:rPr/>
-  </w:style>
-  <w:style w:type="character" w:styleId="TextodebaloChar" w:customStyle="1">
+  </w:style>
+  <w:style w:type="character" w:customStyle="1" w:styleId="TextodebaloChar">
     <w:name w:val="Texto de balão Char"/>
     <w:qFormat/>
     <w:rPr>
@@ -4015,7 +3338,7 @@
       <w:szCs w:val="14"/>
     </w:rPr>
   </w:style>
-  <w:style w:type="character" w:styleId="CabealhoChar" w:customStyle="1">
+  <w:style w:type="character" w:customStyle="1" w:styleId="CabealhoChar">
     <w:name w:val="Cabeçalho Char"/>
     <w:qFormat/>
     <w:rPr>
@@ -4025,7 +3348,7 @@
       <w:lang w:eastAsia="hi-IN" w:bidi="hi-IN"/>
     </w:rPr>
   </w:style>
-  <w:style w:type="character" w:styleId="RodapChar" w:customStyle="1">
+  <w:style w:type="character" w:customStyle="1" w:styleId="RodapChar">
     <w:name w:val="Rodapé Char"/>
     <w:qFormat/>
     <w:rPr>
@@ -4042,24 +3365,25 @@
       <w:u w:val="single"/>
     </w:rPr>
   </w:style>
-  <w:style w:type="character" w:styleId="CommentReference">
+  <w:style w:type="character" w:styleId="Refdecomentrio">
     <w:name w:val="annotation reference"/>
     <w:uiPriority w:val="99"/>
     <w:semiHidden/>
     <w:unhideWhenUsed/>
     <w:qFormat/>
-    <w:rsid w:val="009677cb"/>
+    <w:rsid w:val="009677CB"/>
     <w:rPr>
       <w:sz w:val="16"/>
       <w:szCs w:val="16"/>
     </w:rPr>
   </w:style>
-  <w:style w:type="character" w:styleId="TextodecomentrioChar" w:customStyle="1">
+  <w:style w:type="character" w:customStyle="1" w:styleId="TextodecomentrioChar">
     <w:name w:val="Texto de comentário Char"/>
+    <w:link w:val="Textodecomentrio"/>
     <w:uiPriority w:val="99"/>
     <w:semiHidden/>
     <w:qFormat/>
-    <w:rsid w:val="009677cb"/>
+    <w:rsid w:val="009677CB"/>
     <w:rPr>
       <w:rFonts w:eastAsia="SimSun" w:cs="Mangal"/>
       <w:kern w:val="2"/>
@@ -4067,13 +3391,13 @@
       <w:lang w:eastAsia="hi-IN" w:bidi="hi-IN"/>
     </w:rPr>
   </w:style>
-  <w:style w:type="character" w:styleId="AssuntodocomentrioChar" w:customStyle="1">
+  <w:style w:type="character" w:customStyle="1" w:styleId="AssuntodocomentrioChar">
     <w:name w:val="Assunto do comentário Char"/>
-    <w:link w:val="annotationsubject"/>
+    <w:link w:val="Assuntodocomentrio"/>
     <w:uiPriority w:val="99"/>
     <w:semiHidden/>
     <w:qFormat/>
-    <w:rsid w:val="009677cb"/>
+    <w:rsid w:val="009677CB"/>
     <w:rPr>
       <w:rFonts w:eastAsia="SimSun" w:cs="Mangal"/>
       <w:b/>
@@ -4084,35 +3408,32 @@
     </w:rPr>
   </w:style>
   <w:style w:type="paragraph" w:styleId="Ttulo">
-    <w:name w:val="Título"/>
+    <w:name w:val="Title"/>
     <w:basedOn w:val="Normal"/>
-    <w:next w:val="BodyText"/>
+    <w:next w:val="Corpodetexto"/>
     <w:qFormat/>
     <w:pPr>
-      <w:keepNext w:val="true"/>
+      <w:keepNext/>
       <w:spacing w:before="240" w:after="120"/>
     </w:pPr>
     <w:rPr>
-      <w:rFonts w:ascii="Liberation Sans" w:hAnsi="Liberation Sans" w:eastAsia="Noto Sans CJK SC" w:cs="Noto Sans"/>
+      <w:rFonts w:ascii="Liberation Sans" w:eastAsia="Noto Sans CJK SC" w:hAnsi="Liberation Sans" w:cs="Noto Sans"/>
       <w:sz w:val="28"/>
       <w:szCs w:val="28"/>
     </w:rPr>
   </w:style>
-  <w:style w:type="paragraph" w:styleId="BodyText">
+  <w:style w:type="paragraph" w:styleId="Corpodetexto">
     <w:name w:val="Body Text"/>
     <w:basedOn w:val="Normal"/>
     <w:pPr>
-      <w:spacing w:before="0" w:after="120"/>
+      <w:spacing w:after="120"/>
     </w:pPr>
-    <w:rPr/>
-  </w:style>
-  <w:style w:type="paragraph" w:styleId="List">
+  </w:style>
+  <w:style w:type="paragraph" w:styleId="Lista">
     <w:name w:val="List"/>
     <w:basedOn w:val="Textbody"/>
-    <w:pPr/>
-    <w:rPr/>
-  </w:style>
-  <w:style w:type="paragraph" w:styleId="Caption">
+  </w:style>
+  <w:style w:type="paragraph" w:styleId="Legenda">
     <w:name w:val="caption"/>
     <w:basedOn w:val="Normal"/>
     <w:qFormat/>
@@ -4124,59 +3445,55 @@
       <w:rFonts w:cs="Noto Sans"/>
       <w:i/>
       <w:iCs/>
-      <w:sz w:val="24"/>
-      <w:szCs w:val="24"/>
     </w:rPr>
   </w:style>
-  <w:style w:type="paragraph" w:styleId="ndice" w:customStyle="1">
+  <w:style w:type="paragraph" w:customStyle="1" w:styleId="ndice">
     <w:name w:val="Índice"/>
     <w:basedOn w:val="Standard"/>
     <w:qFormat/>
     <w:pPr>
       <w:suppressLineNumbers/>
     </w:pPr>
-    <w:rPr/>
-  </w:style>
-  <w:style w:type="paragraph" w:styleId="Ttulouser">
+  </w:style>
+  <w:style w:type="paragraph" w:customStyle="1" w:styleId="Ttulouser">
     <w:name w:val="Título (user)"/>
     <w:basedOn w:val="Normal"/>
-    <w:next w:val="BodyText"/>
+    <w:next w:val="Corpodetexto"/>
     <w:qFormat/>
     <w:pPr>
-      <w:keepNext w:val="true"/>
+      <w:keepNext/>
       <w:spacing w:before="240" w:after="120"/>
     </w:pPr>
     <w:rPr>
-      <w:rFonts w:ascii="Liberation Sans" w:hAnsi="Liberation Sans" w:eastAsia="Noto Sans CJK SC" w:cs="Noto Sans"/>
+      <w:rFonts w:ascii="Liberation Sans" w:eastAsia="Noto Sans CJK SC" w:hAnsi="Liberation Sans" w:cs="Noto Sans"/>
       <w:sz w:val="28"/>
       <w:szCs w:val="28"/>
     </w:rPr>
   </w:style>
-  <w:style w:type="paragraph" w:styleId="ndiceuser" w:customStyle="1">
+  <w:style w:type="paragraph" w:customStyle="1" w:styleId="ndiceuser">
     <w:name w:val="Índice (user)"/>
     <w:basedOn w:val="Normal"/>
     <w:qFormat/>
     <w:pPr>
       <w:suppressLineNumbers/>
     </w:pPr>
-    <w:rPr/>
-  </w:style>
-  <w:style w:type="paragraph" w:styleId="Ttulo2" w:customStyle="1">
+  </w:style>
+  <w:style w:type="paragraph" w:customStyle="1" w:styleId="Ttulo2">
     <w:name w:val="Título2"/>
     <w:basedOn w:val="Normal"/>
-    <w:next w:val="BodyText"/>
+    <w:next w:val="Corpodetexto"/>
     <w:qFormat/>
     <w:pPr>
-      <w:keepNext w:val="true"/>
+      <w:keepNext/>
       <w:spacing w:before="240" w:after="120"/>
     </w:pPr>
     <w:rPr>
-      <w:rFonts w:ascii="Arial" w:hAnsi="Arial" w:eastAsia="Microsoft YaHei"/>
+      <w:rFonts w:ascii="Arial" w:eastAsia="Microsoft YaHei" w:hAnsi="Arial"/>
       <w:sz w:val="28"/>
       <w:szCs w:val="28"/>
     </w:rPr>
   </w:style>
-  <w:style w:type="paragraph" w:styleId="Legenda2" w:customStyle="1">
+  <w:style w:type="paragraph" w:customStyle="1" w:styleId="Legenda2">
     <w:name w:val="Legenda2"/>
     <w:basedOn w:val="Normal"/>
     <w:qFormat/>
@@ -4189,51 +3506,46 @@
       <w:iCs/>
     </w:rPr>
   </w:style>
-  <w:style w:type="paragraph" w:styleId="Standard" w:customStyle="1">
+  <w:style w:type="paragraph" w:customStyle="1" w:styleId="Standard">
     <w:name w:val="Standard"/>
     <w:qFormat/>
     <w:pPr>
-      <w:widowControl w:val="false"/>
-      <w:suppressAutoHyphens w:val="true"/>
-      <w:bidi w:val="0"/>
-      <w:spacing w:before="0" w:after="0"/>
-      <w:jc w:val="left"/>
+      <w:widowControl w:val="0"/>
+      <w:suppressAutoHyphens/>
       <w:textAlignment w:val="baseline"/>
     </w:pPr>
     <w:rPr>
-      <w:rFonts w:ascii="Times New Roman" w:hAnsi="Times New Roman" w:eastAsia="SimSun" w:cs="Mangal"/>
-      <w:color w:val="auto"/>
+      <w:rFonts w:eastAsia="SimSun" w:cs="Mangal"/>
       <w:kern w:val="2"/>
       <w:sz w:val="24"/>
       <w:szCs w:val="24"/>
-      <w:lang w:val="pt-BR" w:eastAsia="hi-IN" w:bidi="hi-IN"/>
+      <w:lang w:eastAsia="hi-IN" w:bidi="hi-IN"/>
     </w:rPr>
   </w:style>
-  <w:style w:type="paragraph" w:styleId="Ttulo1" w:customStyle="1">
+  <w:style w:type="paragraph" w:customStyle="1" w:styleId="Ttulo1">
     <w:name w:val="Título1"/>
     <w:basedOn w:val="Standard"/>
     <w:next w:val="Textbody"/>
     <w:qFormat/>
     <w:pPr>
-      <w:keepNext w:val="true"/>
+      <w:keepNext/>
       <w:spacing w:before="240" w:after="120"/>
     </w:pPr>
     <w:rPr>
-      <w:rFonts w:ascii="Arial" w:hAnsi="Arial" w:eastAsia="Microsoft YaHei" w:cs="Arial"/>
+      <w:rFonts w:ascii="Arial" w:eastAsia="Microsoft YaHei" w:hAnsi="Arial" w:cs="Arial"/>
       <w:sz w:val="28"/>
       <w:szCs w:val="28"/>
     </w:rPr>
   </w:style>
-  <w:style w:type="paragraph" w:styleId="Textbody" w:customStyle="1">
+  <w:style w:type="paragraph" w:customStyle="1" w:styleId="Textbody">
     <w:name w:val="Text body"/>
     <w:basedOn w:val="Standard"/>
     <w:qFormat/>
     <w:pPr>
-      <w:spacing w:before="0" w:after="120"/>
+      <w:spacing w:after="120"/>
     </w:pPr>
-    <w:rPr/>
-  </w:style>
-  <w:style w:type="paragraph" w:styleId="Legenda1" w:customStyle="1">
+  </w:style>
+  <w:style w:type="paragraph" w:customStyle="1" w:styleId="Legenda1">
     <w:name w:val="Legenda1"/>
     <w:basedOn w:val="Normal"/>
     <w:qFormat/>
@@ -4246,7 +3558,7 @@
       <w:iCs/>
     </w:rPr>
   </w:style>
-  <w:style w:type="paragraph" w:styleId="Subtitle">
+  <w:style w:type="paragraph" w:styleId="Subttulo">
     <w:name w:val="Subtitle"/>
     <w:basedOn w:val="Ttulo1"/>
     <w:next w:val="Textbody"/>
@@ -4259,7 +3571,7 @@
       <w:iCs/>
     </w:rPr>
   </w:style>
-  <w:style w:type="paragraph" w:styleId="Legenda3" w:customStyle="1">
+  <w:style w:type="paragraph" w:customStyle="1" w:styleId="Legenda3">
     <w:name w:val="Legenda3"/>
     <w:basedOn w:val="Standard"/>
     <w:qFormat/>
@@ -4272,16 +3584,15 @@
       <w:iCs/>
     </w:rPr>
   </w:style>
-  <w:style w:type="paragraph" w:styleId="Contedodatabela" w:customStyle="1">
+  <w:style w:type="paragraph" w:customStyle="1" w:styleId="Contedodatabela">
     <w:name w:val="Conteúdo da tabela"/>
     <w:basedOn w:val="Standard"/>
     <w:qFormat/>
     <w:pPr>
       <w:suppressLineNumbers/>
     </w:pPr>
-    <w:rPr/>
-  </w:style>
-  <w:style w:type="paragraph" w:styleId="Ttulodetabela" w:customStyle="1">
+  </w:style>
+  <w:style w:type="paragraph" w:customStyle="1" w:styleId="Ttulodetabela">
     <w:name w:val="Título de tabela"/>
     <w:basedOn w:val="Contedodatabela"/>
     <w:qFormat/>
@@ -4293,57 +3604,55 @@
       <w:bCs/>
     </w:rPr>
   </w:style>
-  <w:style w:type="paragraph" w:styleId="ListParagraph">
+  <w:style w:type="paragraph" w:styleId="PargrafodaLista">
     <w:name w:val="List Paragraph"/>
     <w:basedOn w:val="Standard"/>
     <w:qFormat/>
     <w:pPr>
       <w:ind w:left="720"/>
     </w:pPr>
-    <w:rPr/>
-  </w:style>
-  <w:style w:type="paragraph" w:styleId="Corpodetexto21" w:customStyle="1">
+  </w:style>
+  <w:style w:type="paragraph" w:customStyle="1" w:styleId="Corpodetexto21">
     <w:name w:val="Corpo de texto 21"/>
     <w:basedOn w:val="Standard"/>
     <w:qFormat/>
     <w:pPr>
-      <w:keepNext w:val="true"/>
+      <w:keepNext/>
       <w:jc w:val="both"/>
     </w:pPr>
-    <w:rPr/>
-  </w:style>
-  <w:style w:type="paragraph" w:styleId="Ttulo31" w:customStyle="1">
+  </w:style>
+  <w:style w:type="paragraph" w:customStyle="1" w:styleId="Ttulo31">
     <w:name w:val="Título 31"/>
     <w:basedOn w:val="Standard"/>
     <w:next w:val="Standard"/>
     <w:qFormat/>
     <w:pPr>
-      <w:keepNext w:val="true"/>
+      <w:keepNext/>
       <w:jc w:val="center"/>
     </w:pPr>
     <w:rPr>
       <w:sz w:val="28"/>
     </w:rPr>
   </w:style>
-  <w:style w:type="paragraph" w:styleId="Ttulo11" w:customStyle="1">
+  <w:style w:type="paragraph" w:customStyle="1" w:styleId="Ttulo11">
     <w:name w:val="Título 11"/>
     <w:basedOn w:val="Standard"/>
     <w:next w:val="Standard"/>
     <w:qFormat/>
     <w:pPr>
-      <w:keepNext w:val="true"/>
+      <w:keepNext/>
     </w:pPr>
     <w:rPr>
       <w:sz w:val="32"/>
     </w:rPr>
   </w:style>
-  <w:style w:type="paragraph" w:styleId="Ttulo21" w:customStyle="1">
+  <w:style w:type="paragraph" w:customStyle="1" w:styleId="Ttulo21">
     <w:name w:val="Título 21"/>
     <w:basedOn w:val="Standard"/>
     <w:next w:val="Standard"/>
     <w:qFormat/>
     <w:pPr>
-      <w:keepNext w:val="true"/>
+      <w:keepNext/>
       <w:jc w:val="center"/>
     </w:pPr>
     <w:rPr>
@@ -4352,13 +3661,13 @@
       <w:sz w:val="28"/>
     </w:rPr>
   </w:style>
-  <w:style w:type="paragraph" w:styleId="Ttulo41" w:customStyle="1">
+  <w:style w:type="paragraph" w:customStyle="1" w:styleId="Ttulo41">
     <w:name w:val="Título 41"/>
     <w:basedOn w:val="Standard"/>
     <w:next w:val="Standard"/>
     <w:qFormat/>
     <w:pPr>
-      <w:keepNext w:val="true"/>
+      <w:keepNext/>
     </w:pPr>
     <w:rPr>
       <w:rFonts w:ascii="Arial" w:hAnsi="Arial" w:cs="Arial"/>
@@ -4367,71 +3676,59 @@
       <w:sz w:val="20"/>
     </w:rPr>
   </w:style>
-  <w:style w:type="paragraph" w:styleId="Contedodoquadro" w:customStyle="1">
+  <w:style w:type="paragraph" w:customStyle="1" w:styleId="Contedodoquadro">
     <w:name w:val="Conteúdo do quadro"/>
     <w:basedOn w:val="Textbody"/>
     <w:qFormat/>
-    <w:pPr/>
-    <w:rPr/>
-  </w:style>
-  <w:style w:type="paragraph" w:styleId="BalloonText">
+  </w:style>
+  <w:style w:type="paragraph" w:styleId="Textodebalo">
     <w:name w:val="Balloon Text"/>
     <w:basedOn w:val="Normal"/>
     <w:qFormat/>
-    <w:pPr/>
     <w:rPr>
       <w:rFonts w:ascii="Tahoma" w:hAnsi="Tahoma" w:cs="Tahoma"/>
       <w:sz w:val="16"/>
       <w:szCs w:val="14"/>
     </w:rPr>
   </w:style>
-  <w:style w:type="paragraph" w:styleId="Cabealhoerodap">
+  <w:style w:type="paragraph" w:customStyle="1" w:styleId="Cabealhoerodap">
     <w:name w:val="Cabeçalho e rodapé"/>
     <w:basedOn w:val="Normal"/>
     <w:qFormat/>
-    <w:pPr/>
-    <w:rPr/>
-  </w:style>
-  <w:style w:type="paragraph" w:styleId="Cabealhoerodapuser">
+  </w:style>
+  <w:style w:type="paragraph" w:customStyle="1" w:styleId="Cabealhoerodapuser">
     <w:name w:val="Cabeçalho e rodapé (user)"/>
     <w:basedOn w:val="Normal"/>
     <w:qFormat/>
-    <w:pPr/>
-    <w:rPr/>
-  </w:style>
-  <w:style w:type="paragraph" w:styleId="Header">
+  </w:style>
+  <w:style w:type="paragraph" w:styleId="Cabealho">
     <w:name w:val="header"/>
     <w:basedOn w:val="Normal"/>
-    <w:pPr/>
     <w:rPr>
       <w:szCs w:val="21"/>
     </w:rPr>
   </w:style>
-  <w:style w:type="paragraph" w:styleId="Footer">
+  <w:style w:type="paragraph" w:styleId="Rodap">
     <w:name w:val="footer"/>
     <w:basedOn w:val="Normal"/>
-    <w:pPr/>
     <w:rPr>
       <w:szCs w:val="21"/>
     </w:rPr>
   </w:style>
-  <w:style w:type="paragraph" w:styleId="Contedodetabela" w:customStyle="1">
+  <w:style w:type="paragraph" w:customStyle="1" w:styleId="Contedodetabela">
     <w:name w:val="Conteúdo de tabela"/>
     <w:basedOn w:val="Normal"/>
     <w:qFormat/>
     <w:pPr>
       <w:suppressLineNumbers/>
     </w:pPr>
-    <w:rPr/>
-  </w:style>
-  <w:style w:type="paragraph" w:styleId="Contedodatabelauser">
+  </w:style>
+  <w:style w:type="paragraph" w:customStyle="1" w:styleId="Contedodatabelauser">
     <w:name w:val="Conteúdo da tabela (user)"/>
     <w:basedOn w:val="Normal"/>
     <w:qFormat/>
-    <w:pPr/>
-    <w:rPr/>
-  </w:style>
-  <w:style w:type="paragraph" w:styleId="Ttulodetabelauser" w:customStyle="1">
+  </w:style>
+  <w:style w:type="paragraph" w:customStyle="1" w:styleId="Ttulodetabelauser">
     <w:name w:val="Título de tabela (user)"/>
     <w:basedOn w:val="Contedodetabela"/>
     <w:qFormat/>
@@ -4443,116 +3740,91 @@
       <w:bCs/>
     </w:rPr>
   </w:style>
-  <w:style w:type="paragraph" w:styleId="Contedodequadro" w:customStyle="1">
+  <w:style w:type="paragraph" w:customStyle="1" w:styleId="Contedodequadro">
     <w:name w:val="Conteúdo de quadro"/>
-    <w:basedOn w:val="BodyText"/>
-    <w:qFormat/>
-    <w:pPr/>
-    <w:rPr/>
-  </w:style>
-  <w:style w:type="paragraph" w:styleId="CommentText">
+    <w:basedOn w:val="Corpodetexto"/>
+    <w:qFormat/>
+  </w:style>
+  <w:style w:type="paragraph" w:styleId="Textodecomentrio">
     <w:name w:val="annotation text"/>
     <w:basedOn w:val="Normal"/>
     <w:link w:val="TextodecomentrioChar"/>
     <w:uiPriority w:val="99"/>
     <w:semiHidden/>
     <w:unhideWhenUsed/>
-    <w:rsid w:val="009677cb"/>
-    <w:pPr/>
+    <w:rsid w:val="009677CB"/>
     <w:rPr>
       <w:sz w:val="20"/>
       <w:szCs w:val="18"/>
     </w:rPr>
   </w:style>
-  <w:style w:type="paragraph" w:styleId="annotationsubject">
+  <w:style w:type="paragraph" w:styleId="Assuntodocomentrio">
     <w:name w:val="annotation subject"/>
-    <w:basedOn w:val="CommentText"/>
-    <w:next w:val="CommentText"/>
+    <w:basedOn w:val="Textodecomentrio"/>
+    <w:next w:val="Textodecomentrio"/>
     <w:link w:val="AssuntodocomentrioChar"/>
     <w:uiPriority w:val="99"/>
     <w:semiHidden/>
     <w:unhideWhenUsed/>
     <w:qFormat/>
-    <w:rsid w:val="009677cb"/>
-    <w:pPr/>
+    <w:rsid w:val="009677CB"/>
     <w:rPr>
       <w:b/>
       <w:bCs/>
     </w:rPr>
   </w:style>
-  <w:style w:type="numbering" w:styleId="Semlista" w:default="1">
-    <w:name w:val="Sem lista"/>
-    <w:uiPriority w:val="99"/>
-    <w:semiHidden/>
-    <w:unhideWhenUsed/>
-    <w:qFormat/>
-  </w:style>
-  <w:style w:type="table" w:default="1" w:styleId="Tabelanormal">
-    <w:name w:val="Normal Table"/>
-    <w:uiPriority w:val="99"/>
-    <w:semiHidden/>
-    <w:unhideWhenUsed/>
-    <w:tblPr>
-      <w:tblCellMar>
-        <w:top w:w="0" w:type="dxa"/>
-        <w:left w:w="108" w:type="dxa"/>
-        <w:bottom w:w="0" w:type="dxa"/>
-        <w:right w:w="108" w:type="dxa"/>
-      </w:tblCellMar>
-    </w:tblPr>
-  </w:style>
 </w:styles>
 </file>
 
 <file path=word/theme/theme1.xml><?xml version="1.0" encoding="utf-8"?>
-<a:theme xmlns:a="http://schemas.openxmlformats.org/drawingml/2006/main" xmlns:r="http://schemas.openxmlformats.org/officeDocument/2006/relationships" name="Tema do Office">
+<a:theme xmlns:a="http://schemas.openxmlformats.org/drawingml/2006/main" name="Tema do Office">
   <a:themeElements>
     <a:clrScheme name="Office">
       <a:dk1>
         <a:srgbClr val="000000"/>
       </a:dk1>
       <a:lt1>
-        <a:srgbClr val="ffffff"/>
+        <a:srgbClr val="FFFFFF"/>
       </a:lt1>
       <a:dk2>
-        <a:srgbClr val="0e2841"/>
+        <a:srgbClr val="0E2841"/>
       </a:dk2>
       <a:lt2>
-        <a:srgbClr val="e8e8e8"/>
+        <a:srgbClr val="E8E8E8"/>
       </a:lt2>
       <a:accent1>
         <a:srgbClr val="156082"/>
       </a:accent1>
       <a:accent2>
-        <a:srgbClr val="e97132"/>
+        <a:srgbClr val="E97132"/>
       </a:accent2>
       <a:accent3>
-        <a:srgbClr val="196b24"/>
+        <a:srgbClr val="196B24"/>
       </a:accent3>
       <a:accent4>
-        <a:srgbClr val="0f9ed5"/>
+        <a:srgbClr val="0F9ED5"/>
       </a:accent4>
       <a:accent5>
-        <a:srgbClr val="a02b93"/>
+        <a:srgbClr val="A02B93"/>
       </a:accent5>
       <a:accent6>
-        <a:srgbClr val="4ea72e"/>
+        <a:srgbClr val="4EA72E"/>
       </a:accent6>
       <a:hlink>
         <a:srgbClr val="467886"/>
       </a:hlink>
       <a:folHlink>
-        <a:srgbClr val="96607d"/>
+        <a:srgbClr val="96607D"/>
       </a:folHlink>
     </a:clrScheme>
     <a:fontScheme name="Office">
       <a:majorFont>
-        <a:latin typeface="Aptos Display" panose="02110004020202020204" pitchFamily="0" charset="1"/>
+        <a:latin typeface="Aptos Display" panose="02110004020202020204"/>
         <a:ea typeface=""/>
         <a:cs typeface=""/>
       </a:majorFont>
       <a:minorFont>
-        <a:latin typeface="Aptos" panose="02110004020202020204" pitchFamily="0" charset="1"/>
+        <a:latin typeface="Aptos" panose="02110004020202020204"/>
         <a:ea typeface=""/>
         <a:cs typeface=""/>
       </a:minorFont>
@@ -4584,7 +3856,7 @@
             </a:gs>
           </a:gsLst>
           <a:lin ang="5400000" scaled="0"/>
-          <a:tileRect l="0" t="0" r="0" b="0"/>
+          <a:tileRect/>
         </a:gradFill>
         <a:gradFill>
           <a:gsLst>
@@ -4608,7 +3880,7 @@
             </a:gs>
           </a:gsLst>
           <a:lin ang="5400000" scaled="0"/>
-          <a:tileRect l="0" t="0" r="0" b="0"/>
+          <a:tileRect/>
         </a:gradFill>
       </a:fillStyleLst>
       <a:lnStyleLst>
@@ -4668,10 +3940,12 @@
             </a:gs>
           </a:gsLst>
           <a:lin ang="5400000" scaled="0"/>
-          <a:tileRect l="0" t="0" r="0" b="0"/>
+          <a:tileRect/>
         </a:gradFill>
       </a:bgFillStyleLst>
     </a:fmtScheme>
   </a:themeElements>
+  <a:objectDefaults/>
+  <a:extraClrSchemeLst/>
 </a:theme>
 </file>